--- a/Lec6/Лекція 6.docx
+++ b/Lec6/Лекція 6.docx
@@ -1,13 +1,21 @@
 
 <file path=word/document.xml><?xml version="1.0" encoding="utf-8"?>
-<w:document xmlns:wpc="http://schemas.microsoft.com/office/word/2010/wordprocessingCanvas" xmlns:mc="http://schemas.openxmlformats.org/markup-compatibility/2006" xmlns:o="urn:schemas-microsoft-com:office:office" xmlns:r="http://schemas.openxmlformats.org/officeDocument/2006/relationships" xmlns:m="http://schemas.openxmlformats.org/officeDocument/2006/math" xmlns:v="urn:schemas-microsoft-com:vml" xmlns:wp14="http://schemas.microsoft.com/office/word/2010/wordprocessingDrawing" xmlns:wp="http://schemas.openxmlformats.org/drawingml/2006/wordprocessingDrawing" xmlns:w10="urn:schemas-microsoft-com:office:word" xmlns:w="http://schemas.openxmlformats.org/wordprocessingml/2006/main" xmlns:w14="http://schemas.microsoft.com/office/word/2010/wordml" xmlns:w15="http://schemas.microsoft.com/office/word/2012/wordml" xmlns:wpg="http://schemas.microsoft.com/office/word/2010/wordprocessingGroup" xmlns:wpi="http://schemas.microsoft.com/office/word/2010/wordprocessingInk" xmlns:wne="http://schemas.microsoft.com/office/word/2006/wordml" xmlns:wps="http://schemas.microsoft.com/office/word/2010/wordprocessingShape" mc:Ignorable="w14 w15 wp14">
+<w:document xmlns:wpc="http://schemas.microsoft.com/office/word/2010/wordprocessingCanvas" xmlns:cx="http://schemas.microsoft.com/office/drawing/2014/chartex" xmlns:cx1="http://schemas.microsoft.com/office/drawing/2015/9/8/chartex" xmlns:cx2="http://schemas.microsoft.com/office/drawing/2015/10/21/chartex" xmlns:cx3="http://schemas.microsoft.com/office/drawing/2016/5/9/chartex" xmlns:cx4="http://schemas.microsoft.com/office/drawing/2016/5/10/chartex" xmlns:cx5="http://schemas.microsoft.com/office/drawing/2016/5/11/chartex" xmlns:cx6="http://schemas.microsoft.com/office/drawing/2016/5/12/chartex" xmlns:cx7="http://schemas.microsoft.com/office/drawing/2016/5/13/chartex" xmlns:cx8="http://schemas.microsoft.com/office/drawing/2016/5/14/chartex" xmlns:mc="http://schemas.openxmlformats.org/markup-compatibility/2006" xmlns:aink="http://schemas.microsoft.com/office/drawing/2016/ink" xmlns:am3d="http://schemas.microsoft.com/office/drawing/2017/model3d" xmlns:o="urn:schemas-microsoft-com:office:office" xmlns:oel="http://schemas.microsoft.com/office/2019/extlst" xmlns:r="http://schemas.openxmlformats.org/officeDocument/2006/relationships" xmlns:m="http://schemas.openxmlformats.org/officeDocument/2006/math" xmlns:v="urn:schemas-microsoft-com:vml" xmlns:wp14="http://schemas.microsoft.com/office/word/2010/wordprocessingDrawing" xmlns:wp="http://schemas.openxmlformats.org/drawingml/2006/wordprocessingDrawing" xmlns:w10="urn:schemas-microsoft-com:office:word" xmlns:w="http://schemas.openxmlformats.org/wordprocessingml/2006/main" xmlns:w14="http://schemas.microsoft.com/office/word/2010/wordml" xmlns:w15="http://schemas.microsoft.com/office/word/2012/wordml" xmlns:w16cex="http://schemas.microsoft.com/office/word/2018/wordml/cex" xmlns:w16cid="http://schemas.microsoft.com/office/word/2016/wordml/cid" xmlns:w16="http://schemas.microsoft.com/office/word/2018/wordml" xmlns:w16du="http://schemas.microsoft.com/office/word/2023/wordml/word16du" xmlns:w16sdtdh="http://schemas.microsoft.com/office/word/2020/wordml/sdtdatahash" xmlns:w16se="http://schemas.microsoft.com/office/word/2015/wordml/symex" xmlns:wpg="http://schemas.microsoft.com/office/word/2010/wordprocessingGroup" xmlns:wpi="http://schemas.microsoft.com/office/word/2010/wordprocessingInk" xmlns:wne="http://schemas.microsoft.com/office/word/2006/wordml" xmlns:wps="http://schemas.microsoft.com/office/word/2010/wordprocessingShape" mc:Ignorable="w14 w15 w16se w16cid w16 w16cex w16sdtdh w16du wp14">
   <w:body>
     <w:p>
       <w:pPr>
-        <w:pStyle w:val="Heading1"/>
+        <w:pStyle w:val="1"/>
       </w:pPr>
       <w:r>
-        <w:t>Лекція №6 «Теорема Нернста»</w:t>
+        <w:t xml:space="preserve">Лекція №6 «Теорема </w:t>
+      </w:r>
+      <w:proofErr w:type="spellStart"/>
+      <w:r>
+        <w:t>Нернста</w:t>
+      </w:r>
+      <w:proofErr w:type="spellEnd"/>
+      <w:r>
+        <w:t>»</w:t>
       </w:r>
       <w:r>
         <w:t xml:space="preserve"> та</w:t>
@@ -20,9 +28,6 @@
     <w:p>
       <w:pPr>
         <w:jc w:val="both"/>
-        <w:rPr>
-          <w:lang w:val="ru-RU"/>
-        </w:rPr>
       </w:pPr>
       <w:r>
         <w:rPr>
@@ -31,45 +36,44 @@
         <w:t>70</w:t>
       </w:r>
       <w:r>
-        <w:t xml:space="preserve">. Метод термодинамічних потенціалів, розроблений Гібсом, дає можливість </w:t>
+        <w:t xml:space="preserve">. Метод термодинамічних потенціалів, розроблений </w:t>
+      </w:r>
+      <w:proofErr w:type="spellStart"/>
+      <w:r>
+        <w:t>Гібсом</w:t>
+      </w:r>
+      <w:proofErr w:type="spellEnd"/>
+      <w:r>
+        <w:t xml:space="preserve">, дає можливість </w:t>
       </w:r>
       <w:r>
         <w:t xml:space="preserve">знайти </w:t>
       </w:r>
       <w:r>
-        <w:t>термодинамічні властивості будь-якої речовини, якщо відомий його термодинамічний потенціал.</w:t>
-      </w:r>
-      <w:r>
-        <w:t xml:space="preserve"> Звернемо увагу, що використання поняття ентропії, прийняте в цьому методі, базується на його означенні через диференціал </w:t>
-      </w:r>
-      <w:r>
-        <w:rPr>
-          <w:i/>
-          <w:lang w:val="en-US"/>
+        <w:t xml:space="preserve">термодинамічні властивості будь-якої речовини, якщо відомий його термодинамічний потенціал. Звернемо увагу, що використання поняття ентропії, прийняте в цьому методі, базується на його означенні через диференціал </w:t>
+      </w:r>
+      <w:proofErr w:type="spellStart"/>
+      <w:r>
+        <w:rPr>
+          <w:i/>
         </w:rPr>
         <w:t>d</w:t>
       </w:r>
       <w:r>
         <w:rPr>
           <w:i/>
-          <w:lang w:val="en-US"/>
         </w:rPr>
         <w:t>S</w:t>
       </w:r>
-      <w:r>
-        <w:rPr>
-          <w:lang w:val="ru-RU"/>
-        </w:rPr>
-        <w:t xml:space="preserve">. </w:t>
-      </w:r>
-      <w:r>
-        <w:t xml:space="preserve">А, отже, сама ця величина визначена з точністю до константи </w:t>
+      <w:proofErr w:type="spellEnd"/>
+      <w:r>
+        <w:t xml:space="preserve">. А, отже, сама ця величина визначена з точністю до константи </w:t>
       </w:r>
       <w:r>
         <w:rPr>
           <w:position w:val="-12"/>
         </w:rPr>
-        <w:object w:dxaOrig="279" w:dyaOrig="360">
+        <w:object w:dxaOrig="279" w:dyaOrig="360" w14:anchorId="0CD0CF2D">
           <v:shapetype id="_x0000_t75" coordsize="21600,21600" o:spt="75" o:preferrelative="t" path="m@4@5l@4@11@9@11@9@5xe" filled="f" stroked="f">
             <v:stroke joinstyle="miter"/>
             <v:formulas>
@@ -92,7 +96,7 @@
           <v:shape id="_x0000_i1025" type="#_x0000_t75" style="width:13.8pt;height:18pt" o:ole="">
             <v:imagedata r:id="rId6" o:title=""/>
           </v:shape>
-          <o:OLEObject Type="Embed" ProgID="Equation.3" ShapeID="_x0000_i1025" DrawAspect="Content" ObjectID="_1583775211" r:id="rId7"/>
+          <o:OLEObject Type="Embed" ProgID="Equation.3" ShapeID="_x0000_i1025" DrawAspect="Content" ObjectID="_1775769283" r:id="rId7"/>
         </w:object>
       </w:r>
       <w:r>
@@ -117,8 +121,13 @@
         <w:t xml:space="preserve">з </w:t>
       </w:r>
       <w:r>
-        <w:t>різницею ентропій</w:t>
-      </w:r>
+        <w:t xml:space="preserve">різницею </w:t>
+      </w:r>
+      <w:proofErr w:type="spellStart"/>
+      <w:r>
+        <w:t>ентропій</w:t>
+      </w:r>
+      <w:proofErr w:type="spellEnd"/>
       <w:r>
         <w:t xml:space="preserve">. Але оскільки в </w:t>
       </w:r>
@@ -131,7 +140,6 @@
       <w:r>
         <w:rPr>
           <w:i/>
-          <w:lang w:val="en-US"/>
         </w:rPr>
         <w:t>TS</w:t>
       </w:r>
@@ -144,39 +152,25 @@
       <w:r>
         <w:rPr>
           <w:i/>
-          <w:lang w:val="en-US"/>
         </w:rPr>
         <w:t>TS</w:t>
       </w:r>
       <w:r>
         <w:rPr>
           <w:vertAlign w:val="subscript"/>
-          <w:lang w:val="ru-RU"/>
         </w:rPr>
         <w:t>0</w:t>
       </w:r>
       <w:r>
-        <w:rPr>
-          <w:lang w:val="ru-RU"/>
-        </w:rPr>
         <w:t xml:space="preserve">, внаслідок чого їх практична корисність для станів </w:t>
       </w:r>
       <w:r>
-        <w:rPr>
-          <w:lang w:val="ru-RU"/>
-        </w:rPr>
         <w:t>системи і</w:t>
       </w:r>
       <w:r>
-        <w:rPr>
-          <w:lang w:val="ru-RU"/>
-        </w:rPr>
         <w:t>з різним</w:t>
       </w:r>
       <w:r>
-        <w:rPr>
-          <w:lang w:val="ru-RU"/>
-        </w:rPr>
         <w:t>и температурами стає ілюзорною.</w:t>
       </w:r>
     </w:p>
@@ -186,56 +180,51 @@
         <w:jc w:val="both"/>
       </w:pPr>
       <w:r>
-        <w:rPr>
-          <w:lang w:val="ru-RU"/>
-        </w:rPr>
         <w:t xml:space="preserve">Ці труднощі </w:t>
       </w:r>
       <w:r>
-        <w:rPr>
-          <w:lang w:val="ru-RU"/>
-        </w:rPr>
         <w:t>спонука</w:t>
       </w:r>
       <w:r>
-        <w:rPr>
-          <w:lang w:val="ru-RU"/>
-        </w:rPr>
-        <w:t xml:space="preserve">ли Нернста провести ретельні дослідження хімічної спорідненості, обчислення якої потребує інтегрування </w:t>
-      </w:r>
-      <w:r>
-        <w:rPr>
-          <w:i/>
-        </w:rPr>
-        <w:t>рівнянь</w:t>
-      </w:r>
-      <w:r>
-        <w:rPr>
-          <w:i/>
-        </w:rPr>
-        <w:t xml:space="preserve"> Гібса-Гельмгольца</w:t>
-      </w:r>
-      <w:r>
-        <w:rPr>
-          <w:lang w:val="ru-RU"/>
-        </w:rPr>
-        <w:t xml:space="preserve"> </w:t>
-      </w:r>
-      <w:r>
-        <w:rPr>
-          <w:lang w:val="ru-RU"/>
-        </w:rPr>
+        <w:t xml:space="preserve">ли </w:t>
+      </w:r>
+      <w:proofErr w:type="spellStart"/>
+      <w:r>
+        <w:t>Нернста</w:t>
+      </w:r>
+      <w:proofErr w:type="spellEnd"/>
+      <w:r>
+        <w:t xml:space="preserve"> провести ретельні дослідження хімічної спорідненості, обчислення якої потребує інтегрування </w:t>
+      </w:r>
+      <w:r>
+        <w:rPr>
+          <w:i/>
+        </w:rPr>
+        <w:t xml:space="preserve">рівнянь </w:t>
+      </w:r>
+      <w:proofErr w:type="spellStart"/>
+      <w:r>
+        <w:rPr>
+          <w:i/>
+        </w:rPr>
+        <w:t>Гібса-Гельмгольца</w:t>
+      </w:r>
+      <w:proofErr w:type="spellEnd"/>
+      <w:r>
+        <w:t xml:space="preserve"> </w:t>
+      </w:r>
+      <w:r>
         <w:t xml:space="preserve">(63.2). Отриманий інтеграл суттєво залежить від </w:t>
       </w:r>
       <w:r>
         <w:rPr>
           <w:position w:val="-12"/>
         </w:rPr>
-        <w:object w:dxaOrig="279" w:dyaOrig="360">
+        <w:object w:dxaOrig="279" w:dyaOrig="360" w14:anchorId="0CD0CF2E">
           <v:shape id="_x0000_i1026" type="#_x0000_t75" style="width:13.8pt;height:18pt" o:ole="">
             <v:imagedata r:id="rId6" o:title=""/>
           </v:shape>
-          <o:OLEObject Type="Embed" ProgID="Equation.3" ShapeID="_x0000_i1026" DrawAspect="Content" ObjectID="_1583775212" r:id="rId8"/>
+          <o:OLEObject Type="Embed" ProgID="Equation.3" ShapeID="_x0000_i1026" DrawAspect="Content" ObjectID="_1775769284" r:id="rId8"/>
         </w:object>
       </w:r>
       <w:r>
@@ -245,10 +234,26 @@
         <w:t>зауваж</w:t>
       </w:r>
       <w:r>
-        <w:t>ити, що Нернст користувався не зовсім коректним означенням хімічної спорідненості</w:t>
-      </w:r>
-      <w:r>
-        <w:t xml:space="preserve">, запропонованим М. Бертло, який </w:t>
+        <w:t xml:space="preserve">ити, що </w:t>
+      </w:r>
+      <w:proofErr w:type="spellStart"/>
+      <w:r>
+        <w:t>Нернст</w:t>
+      </w:r>
+      <w:proofErr w:type="spellEnd"/>
+      <w:r>
+        <w:t xml:space="preserve"> користувався не зовсім коректним означенням хімічної спорідненості</w:t>
+      </w:r>
+      <w:r>
+        <w:t xml:space="preserve">, запропонованим М. </w:t>
+      </w:r>
+      <w:proofErr w:type="spellStart"/>
+      <w:r>
+        <w:t>Бертло</w:t>
+      </w:r>
+      <w:proofErr w:type="spellEnd"/>
+      <w:r>
+        <w:t xml:space="preserve">, який </w:t>
       </w:r>
       <w:r>
         <w:t>як</w:t>
@@ -272,11 +277,11 @@
         <w:rPr>
           <w:position w:val="-28"/>
         </w:rPr>
-        <w:object w:dxaOrig="1660" w:dyaOrig="540">
+        <w:object w:dxaOrig="1660" w:dyaOrig="540" w14:anchorId="0CD0CF2F">
           <v:shape id="_x0000_i1027" type="#_x0000_t75" style="width:82.8pt;height:27pt" o:ole="">
             <v:imagedata r:id="rId9" o:title=""/>
           </v:shape>
-          <o:OLEObject Type="Embed" ProgID="Equation.3" ShapeID="_x0000_i1027" DrawAspect="Content" ObjectID="_1583775213" r:id="rId10"/>
+          <o:OLEObject Type="Embed" ProgID="Equation.3" ShapeID="_x0000_i1027" DrawAspect="Content" ObjectID="_1775769285" r:id="rId10"/>
         </w:object>
       </w:r>
       <w:r>
@@ -286,13 +291,29 @@
         <w:t xml:space="preserve">фактично </w:t>
       </w:r>
       <w:r>
-        <w:t>суму енергій Гельмгольца, віднесених до одної част</w:t>
+        <w:t xml:space="preserve">суму енергій </w:t>
+      </w:r>
+      <w:proofErr w:type="spellStart"/>
+      <w:r>
+        <w:t>Гельмгольца</w:t>
+      </w:r>
+      <w:proofErr w:type="spellEnd"/>
+      <w:r>
+        <w:t>, віднесених до одної част</w:t>
       </w:r>
       <w:r>
         <w:t>ин</w:t>
       </w:r>
       <w:r>
-        <w:t xml:space="preserve">ки, і взятих зі стехіометричними коефіцієнтами реакцій. </w:t>
+        <w:t xml:space="preserve">ки, і взятих зі </w:t>
+      </w:r>
+      <w:proofErr w:type="spellStart"/>
+      <w:r>
+        <w:t>стехіометричними</w:t>
+      </w:r>
+      <w:proofErr w:type="spellEnd"/>
+      <w:r>
+        <w:t xml:space="preserve"> коефіцієнтами реакцій. </w:t>
       </w:r>
       <w:r>
         <w:t xml:space="preserve">У виправдання такого підходу </w:t>
@@ -307,10 +328,26 @@
         <w:t xml:space="preserve">і рідких </w:t>
       </w:r>
       <w:r>
-        <w:t>тіл енергія Гельмгольца і енергія Гі</w:t>
-      </w:r>
-      <w:r>
-        <w:t>бса мало відрізняються (точніше їх різниця</w:t>
+        <w:t xml:space="preserve">тіл енергія </w:t>
+      </w:r>
+      <w:proofErr w:type="spellStart"/>
+      <w:r>
+        <w:t>Гельмгольца</w:t>
+      </w:r>
+      <w:proofErr w:type="spellEnd"/>
+      <w:r>
+        <w:t xml:space="preserve"> і енергія </w:t>
+      </w:r>
+      <w:proofErr w:type="spellStart"/>
+      <w:r>
+        <w:t>Гі</w:t>
+      </w:r>
+      <w:r>
+        <w:t>бса</w:t>
+      </w:r>
+      <w:proofErr w:type="spellEnd"/>
+      <w:r>
+        <w:t xml:space="preserve"> мало відрізняються (точніше їх різниця</w:t>
       </w:r>
       <w:r>
         <w:t xml:space="preserve"> </w:t>
@@ -343,11 +380,11 @@
         <w:rPr>
           <w:position w:val="-6"/>
         </w:rPr>
-        <w:object w:dxaOrig="560" w:dyaOrig="279">
+        <w:object w:dxaOrig="560" w:dyaOrig="279" w14:anchorId="0CD0CF30">
           <v:shape id="_x0000_i1028" type="#_x0000_t75" style="width:28.2pt;height:13.8pt" o:ole="">
             <v:imagedata r:id="rId11" o:title=""/>
           </v:shape>
-          <o:OLEObject Type="Embed" ProgID="Equation.3" ShapeID="_x0000_i1028" DrawAspect="Content" ObjectID="_1583775214" r:id="rId12"/>
+          <o:OLEObject Type="Embed" ProgID="Equation.3" ShapeID="_x0000_i1028" DrawAspect="Content" ObjectID="_1775769286" r:id="rId12"/>
         </w:object>
       </w:r>
       <w:r>
@@ -365,16 +402,28 @@
       <w:r>
         <w:t xml:space="preserve">тіл. </w:t>
       </w:r>
+      <w:proofErr w:type="spellStart"/>
       <w:r>
         <w:t>Окремим</w:t>
       </w:r>
       <w:r>
-        <w:t xml:space="preserve">им наслідком цього є практична рівність теплот реакцій при </w:t>
-      </w:r>
-      <w:r>
-        <w:rPr>
-          <w:i/>
-          <w:lang w:val="en-US"/>
+        <w:t>им</w:t>
+      </w:r>
+      <w:proofErr w:type="spellEnd"/>
+      <w:r>
+        <w:t xml:space="preserve"> наслідком цього є практична рівність </w:t>
+      </w:r>
+      <w:proofErr w:type="spellStart"/>
+      <w:r>
+        <w:t>теплот</w:t>
+      </w:r>
+      <w:proofErr w:type="spellEnd"/>
+      <w:r>
+        <w:t xml:space="preserve"> реакцій при </w:t>
+      </w:r>
+      <w:r>
+        <w:rPr>
+          <w:i/>
         </w:rPr>
         <w:t>P</w:t>
       </w:r>
@@ -384,27 +433,22 @@
       <w:r>
         <w:rPr>
           <w:i/>
-          <w:lang w:val="en-US"/>
         </w:rPr>
         <w:t>V</w:t>
       </w:r>
       <w:r>
         <w:t>=</w:t>
       </w:r>
-      <w:r>
-        <w:rPr>
-          <w:lang w:val="en-US"/>
-        </w:rPr>
+      <w:proofErr w:type="spellStart"/>
+      <w:r>
         <w:t>const</w:t>
       </w:r>
+      <w:proofErr w:type="spellEnd"/>
       <w:r>
         <w:t xml:space="preserve"> для твердих </w:t>
       </w:r>
       <w:r>
-        <w:t xml:space="preserve">і </w:t>
-      </w:r>
-      <w:r>
-        <w:t xml:space="preserve">рідких </w:t>
+        <w:t xml:space="preserve">і рідких </w:t>
       </w:r>
       <w:r>
         <w:t>тіл:</w:t>
@@ -427,20 +471,16 @@
           <w:p>
             <w:pPr>
               <w:jc w:val="center"/>
-              <w:rPr>
-                <w:lang w:val="ru-RU"/>
-              </w:rPr>
             </w:pPr>
             <w:r>
               <w:rPr>
                 <w:position w:val="-32"/>
-                <w:lang w:val="ru-RU"/>
               </w:rPr>
-              <w:object w:dxaOrig="5100" w:dyaOrig="901">
+              <w:object w:dxaOrig="5100" w:dyaOrig="901" w14:anchorId="0CD0CF31">
                 <v:shape id="_x0000_i1029" type="#_x0000_t75" style="width:214.8pt;height:37.8pt" o:ole="">
                   <v:imagedata r:id="rId13" o:title=""/>
                 </v:shape>
-                <o:OLEObject Type="Embed" ProgID="Equation.3" ShapeID="_x0000_i1029" DrawAspect="Content" ObjectID="_1583775215" r:id="rId14"/>
+                <o:OLEObject Type="Embed" ProgID="Equation.3" ShapeID="_x0000_i1029" DrawAspect="Content" ObjectID="_1775769287" r:id="rId14"/>
               </w:object>
             </w:r>
           </w:p>
@@ -453,14 +493,8 @@
           <w:p>
             <w:pPr>
               <w:jc w:val="center"/>
-              <w:rPr>
-                <w:lang w:val="ru-RU"/>
-              </w:rPr>
             </w:pPr>
             <w:r>
-              <w:rPr>
-                <w:lang w:val="ru-RU"/>
-              </w:rPr>
               <w:t>(1)</w:t>
             </w:r>
           </w:p>
@@ -471,259 +505,213 @@
       <w:pPr>
         <w:ind w:firstLine="708"/>
         <w:jc w:val="both"/>
-        <w:rPr>
-          <w:lang w:val="ru-RU"/>
-        </w:rPr>
       </w:pPr>
       <w:r>
-        <w:rPr>
-          <w:lang w:val="ru-RU"/>
-        </w:rPr>
-        <w:t xml:space="preserve">Наведемо </w:t>
-      </w:r>
-      <w:r>
-        <w:rPr>
-          <w:lang w:val="ru-RU"/>
-        </w:rPr>
-        <w:t>міркування</w:t>
-      </w:r>
-      <w:r>
-        <w:rPr>
-          <w:lang w:val="ru-RU"/>
-        </w:rPr>
-        <w:t xml:space="preserve"> Нернста, що привели його до </w:t>
-      </w:r>
-      <w:r>
-        <w:rPr>
-          <w:lang w:val="ru-RU"/>
-        </w:rPr>
+        <w:t xml:space="preserve">Наведемо міркування </w:t>
+      </w:r>
+      <w:proofErr w:type="spellStart"/>
+      <w:r>
+        <w:t>Нернста</w:t>
+      </w:r>
+      <w:proofErr w:type="spellEnd"/>
+      <w:r>
+        <w:t xml:space="preserve">, що привели його до </w:t>
+      </w:r>
+      <w:proofErr w:type="spellStart"/>
+      <w:r>
         <w:t>формулю</w:t>
       </w:r>
       <w:r>
-        <w:rPr>
-          <w:lang w:val="ru-RU"/>
-        </w:rPr>
-        <w:t xml:space="preserve">ння третього закону термодинаміки. Згідно Бертло величина </w:t>
-      </w:r>
-      <w:r>
-        <w:rPr>
-          <w:lang w:val="ru-RU"/>
-        </w:rPr>
+        <w:t>ння</w:t>
+      </w:r>
+      <w:proofErr w:type="spellEnd"/>
+      <w:r>
+        <w:t xml:space="preserve"> третього закону термодинаміки. Згідно </w:t>
+      </w:r>
+      <w:proofErr w:type="spellStart"/>
+      <w:r>
+        <w:t>Бертло</w:t>
+      </w:r>
+      <w:proofErr w:type="spellEnd"/>
+      <w:r>
+        <w:t xml:space="preserve"> величина </w:t>
+      </w:r>
+      <w:r>
         <w:sym w:font="Symbol" w:char="F044"/>
       </w:r>
       <w:r>
         <w:rPr>
           <w:i/>
-          <w:lang w:val="en-US"/>
         </w:rPr>
         <w:t>U</w:t>
       </w:r>
       <w:r>
-        <w:rPr>
-          <w:lang w:val="en-US"/>
-        </w:rPr>
         <w:sym w:font="Symbol" w:char="F02D"/>
       </w:r>
       <w:r>
-        <w:rPr>
-          <w:lang w:val="en-US"/>
-        </w:rPr>
         <w:sym w:font="Symbol" w:char="F044"/>
       </w:r>
       <w:r>
         <w:rPr>
           <w:i/>
-          <w:lang w:val="en-US"/>
         </w:rPr>
         <w:t>F</w:t>
       </w:r>
       <w:r>
-        <w:rPr>
-          <w:lang w:val="ru-RU"/>
-        </w:rPr>
         <w:t xml:space="preserve"> повинна прямувати до нуля при</w:t>
       </w:r>
       <w:r>
-        <w:rPr>
-          <w:lang w:val="ru-RU"/>
-        </w:rPr>
-        <w:t xml:space="preserve"> </w:t>
-      </w:r>
-      <w:r>
-        <w:rPr>
-          <w:i/>
-          <w:lang w:val="en-US"/>
+        <w:t xml:space="preserve"> </w:t>
+      </w:r>
+      <w:r>
+        <w:rPr>
+          <w:i/>
         </w:rPr>
         <w:t>T</w:t>
       </w:r>
       <w:r>
-        <w:rPr>
-          <w:lang w:val="ru-RU"/>
-        </w:rPr>
         <w:sym w:font="Symbol" w:char="F0AE"/>
       </w:r>
       <w:r>
-        <w:rPr>
-          <w:lang w:val="ru-RU"/>
-        </w:rPr>
         <w:t>0</w:t>
       </w:r>
       <w:r>
-        <w:rPr>
-          <w:lang w:val="ru-RU"/>
-        </w:rPr>
         <w:t xml:space="preserve">, що </w:t>
       </w:r>
       <w:r>
-        <w:rPr>
-          <w:lang w:val="ru-RU"/>
-        </w:rPr>
         <w:t>на</w:t>
       </w:r>
       <w:r>
-        <w:rPr>
-          <w:lang w:val="ru-RU"/>
-        </w:rPr>
         <w:t xml:space="preserve"> практиці і</w:t>
       </w:r>
       <w:r>
-        <w:rPr>
-          <w:lang w:val="ru-RU"/>
-        </w:rPr>
-        <w:t xml:space="preserve"> має місце. Нернст </w:t>
-      </w:r>
-      <w:r>
-        <w:rPr>
-          <w:lang w:val="ru-RU"/>
-        </w:rPr>
+        <w:t xml:space="preserve"> має місце. </w:t>
+      </w:r>
+      <w:proofErr w:type="spellStart"/>
+      <w:r>
+        <w:t>Нернст</w:t>
+      </w:r>
+      <w:proofErr w:type="spellEnd"/>
+      <w:r>
+        <w:t xml:space="preserve"> </w:t>
+      </w:r>
+      <w:r>
         <w:t>стосовно цього зауважував</w:t>
       </w:r>
       <w:r>
-        <w:rPr>
-          <w:lang w:val="ru-RU"/>
-        </w:rPr>
         <w:t>: «</w:t>
       </w:r>
       <w:r>
         <w:rPr>
           <w:i/>
-          <w:lang w:val="ru-RU"/>
         </w:rPr>
         <w:t>Той факт, що в дослі</w:t>
       </w:r>
       <w:r>
         <w:rPr>
           <w:i/>
-          <w:lang w:val="ru-RU"/>
         </w:rPr>
         <w:t>дах різниця між А</w:t>
       </w:r>
       <w:r>
         <w:rPr>
           <w:i/>
-          <w:lang w:val="ru-RU"/>
-        </w:rPr>
-        <w:t xml:space="preserve"> </w:t>
-      </w:r>
-      <w:r>
-        <w:rPr>
-          <w:i/>
-          <w:lang w:val="ru-RU"/>
+        </w:rPr>
+        <w:t xml:space="preserve"> </w:t>
+      </w:r>
+      <w:r>
+        <w:rPr>
+          <w:i/>
         </w:rPr>
         <w:t xml:space="preserve">(спорідненістю) і </w:t>
       </w:r>
       <w:r>
         <w:rPr>
           <w:i/>
-          <w:lang w:val="ru-RU"/>
         </w:rPr>
         <w:sym w:font="Symbol" w:char="F044"/>
       </w:r>
       <w:r>
         <w:rPr>
           <w:i/>
-          <w:lang w:val="en-US"/>
         </w:rPr>
         <w:t>U</w:t>
       </w:r>
       <w:r>
         <w:rPr>
           <w:i/>
-          <w:lang w:val="ru-RU"/>
         </w:rPr>
         <w:t xml:space="preserve"> часто дуже мала, навів мене на думку, що ми маємо справу з деяким граничним законом, згідно з яким величини А і </w:t>
       </w:r>
       <w:r>
         <w:rPr>
           <w:i/>
-          <w:lang w:val="ru-RU"/>
         </w:rPr>
         <w:sym w:font="Symbol" w:char="F044"/>
       </w:r>
       <w:r>
         <w:rPr>
           <w:i/>
-          <w:lang w:val="en-US"/>
         </w:rPr>
         <w:t>U</w:t>
       </w:r>
       <w:r>
         <w:rPr>
           <w:i/>
-          <w:lang w:val="ru-RU"/>
         </w:rPr>
         <w:t xml:space="preserve"> не тільки</w:t>
       </w:r>
       <w:r>
         <w:rPr>
           <w:i/>
-          <w:lang w:val="ru-RU"/>
         </w:rPr>
         <w:t xml:space="preserve"> рівні між собою при абсолютно</w:t>
       </w:r>
       <w:r>
         <w:rPr>
           <w:i/>
-          <w:lang w:val="ru-RU"/>
-        </w:rPr>
-        <w:t xml:space="preserve">му нулі, але й асимптотично наближаються один до одного при </w:t>
+        </w:rPr>
+        <w:t xml:space="preserve">му нулі, але й </w:t>
+      </w:r>
+      <w:proofErr w:type="spellStart"/>
+      <w:r>
+        <w:rPr>
+          <w:i/>
+        </w:rPr>
+        <w:t>асимптотично</w:t>
+      </w:r>
+      <w:proofErr w:type="spellEnd"/>
+      <w:r>
+        <w:rPr>
+          <w:i/>
+        </w:rPr>
+        <w:t xml:space="preserve"> наближаються один до одного при </w:t>
       </w:r>
       <w:r>
         <w:rPr>
           <w:i/>
           <w:position w:val="-6"/>
-          <w:lang w:val="ru-RU"/>
-        </w:rPr>
-        <w:object w:dxaOrig="700" w:dyaOrig="279">
+        </w:rPr>
+        <w:object w:dxaOrig="700" w:dyaOrig="279" w14:anchorId="0CD0CF32">
           <v:shape id="_x0000_i1030" type="#_x0000_t75" style="width:34.8pt;height:13.8pt" o:ole="">
             <v:imagedata r:id="rId15" o:title=""/>
           </v:shape>
-          <o:OLEObject Type="Embed" ProgID="Equation.3" ShapeID="_x0000_i1030" DrawAspect="Content" ObjectID="_1583775216" r:id="rId16"/>
+          <o:OLEObject Type="Embed" ProgID="Equation.3" ShapeID="_x0000_i1030" DrawAspect="Content" ObjectID="_1775769288" r:id="rId16"/>
         </w:object>
       </w:r>
       <w:r>
         <w:rPr>
           <w:i/>
-          <w:lang w:val="ru-RU"/>
         </w:rPr>
         <w:t>»</w:t>
       </w:r>
       <w:r>
-        <w:rPr>
-          <w:lang w:val="ru-RU"/>
-        </w:rPr>
         <w:t>. Отже</w:t>
       </w:r>
       <w:r>
-        <w:rPr>
-          <w:lang w:val="ru-RU"/>
-        </w:rPr>
         <w:t xml:space="preserve"> із експерименту було знайдено</w:t>
       </w:r>
       <w:r>
-        <w:rPr>
-          <w:lang w:val="ru-RU"/>
-        </w:rPr>
         <w:t>:</w:t>
       </w:r>
     </w:p>
@@ -744,20 +732,16 @@
           <w:p>
             <w:pPr>
               <w:jc w:val="center"/>
-              <w:rPr>
-                <w:lang w:val="ru-RU"/>
-              </w:rPr>
             </w:pPr>
             <w:r>
               <w:rPr>
                 <w:position w:val="-20"/>
-                <w:lang w:val="ru-RU"/>
               </w:rPr>
-              <w:object w:dxaOrig="2940" w:dyaOrig="440">
+              <w:object w:dxaOrig="2940" w:dyaOrig="440" w14:anchorId="0CD0CF33">
                 <v:shape id="_x0000_i1031" type="#_x0000_t75" style="width:133.2pt;height:19.8pt" o:ole="">
                   <v:imagedata r:id="rId17" o:title=""/>
                 </v:shape>
-                <o:OLEObject Type="Embed" ProgID="Equation.3" ShapeID="_x0000_i1031" DrawAspect="Content" ObjectID="_1583775217" r:id="rId18"/>
+                <o:OLEObject Type="Embed" ProgID="Equation.3" ShapeID="_x0000_i1031" DrawAspect="Content" ObjectID="_1775769289" r:id="rId18"/>
               </w:object>
             </w:r>
           </w:p>
@@ -770,14 +754,8 @@
           <w:p>
             <w:pPr>
               <w:jc w:val="center"/>
-              <w:rPr>
-                <w:lang w:val="ru-RU"/>
-              </w:rPr>
             </w:pPr>
             <w:r>
-              <w:rPr>
-                <w:lang w:val="ru-RU"/>
-              </w:rPr>
               <w:t>(2)</w:t>
             </w:r>
           </w:p>
@@ -785,152 +763,97 @@
       </w:tr>
     </w:tbl>
     <w:p>
-      <w:pPr>
-        <w:rPr>
-          <w:lang w:val="ru-RU"/>
-        </w:rPr>
-      </w:pPr>
-      <w:r>
-        <w:rPr>
-          <w:lang w:val="ru-RU"/>
-        </w:rPr>
+      <w:r>
         <w:t xml:space="preserve">Тоді, оскільки </w:t>
       </w:r>
       <w:r>
-        <w:rPr>
-          <w:lang w:val="en-US"/>
-        </w:rPr>
         <w:sym w:font="Symbol" w:char="F044"/>
       </w:r>
       <w:r>
         <w:rPr>
           <w:i/>
-          <w:lang w:val="en-US"/>
         </w:rPr>
         <w:t>F</w:t>
       </w:r>
       <w:r>
-        <w:rPr>
-          <w:lang w:val="ru-RU"/>
-        </w:rPr>
         <w:t>=</w:t>
       </w:r>
       <w:r>
-        <w:rPr>
-          <w:lang w:val="ru-RU"/>
-        </w:rPr>
         <w:sym w:font="Symbol" w:char="F044"/>
       </w:r>
       <w:r>
         <w:rPr>
           <w:i/>
-          <w:lang w:val="en-US"/>
         </w:rPr>
         <w:t>U</w:t>
       </w:r>
       <w:r>
-        <w:rPr>
-          <w:lang w:val="en-US"/>
-        </w:rPr>
         <w:sym w:font="Symbol" w:char="F02D"/>
       </w:r>
       <w:r>
         <w:rPr>
           <w:i/>
-          <w:lang w:val="en-US"/>
         </w:rPr>
         <w:t>T</w:t>
       </w:r>
       <w:r>
-        <w:rPr>
-          <w:lang w:val="en-US"/>
-        </w:rPr>
         <w:sym w:font="Symbol" w:char="F044"/>
       </w:r>
       <w:r>
         <w:rPr>
           <w:i/>
-          <w:lang w:val="en-US"/>
         </w:rPr>
         <w:t>S</w:t>
       </w:r>
       <w:r>
-        <w:rPr>
-          <w:lang w:val="ru-RU"/>
-        </w:rPr>
         <w:t>, із (2) отримуємо</w:t>
       </w:r>
       <w:r>
-        <w:rPr>
-          <w:lang w:val="ru-RU"/>
-        </w:rPr>
         <w:t xml:space="preserve">, що в границі </w:t>
       </w:r>
       <w:r>
         <w:rPr>
           <w:i/>
-          <w:lang w:val="ru-RU"/>
         </w:rPr>
         <w:t>Т</w:t>
       </w:r>
       <w:r>
-        <w:rPr>
-          <w:lang w:val="ru-RU"/>
-        </w:rPr>
         <w:sym w:font="Symbol" w:char="F0AE"/>
       </w:r>
       <w:r>
-        <w:rPr>
-          <w:lang w:val="ru-RU"/>
-        </w:rPr>
         <w:t xml:space="preserve">0 </w:t>
       </w:r>
       <w:r>
-        <w:rPr>
-          <w:lang w:val="ru-RU"/>
-        </w:rPr>
         <w:sym w:font="Symbol" w:char="F044"/>
       </w:r>
       <w:r>
         <w:rPr>
           <w:i/>
-          <w:lang w:val="en-US"/>
         </w:rPr>
         <w:t>U</w:t>
       </w:r>
       <w:r>
-        <w:rPr>
-          <w:lang w:val="ru-RU"/>
-        </w:rPr>
         <w:t>=</w:t>
       </w:r>
       <w:r>
-        <w:rPr>
-          <w:lang w:val="ru-RU"/>
-        </w:rPr>
         <w:sym w:font="Symbol" w:char="F044"/>
       </w:r>
       <w:r>
         <w:rPr>
           <w:i/>
-          <w:lang w:val="en-US"/>
         </w:rPr>
         <w:t>F</w:t>
       </w:r>
       <w:r>
-        <w:rPr>
-          <w:lang w:val="ru-RU"/>
-        </w:rPr>
         <w:t xml:space="preserve">. </w:t>
       </w:r>
-      <w:r>
-        <w:t>Звідци:</w:t>
-      </w:r>
-      <w:r>
-        <w:rPr>
-          <w:lang w:val="ru-RU"/>
-        </w:rPr>
-        <w:t xml:space="preserve"> </w:t>
+      <w:proofErr w:type="spellStart"/>
+      <w:r>
+        <w:t>Звідци</w:t>
+      </w:r>
+      <w:proofErr w:type="spellEnd"/>
+      <w:r>
+        <w:t xml:space="preserve">: </w:t>
       </w:r>
     </w:p>
     <w:tbl>
@@ -951,20 +874,16 @@
           <w:p>
             <w:pPr>
               <w:jc w:val="center"/>
-              <w:rPr>
-                <w:lang w:val="ru-RU"/>
-              </w:rPr>
             </w:pPr>
             <w:r>
               <w:rPr>
                 <w:position w:val="-30"/>
-                <w:lang w:val="ru-RU"/>
               </w:rPr>
-              <w:object w:dxaOrig="4580" w:dyaOrig="700">
+              <w:object w:dxaOrig="4580" w:dyaOrig="700" w14:anchorId="0CD0CF34">
                 <v:shape id="_x0000_i1032" type="#_x0000_t75" style="width:203.4pt;height:30.6pt" o:ole="">
                   <v:imagedata r:id="rId19" o:title=""/>
                 </v:shape>
-                <o:OLEObject Type="Embed" ProgID="Equation.3" ShapeID="_x0000_i1032" DrawAspect="Content" ObjectID="_1583775218" r:id="rId20"/>
+                <o:OLEObject Type="Embed" ProgID="Equation.3" ShapeID="_x0000_i1032" DrawAspect="Content" ObjectID="_1775769290" r:id="rId20"/>
               </w:object>
             </w:r>
           </w:p>
@@ -977,26 +896,14 @@
           <w:p>
             <w:pPr>
               <w:jc w:val="center"/>
-              <w:rPr>
-                <w:lang w:val="ru-RU"/>
-              </w:rPr>
             </w:pPr>
             <w:r>
-              <w:rPr>
-                <w:lang w:val="ru-RU"/>
-              </w:rPr>
               <w:t>(</w:t>
             </w:r>
             <w:r>
-              <w:rPr>
-                <w:lang w:val="ru-RU"/>
-              </w:rPr>
               <w:t>3</w:t>
             </w:r>
             <w:r>
-              <w:rPr>
-                <w:lang w:val="ru-RU"/>
-              </w:rPr>
               <w:t>)</w:t>
             </w:r>
           </w:p>
@@ -1006,177 +913,131 @@
     <w:p>
       <w:pPr>
         <w:jc w:val="both"/>
-        <w:rPr>
-          <w:lang w:val="ru-RU"/>
-        </w:rPr>
       </w:pPr>
       <w:r>
-        <w:rPr>
-          <w:lang w:val="ru-RU"/>
-        </w:rPr>
         <w:t>Оскільки спостере</w:t>
       </w:r>
       <w:r>
-        <w:rPr>
-          <w:lang w:val="ru-RU"/>
-        </w:rPr>
         <w:t>ж</w:t>
       </w:r>
       <w:r>
-        <w:rPr>
-          <w:lang w:val="ru-RU"/>
-        </w:rPr>
         <w:t xml:space="preserve">ення </w:t>
       </w:r>
       <w:r>
-        <w:rPr>
-          <w:lang w:val="ru-RU"/>
-        </w:rPr>
         <w:t xml:space="preserve">(3) </w:t>
       </w:r>
       <w:r>
-        <w:rPr>
-          <w:lang w:val="ru-RU"/>
-        </w:rPr>
         <w:t xml:space="preserve">було зроблено для </w:t>
       </w:r>
       <w:r>
         <w:rPr>
           <w:i/>
-          <w:lang w:val="ru-RU"/>
         </w:rPr>
         <w:t>різних</w:t>
       </w:r>
       <w:r>
-        <w:rPr>
-          <w:lang w:val="ru-RU"/>
-        </w:rPr>
         <w:t xml:space="preserve"> хімічних реакцій для </w:t>
       </w:r>
       <w:r>
         <w:rPr>
           <w:i/>
-          <w:lang w:val="ru-RU"/>
-        </w:rPr>
-        <w:t>різних речовин</w:t>
-      </w:r>
-      <w:r>
-        <w:rPr>
-          <w:i/>
-          <w:lang w:val="ru-RU"/>
-        </w:rPr>
-        <w:t>,</w:t>
-      </w:r>
-      <w:r>
-        <w:rPr>
-          <w:lang w:val="ru-RU"/>
-        </w:rPr>
-        <w:t xml:space="preserve"> то звідци </w:t>
-      </w:r>
-      <w:r>
-        <w:rPr>
-          <w:lang w:val="ru-RU"/>
-        </w:rPr>
+        </w:rPr>
+        <w:t>різних речовин,</w:t>
+      </w:r>
+      <w:r>
+        <w:t xml:space="preserve"> то </w:t>
+      </w:r>
+      <w:proofErr w:type="spellStart"/>
+      <w:r>
+        <w:t>звідци</w:t>
+      </w:r>
+      <w:proofErr w:type="spellEnd"/>
+      <w:r>
+        <w:t xml:space="preserve"> </w:t>
+      </w:r>
+      <w:r>
         <w:t xml:space="preserve">безпосередньо випливає, що </w:t>
       </w:r>
       <w:r>
-        <w:rPr>
-          <w:lang w:val="ru-RU"/>
-        </w:rPr>
         <w:t xml:space="preserve">при </w:t>
       </w:r>
       <w:r>
         <w:rPr>
           <w:i/>
-          <w:lang w:val="ru-RU"/>
         </w:rPr>
         <w:t>Т</w:t>
       </w:r>
       <w:r>
-        <w:rPr>
-          <w:lang w:val="ru-RU"/>
-        </w:rPr>
         <w:sym w:font="Symbol" w:char="F0AE"/>
       </w:r>
       <w:r>
-        <w:rPr>
-          <w:lang w:val="ru-RU"/>
-        </w:rPr>
         <w:t>0</w:t>
       </w:r>
       <w:r>
-        <w:rPr>
-          <w:lang w:val="ru-RU"/>
-        </w:rPr>
         <w:t xml:space="preserve"> або ентропія будь якої речовини </w:t>
       </w:r>
+      <w:proofErr w:type="spellStart"/>
       <w:r>
         <w:t>а</w:t>
       </w:r>
       <w:r>
-        <w:rPr>
-          <w:lang w:val="ru-RU"/>
-        </w:rPr>
-        <w:t xml:space="preserve">симптотично прямує до нуля </w:t>
+        <w:t>симптотично</w:t>
+      </w:r>
+      <w:proofErr w:type="spellEnd"/>
+      <w:r>
+        <w:t xml:space="preserve"> прямує до нуля </w:t>
       </w:r>
       <w:r>
         <w:rPr>
           <w:position w:val="-6"/>
-          <w:lang w:val="ru-RU"/>
-        </w:rPr>
-        <w:object w:dxaOrig="680" w:dyaOrig="279">
+        </w:rPr>
+        <w:object w:dxaOrig="680" w:dyaOrig="279" w14:anchorId="0CD0CF35">
           <v:shape id="_x0000_i1033" type="#_x0000_t75" style="width:34.2pt;height:13.8pt" o:ole="">
             <v:imagedata r:id="rId21" o:title=""/>
           </v:shape>
-          <o:OLEObject Type="Embed" ProgID="Equation.3" ShapeID="_x0000_i1033" DrawAspect="Content" ObjectID="_1583775219" r:id="rId22"/>
+          <o:OLEObject Type="Embed" ProgID="Equation.3" ShapeID="_x0000_i1033" DrawAspect="Content" ObjectID="_1775769291" r:id="rId22"/>
         </w:object>
       </w:r>
       <w:r>
-        <w:rPr>
-          <w:lang w:val="ru-RU"/>
-        </w:rPr>
         <w:t>,</w:t>
       </w:r>
       <w:r>
-        <w:rPr>
-          <w:lang w:val="ru-RU"/>
-        </w:rPr>
-        <w:t xml:space="preserve"> </w:t>
-      </w:r>
-      <w:r>
-        <w:rPr>
-          <w:lang w:val="ru-RU"/>
-        </w:rPr>
+        <w:t xml:space="preserve"> </w:t>
+      </w:r>
+      <w:r>
         <w:t>або</w:t>
       </w:r>
       <w:r>
-        <w:rPr>
-          <w:lang w:val="ru-RU"/>
-        </w:rPr>
         <w:t xml:space="preserve"> до якоїсь константи</w:t>
       </w:r>
       <w:r>
-        <w:rPr>
-          <w:lang w:val="ru-RU"/>
-        </w:rPr>
         <w:t xml:space="preserve"> однакової для всіх реакцій</w:t>
       </w:r>
       <w:r>
-        <w:rPr>
-          <w:lang w:val="ru-RU"/>
-        </w:rPr>
         <w:t>.</w:t>
       </w:r>
       <w:r>
-        <w:rPr>
-          <w:lang w:val="ru-RU"/>
-        </w:rPr>
-        <w:t xml:space="preserve"> На основі зазначеного була сформулбована теорема Нернста </w:t>
-      </w:r>
-      <w:r>
-        <w:rPr>
-          <w:i/>
-          <w:lang w:val="ru-RU"/>
+        <w:t xml:space="preserve"> На основі зазначеного була </w:t>
+      </w:r>
+      <w:proofErr w:type="spellStart"/>
+      <w:r>
+        <w:t>сформулбована</w:t>
+      </w:r>
+      <w:proofErr w:type="spellEnd"/>
+      <w:r>
+        <w:t xml:space="preserve"> теорема </w:t>
+      </w:r>
+      <w:proofErr w:type="spellStart"/>
+      <w:r>
+        <w:t>Нернста</w:t>
+      </w:r>
+      <w:proofErr w:type="spellEnd"/>
+      <w:r>
+        <w:t xml:space="preserve"> </w:t>
+      </w:r>
+      <w:r>
+        <w:rPr>
+          <w:i/>
         </w:rPr>
         <w:t>«Хімічні реакції при температурі абсолютного нуля ідуть без змін ентропії».</w:t>
       </w:r>
@@ -1185,132 +1046,87 @@
       <w:pPr>
         <w:ind w:firstLine="708"/>
         <w:jc w:val="both"/>
-        <w:rPr>
-          <w:lang w:val="ru-RU"/>
-        </w:rPr>
       </w:pPr>
       <w:r>
-        <w:rPr>
-          <w:lang w:val="ru-RU"/>
-        </w:rPr>
         <w:t xml:space="preserve">Сучасне формулювання третього закону було зроблене </w:t>
       </w:r>
       <w:r>
-        <w:rPr>
-          <w:lang w:val="ru-RU"/>
-        </w:rPr>
         <w:t>згодом</w:t>
       </w:r>
       <w:r>
-        <w:rPr>
-          <w:lang w:val="ru-RU"/>
-        </w:rPr>
         <w:t xml:space="preserve"> Пл</w:t>
       </w:r>
       <w:r>
-        <w:rPr>
-          <w:lang w:val="ru-RU"/>
-        </w:rPr>
         <w:t>а</w:t>
       </w:r>
       <w:r>
-        <w:rPr>
-          <w:lang w:val="ru-RU"/>
-        </w:rPr>
         <w:t>нком</w:t>
       </w:r>
       <w:r>
-        <w:rPr>
-          <w:lang w:val="ru-RU"/>
-        </w:rPr>
         <w:t>, який</w:t>
       </w:r>
       <w:r>
-        <w:rPr>
-          <w:lang w:val="ru-RU"/>
-        </w:rPr>
         <w:t>,</w:t>
       </w:r>
       <w:r>
-        <w:rPr>
-          <w:lang w:val="ru-RU"/>
-        </w:rPr>
         <w:t xml:space="preserve"> як і належить</w:t>
       </w:r>
       <w:r>
-        <w:rPr>
-          <w:lang w:val="ru-RU"/>
-        </w:rPr>
         <w:t>,</w:t>
       </w:r>
       <w:r>
-        <w:rPr>
-          <w:lang w:val="ru-RU"/>
-        </w:rPr>
         <w:t xml:space="preserve"> оперував в своїх викладках тепловим виходом реакції при сталому тиску </w:t>
       </w:r>
       <w:r>
-        <w:rPr>
-          <w:lang w:val="ru-RU"/>
-        </w:rPr>
         <w:sym w:font="Symbol" w:char="F044"/>
       </w:r>
       <w:r>
         <w:rPr>
           <w:i/>
-          <w:lang w:val="ru-RU"/>
         </w:rPr>
         <w:t>Н</w:t>
       </w:r>
       <w:r>
-        <w:rPr>
-          <w:lang w:val="ru-RU"/>
-        </w:rPr>
-        <w:t xml:space="preserve"> та різницею енергій Гібса </w:t>
-      </w:r>
-      <w:r>
-        <w:rPr>
-          <w:lang w:val="ru-RU"/>
-        </w:rPr>
+        <w:t xml:space="preserve"> та різницею енергій </w:t>
+      </w:r>
+      <w:proofErr w:type="spellStart"/>
+      <w:r>
+        <w:t>Гібса</w:t>
+      </w:r>
+      <w:proofErr w:type="spellEnd"/>
+      <w:r>
+        <w:t xml:space="preserve"> </w:t>
+      </w:r>
+      <w:r>
         <w:sym w:font="Symbol" w:char="F044"/>
       </w:r>
       <w:r>
         <w:rPr>
           <w:i/>
-          <w:lang w:val="en-US"/>
         </w:rPr>
         <w:t>G</w:t>
       </w:r>
       <w:r>
-        <w:rPr>
-          <w:lang w:val="ru-RU"/>
-        </w:rPr>
         <w:t xml:space="preserve">. </w:t>
       </w:r>
       <w:r>
-        <w:rPr>
-          <w:lang w:val="ru-RU"/>
-        </w:rPr>
         <w:t xml:space="preserve">Розмірковуючи у подібний до наведеного спосіб, він дійшов висновку </w:t>
       </w:r>
       <w:r>
         <w:rPr>
           <w:i/>
-          <w:lang w:val="ru-RU"/>
         </w:rPr>
         <w:t xml:space="preserve">«При абсолютному нулі температури ентропія </w:t>
       </w:r>
       <w:r>
         <w:rPr>
           <w:i/>
-          <w:lang w:val="ru-RU"/>
         </w:rPr>
         <w:t>набуває</w:t>
       </w:r>
       <w:r>
         <w:rPr>
           <w:i/>
-          <w:lang w:val="ru-RU"/>
         </w:rPr>
         <w:t xml:space="preserve"> значення </w:t>
       </w:r>
@@ -1318,435 +1134,267 @@
         <w:rPr>
           <w:i/>
           <w:position w:val="-12"/>
-          <w:lang w:val="ru-RU"/>
-        </w:rPr>
-        <w:object w:dxaOrig="279" w:dyaOrig="360">
+        </w:rPr>
+        <w:object w:dxaOrig="279" w:dyaOrig="360" w14:anchorId="0CD0CF36">
           <v:shape id="_x0000_i1034" type="#_x0000_t75" style="width:13.8pt;height:18pt" o:ole="">
             <v:imagedata r:id="rId23" o:title=""/>
           </v:shape>
-          <o:OLEObject Type="Embed" ProgID="Equation.3" ShapeID="_x0000_i1034" DrawAspect="Content" ObjectID="_1583775220" r:id="rId24"/>
+          <o:OLEObject Type="Embed" ProgID="Equation.3" ShapeID="_x0000_i1034" DrawAspect="Content" ObjectID="_1775769292" r:id="rId24"/>
         </w:object>
       </w:r>
       <w:r>
         <w:rPr>
           <w:i/>
-          <w:lang w:val="ru-RU"/>
         </w:rPr>
         <w:t>, що не залежить від тиску, агрегатного стану та інших характеристик речовини. Цю величину можна прийняти за нуль».</w:t>
       </w:r>
       <w:r>
-        <w:rPr>
-          <w:lang w:val="ru-RU"/>
-        </w:rPr>
-        <w:t xml:space="preserve"> </w:t>
-      </w:r>
-      <w:r>
-        <w:rPr>
-          <w:lang w:val="ru-RU"/>
-        </w:rPr>
-        <w:t xml:space="preserve">Таке </w:t>
-      </w:r>
-      <w:r>
-        <w:rPr>
-          <w:lang w:val="ru-RU"/>
-        </w:rPr>
-        <w:t>зауваження</w:t>
-      </w:r>
-      <w:r>
-        <w:rPr>
-          <w:lang w:val="ru-RU"/>
-        </w:rPr>
-        <w:t xml:space="preserve"> було </w:t>
-      </w:r>
-      <w:r>
-        <w:rPr>
-          <w:lang w:val="ru-RU"/>
-        </w:rPr>
+        <w:t xml:space="preserve"> </w:t>
+      </w:r>
+      <w:r>
+        <w:t xml:space="preserve">Таке зауваження було </w:t>
+      </w:r>
+      <w:r>
         <w:t>зумовлене</w:t>
       </w:r>
       <w:r>
-        <w:rPr>
-          <w:lang w:val="ru-RU"/>
-        </w:rPr>
         <w:t xml:space="preserve"> тим, що для всіх речовин ця константа однакова. В наш час справедливість </w:t>
       </w:r>
       <w:r>
-        <w:rPr>
-          <w:lang w:val="ru-RU"/>
-        </w:rPr>
         <w:t>треть</w:t>
       </w:r>
       <w:r>
-        <w:rPr>
-          <w:lang w:val="ru-RU"/>
-        </w:rPr>
         <w:t xml:space="preserve">ого закону </w:t>
       </w:r>
-      <w:r>
-        <w:rPr>
-          <w:lang w:val="ru-RU"/>
-        </w:rPr>
+      <w:proofErr w:type="spellStart"/>
+      <w:r>
         <w:t>обгрунтована</w:t>
       </w:r>
-      <w:r>
-        <w:rPr>
-          <w:lang w:val="ru-RU"/>
-        </w:rPr>
+      <w:proofErr w:type="spellEnd"/>
+      <w:r>
         <w:t xml:space="preserve"> для всіх </w:t>
       </w:r>
       <w:r>
-        <w:rPr>
-          <w:lang w:val="ru-RU"/>
-        </w:rPr>
         <w:lastRenderedPageBreak/>
-        <w:t xml:space="preserve">рівноважних термдинамічних систем. </w:t>
-      </w:r>
-      <w:r>
-        <w:rPr>
-          <w:lang w:val="ru-RU"/>
-        </w:rPr>
+        <w:t xml:space="preserve">рівноважних </w:t>
+      </w:r>
+      <w:proofErr w:type="spellStart"/>
+      <w:r>
+        <w:t>термдинамічних</w:t>
+      </w:r>
+      <w:proofErr w:type="spellEnd"/>
+      <w:r>
+        <w:t xml:space="preserve"> систем. </w:t>
+      </w:r>
+      <w:r>
         <w:t>Уявні</w:t>
       </w:r>
       <w:r>
-        <w:rPr>
-          <w:lang w:val="ru-RU"/>
-        </w:rPr>
-        <w:t xml:space="preserve"> </w:t>
-      </w:r>
-      <w:r>
-        <w:rPr>
-          <w:lang w:val="ru-RU"/>
-        </w:rPr>
-        <w:t>відхілення від третього закону</w:t>
-      </w:r>
-      <w:r>
-        <w:rPr>
-          <w:lang w:val="ru-RU"/>
-        </w:rPr>
+        <w:t xml:space="preserve"> </w:t>
+      </w:r>
+      <w:proofErr w:type="spellStart"/>
+      <w:r>
+        <w:t>відхілення</w:t>
+      </w:r>
+      <w:proofErr w:type="spellEnd"/>
+      <w:r>
+        <w:t xml:space="preserve"> від третього закону</w:t>
+      </w:r>
+      <w:r>
         <w:t xml:space="preserve">, що спостерігались в деяких сплавах, гліцерині, </w:t>
       </w:r>
       <w:r>
         <w:rPr>
           <w:i/>
-          <w:lang w:val="ru-RU"/>
         </w:rPr>
         <w:t>СО</w:t>
       </w:r>
       <w:r>
-        <w:rPr>
-          <w:lang w:val="ru-RU"/>
-        </w:rPr>
         <w:t xml:space="preserve">, </w:t>
       </w:r>
       <w:r>
         <w:rPr>
           <w:i/>
-          <w:lang w:val="en-US"/>
         </w:rPr>
         <w:t>NO</w:t>
       </w:r>
       <w:r>
-        <w:t xml:space="preserve"> та ін., пов</w:t>
-      </w:r>
-      <w:r>
-        <w:rPr>
-          <w:lang w:val="ru-RU"/>
-        </w:rPr>
-        <w:t>’</w:t>
-      </w:r>
-      <w:r>
-        <w:rPr>
-          <w:lang w:val="ru-RU"/>
-        </w:rPr>
-        <w:t>язан</w:t>
-      </w:r>
-      <w:r>
-        <w:rPr>
-          <w:lang w:val="ru-RU"/>
-        </w:rPr>
+        <w:t xml:space="preserve"> та ін., пов’язан</w:t>
+      </w:r>
+      <w:r>
         <w:t>і</w:t>
       </w:r>
       <w:r>
-        <w:rPr>
-          <w:lang w:val="ru-RU"/>
-        </w:rPr>
-        <w:t xml:space="preserve"> </w:t>
-      </w:r>
-      <w:r>
-        <w:rPr>
-          <w:lang w:val="ru-RU"/>
-        </w:rPr>
+        <w:t xml:space="preserve"> </w:t>
+      </w:r>
+      <w:r>
         <w:t>і</w:t>
       </w:r>
       <w:r>
-        <w:rPr>
-          <w:lang w:val="ru-RU"/>
-        </w:rPr>
         <w:t xml:space="preserve">з «замерзанням» цих </w:t>
       </w:r>
       <w:r>
-        <w:rPr>
-          <w:lang w:val="ru-RU"/>
-        </w:rPr>
-        <w:t>речовин в метастастабільному</w:t>
-      </w:r>
-      <w:r>
-        <w:rPr>
-          <w:lang w:val="ru-RU"/>
-        </w:rPr>
+        <w:t xml:space="preserve">речовин в </w:t>
+      </w:r>
+      <w:proofErr w:type="spellStart"/>
+      <w:r>
+        <w:t>метастастабільному</w:t>
+      </w:r>
+      <w:proofErr w:type="spellEnd"/>
+      <w:r>
         <w:t xml:space="preserve"> стан</w:t>
       </w:r>
       <w:r>
-        <w:rPr>
-          <w:lang w:val="ru-RU"/>
-        </w:rPr>
         <w:t>і</w:t>
       </w:r>
       <w:r>
-        <w:rPr>
-          <w:lang w:val="ru-RU"/>
-        </w:rPr>
         <w:t xml:space="preserve">. З часом, все ж таки, </w:t>
       </w:r>
       <w:r>
-        <w:rPr>
-          <w:lang w:val="ru-RU"/>
-        </w:rPr>
         <w:t>в</w:t>
       </w:r>
       <w:r>
-        <w:rPr>
-          <w:lang w:val="ru-RU"/>
-        </w:rPr>
         <w:t xml:space="preserve"> мір</w:t>
       </w:r>
       <w:r>
-        <w:rPr>
-          <w:lang w:val="ru-RU"/>
-        </w:rPr>
         <w:t>у</w:t>
       </w:r>
       <w:r>
-        <w:rPr>
-          <w:lang w:val="ru-RU"/>
-        </w:rPr>
         <w:t xml:space="preserve"> наближення до рівноважного стану спостерігається поступове прямування </w:t>
       </w:r>
       <w:r>
         <w:rPr>
           <w:i/>
-          <w:lang w:val="en-US"/>
         </w:rPr>
         <w:t>S</w:t>
       </w:r>
       <w:r>
-        <w:rPr>
-          <w:lang w:val="ru-RU"/>
-        </w:rPr>
-        <w:t xml:space="preserve"> </w:t>
-      </w:r>
-      <w:r>
-        <w:rPr>
-          <w:lang w:val="ru-RU"/>
-        </w:rPr>
-        <w:t>до нуля.</w:t>
+        <w:t xml:space="preserve"> до нуля.</w:t>
       </w:r>
     </w:p>
     <w:p>
       <w:pPr>
         <w:jc w:val="both"/>
-        <w:rPr>
-          <w:lang w:val="ru-RU"/>
-        </w:rPr>
       </w:pPr>
       <w:r>
         <w:rPr>
           <w:b/>
           <w:sz w:val="28"/>
           <w:szCs w:val="28"/>
-          <w:lang w:val="ru-RU"/>
         </w:rPr>
         <w:t>71</w:t>
       </w:r>
       <w:r>
-        <w:rPr>
-          <w:lang w:val="ru-RU"/>
-        </w:rPr>
         <w:t xml:space="preserve">. </w:t>
       </w:r>
       <w:r>
-        <w:rPr>
-          <w:lang w:val="ru-RU"/>
-        </w:rPr>
         <w:t xml:space="preserve">Третій закон особливо важливий своїми наслідками. </w:t>
       </w:r>
       <w:r>
-        <w:rPr>
-          <w:lang w:val="ru-RU"/>
-        </w:rPr>
         <w:t>Зауваж</w:t>
       </w:r>
       <w:r>
-        <w:rPr>
-          <w:lang w:val="ru-RU"/>
-        </w:rPr>
         <w:t>имо, що коефіцієнт</w:t>
       </w:r>
       <w:r>
-        <w:rPr>
-          <w:lang w:val="ru-RU"/>
-        </w:rPr>
         <w:t>и</w:t>
       </w:r>
       <w:r>
-        <w:rPr>
-          <w:lang w:val="ru-RU"/>
-        </w:rPr>
         <w:t xml:space="preserve"> </w:t>
       </w:r>
       <w:r>
         <w:rPr>
           <w:position w:val="-30"/>
-          <w:lang w:val="ru-RU"/>
-        </w:rPr>
-        <w:object w:dxaOrig="1420" w:dyaOrig="700">
+        </w:rPr>
+        <w:object w:dxaOrig="1420" w:dyaOrig="700" w14:anchorId="0CD0CF37">
           <v:shape id="_x0000_i1035" type="#_x0000_t75" style="width:68.4pt;height:31.2pt" o:ole="">
             <v:imagedata r:id="rId25" o:title=""/>
           </v:shape>
-          <o:OLEObject Type="Embed" ProgID="Equation.3" ShapeID="_x0000_i1035" DrawAspect="Content" ObjectID="_1583775221" r:id="rId26"/>
+          <o:OLEObject Type="Embed" ProgID="Equation.3" ShapeID="_x0000_i1035" DrawAspect="Content" ObjectID="_1775769293" r:id="rId26"/>
         </w:object>
       </w:r>
       <w:r>
-        <w:rPr>
-          <w:lang w:val="ru-RU"/>
-        </w:rPr>
         <w:t xml:space="preserve">, </w:t>
       </w:r>
       <w:r>
         <w:rPr>
           <w:position w:val="-30"/>
-          <w:lang w:val="ru-RU"/>
-        </w:rPr>
-        <w:object w:dxaOrig="1380" w:dyaOrig="700">
-          <v:shape id="_x0000_i1058" type="#_x0000_t75" style="width:60pt;height:30.6pt" o:ole="">
+        </w:rPr>
+        <w:object w:dxaOrig="1380" w:dyaOrig="700" w14:anchorId="0CD0CF38">
+          <v:shape id="_x0000_i1036" type="#_x0000_t75" style="width:60pt;height:30.6pt" o:ole="">
             <v:imagedata r:id="rId27" o:title=""/>
           </v:shape>
-          <o:OLEObject Type="Embed" ProgID="Equation.3" ShapeID="_x0000_i1058" DrawAspect="Content" ObjectID="_1583775222" r:id="rId28"/>
+          <o:OLEObject Type="Embed" ProgID="Equation.3" ShapeID="_x0000_i1036" DrawAspect="Content" ObjectID="_1775769294" r:id="rId28"/>
         </w:object>
       </w:r>
       <w:r>
-        <w:rPr>
-          <w:lang w:val="ru-RU"/>
-        </w:rPr>
-        <w:t xml:space="preserve"> </w:t>
-      </w:r>
-      <w:r>
-        <w:rPr>
-          <w:lang w:val="ru-RU"/>
-        </w:rPr>
+        <w:t xml:space="preserve"> </w:t>
+      </w:r>
+      <w:r>
         <w:t>так само як і і</w:t>
       </w:r>
       <w:r>
-        <w:rPr>
-          <w:lang w:val="ru-RU"/>
-        </w:rPr>
         <w:t>н</w:t>
       </w:r>
       <w:r>
-        <w:rPr>
-          <w:lang w:val="ru-RU"/>
-        </w:rPr>
         <w:t xml:space="preserve">ші термодинамічні коефіцієнти, </w:t>
       </w:r>
       <w:r>
-        <w:rPr>
-          <w:lang w:val="ru-RU"/>
-        </w:rPr>
         <w:t xml:space="preserve">пропорційні </w:t>
       </w:r>
       <w:r>
-        <w:rPr>
-          <w:lang w:val="ru-RU"/>
-        </w:rPr>
         <w:t>похідним типу</w:t>
       </w:r>
       <w:r>
         <w:rPr>
           <w:position w:val="-30"/>
-          <w:lang w:val="ru-RU"/>
-        </w:rPr>
-        <w:object w:dxaOrig="720" w:dyaOrig="700">
-          <v:shape id="_x0000_i1036" type="#_x0000_t75" style="width:36pt;height:34.8pt" o:ole="">
+        </w:rPr>
+        <w:object w:dxaOrig="720" w:dyaOrig="700" w14:anchorId="0CD0CF39">
+          <v:shape id="_x0000_i1037" type="#_x0000_t75" style="width:36pt;height:34.8pt" o:ole="">
             <v:imagedata r:id="rId29" o:title=""/>
           </v:shape>
-          <o:OLEObject Type="Embed" ProgID="Equation.3" ShapeID="_x0000_i1036" DrawAspect="Content" ObjectID="_1583775223" r:id="rId30"/>
+          <o:OLEObject Type="Embed" ProgID="Equation.3" ShapeID="_x0000_i1037" DrawAspect="Content" ObjectID="_1775769295" r:id="rId30"/>
         </w:object>
       </w:r>
       <w:r>
-        <w:rPr>
-          <w:lang w:val="ru-RU"/>
-        </w:rPr>
         <w:t xml:space="preserve"> і </w:t>
       </w:r>
       <w:r>
         <w:rPr>
           <w:position w:val="-30"/>
-          <w:lang w:val="ru-RU"/>
-        </w:rPr>
-        <w:object w:dxaOrig="760" w:dyaOrig="700">
-          <v:shape id="_x0000_i1037" type="#_x0000_t75" style="width:37.8pt;height:34.8pt" o:ole="">
+        </w:rPr>
+        <w:object w:dxaOrig="760" w:dyaOrig="700" w14:anchorId="0CD0CF3A">
+          <v:shape id="_x0000_i1038" type="#_x0000_t75" style="width:37.8pt;height:34.8pt" o:ole="">
             <v:imagedata r:id="rId31" o:title=""/>
           </v:shape>
-          <o:OLEObject Type="Embed" ProgID="Equation.3" ShapeID="_x0000_i1037" DrawAspect="Content" ObjectID="_1583775224" r:id="rId32"/>
+          <o:OLEObject Type="Embed" ProgID="Equation.3" ShapeID="_x0000_i1038" DrawAspect="Content" ObjectID="_1775769296" r:id="rId32"/>
         </w:object>
       </w:r>
       <w:r>
-        <w:rPr>
-          <w:lang w:val="ru-RU"/>
-        </w:rPr>
         <w:t>, прямують до нуля при</w:t>
       </w:r>
       <w:r>
-        <w:rPr>
-          <w:lang w:val="ru-RU"/>
-        </w:rPr>
-        <w:t xml:space="preserve"> </w:t>
-      </w:r>
-      <w:r>
-        <w:rPr>
-          <w:i/>
-          <w:lang w:val="ru-RU"/>
+        <w:t xml:space="preserve"> </w:t>
+      </w:r>
+      <w:r>
+        <w:rPr>
+          <w:i/>
         </w:rPr>
         <w:t>Т</w:t>
       </w:r>
       <w:r>
-        <w:rPr>
-          <w:lang w:val="ru-RU"/>
-        </w:rPr>
         <w:sym w:font="Symbol" w:char="F0AE"/>
       </w:r>
       <w:r>
-        <w:rPr>
-          <w:lang w:val="ru-RU"/>
-        </w:rPr>
         <w:t>0</w:t>
       </w:r>
       <w:r>
-        <w:rPr>
-          <w:lang w:val="ru-RU"/>
-        </w:rPr>
         <w:t xml:space="preserve">. </w:t>
       </w:r>
       <w:r>
-        <w:rPr>
-          <w:lang w:val="ru-RU"/>
-        </w:rPr>
         <w:t>Дійсно</w:t>
       </w:r>
       <w:r>
-        <w:rPr>
-          <w:lang w:val="ru-RU"/>
-        </w:rPr>
         <w:t>, це випливає із відношень взаємності:</w:t>
       </w:r>
     </w:p>
@@ -1767,14 +1415,12 @@
           <w:tcPr>
             <w:tcW w:w="8928" w:type="dxa"/>
           </w:tcPr>
-          <w:bookmarkStart w:id="0" w:name="_GoBack"/>
           <w:p>
             <w:pPr>
               <w:jc w:val="center"/>
               <w:rPr>
                 <w:sz w:val="28"/>
                 <w:szCs w:val="28"/>
-                <w:lang w:val="ru-RU"/>
               </w:rPr>
             </w:pPr>
             <m:oMath>
@@ -1786,7 +1432,6 @@
                       <w:i/>
                       <w:sz w:val="28"/>
                       <w:szCs w:val="28"/>
-                      <w:lang w:val="ru-RU"/>
                     </w:rPr>
                   </m:ctrlPr>
                 </m:sSubPr>
@@ -1799,7 +1444,6 @@
                           <w:i/>
                           <w:sz w:val="28"/>
                           <w:szCs w:val="28"/>
-                          <w:lang w:val="ru-RU"/>
                         </w:rPr>
                       </m:ctrlPr>
                     </m:dPr>
@@ -1812,7 +1456,6 @@
                               <w:i/>
                               <w:sz w:val="28"/>
                               <w:szCs w:val="28"/>
-                              <w:lang w:val="ru-RU"/>
                             </w:rPr>
                           </m:ctrlPr>
                         </m:fPr>
@@ -1822,18 +1465,8 @@
                               <w:rFonts w:ascii="Cambria Math" w:hAnsi="Cambria Math"/>
                               <w:sz w:val="28"/>
                               <w:szCs w:val="28"/>
-                              <w:lang w:val="ru-RU"/>
                             </w:rPr>
-                            <m:t>∂</m:t>
-                          </m:r>
-                          <m:r>
-                            <w:rPr>
-                              <w:rFonts w:ascii="Cambria Math" w:hAnsi="Cambria Math"/>
-                              <w:sz w:val="28"/>
-                              <w:szCs w:val="28"/>
-                              <w:lang w:val="ru-RU"/>
-                            </w:rPr>
-                            <m:t>S</m:t>
+                            <m:t>∂S</m:t>
                           </m:r>
                         </m:num>
                         <m:den>
@@ -1842,18 +1475,8 @@
                               <w:rFonts w:ascii="Cambria Math" w:hAnsi="Cambria Math"/>
                               <w:sz w:val="28"/>
                               <w:szCs w:val="28"/>
-                              <w:lang w:val="ru-RU"/>
                             </w:rPr>
-                            <m:t>∂</m:t>
-                          </m:r>
-                          <m:r>
-                            <w:rPr>
-                              <w:rFonts w:ascii="Cambria Math" w:hAnsi="Cambria Math"/>
-                              <w:sz w:val="28"/>
-                              <w:szCs w:val="28"/>
-                              <w:lang w:val="ru-RU"/>
-                            </w:rPr>
-                            <m:t>P</m:t>
+                            <m:t>∂P</m:t>
                           </m:r>
                         </m:den>
                       </m:f>
@@ -1866,7 +1489,6 @@
                       <w:rFonts w:ascii="Cambria Math" w:hAnsi="Cambria Math"/>
                       <w:sz w:val="28"/>
                       <w:szCs w:val="28"/>
-                      <w:lang w:val="en-US"/>
                     </w:rPr>
                     <m:t>T</m:t>
                   </m:r>
@@ -1877,7 +1499,6 @@
                   <w:rFonts w:ascii="Cambria Math" w:hAnsi="Cambria Math"/>
                   <w:sz w:val="28"/>
                   <w:szCs w:val="28"/>
-                  <w:lang w:val="ru-RU"/>
                 </w:rPr>
                 <m:t>=-</m:t>
               </m:r>
@@ -1889,7 +1510,6 @@
                       <w:i/>
                       <w:sz w:val="28"/>
                       <w:szCs w:val="28"/>
-                      <w:lang w:val="ru-RU"/>
                     </w:rPr>
                   </m:ctrlPr>
                 </m:sSubPr>
@@ -1902,7 +1522,6 @@
                           <w:i/>
                           <w:sz w:val="28"/>
                           <w:szCs w:val="28"/>
-                          <w:lang w:val="ru-RU"/>
                         </w:rPr>
                       </m:ctrlPr>
                     </m:dPr>
@@ -1915,7 +1534,6 @@
                               <w:i/>
                               <w:sz w:val="28"/>
                               <w:szCs w:val="28"/>
-                              <w:lang w:val="ru-RU"/>
                             </w:rPr>
                           </m:ctrlPr>
                         </m:fPr>
@@ -1925,18 +1543,8 @@
                               <w:rFonts w:ascii="Cambria Math" w:hAnsi="Cambria Math"/>
                               <w:sz w:val="28"/>
                               <w:szCs w:val="28"/>
-                              <w:lang w:val="ru-RU"/>
                             </w:rPr>
-                            <m:t>∂</m:t>
-                          </m:r>
-                          <m:r>
-                            <w:rPr>
-                              <w:rFonts w:ascii="Cambria Math" w:hAnsi="Cambria Math"/>
-                              <w:sz w:val="28"/>
-                              <w:szCs w:val="28"/>
-                              <w:lang w:val="ru-RU"/>
-                            </w:rPr>
-                            <m:t>V</m:t>
+                            <m:t>∂V</m:t>
                           </m:r>
                         </m:num>
                         <m:den>
@@ -1945,204 +1553,6 @@
                               <w:rFonts w:ascii="Cambria Math" w:hAnsi="Cambria Math"/>
                               <w:sz w:val="28"/>
                               <w:szCs w:val="28"/>
-                              <w:lang w:val="ru-RU"/>
-                            </w:rPr>
-                            <m:t>∂</m:t>
-                          </m:r>
-                          <m:r>
-                            <w:rPr>
-                              <w:rFonts w:ascii="Cambria Math" w:hAnsi="Cambria Math"/>
-                              <w:sz w:val="28"/>
-                              <w:szCs w:val="28"/>
-                              <w:lang w:val="ru-RU"/>
-                            </w:rPr>
-                            <m:t>T</m:t>
-                          </m:r>
-                        </m:den>
-                      </m:f>
-                    </m:e>
-                  </m:d>
-                </m:e>
-                <m:sub>
-                  <m:r>
-                    <w:rPr>
-                      <w:rFonts w:ascii="Cambria Math" w:hAnsi="Cambria Math"/>
-                      <w:sz w:val="28"/>
-                      <w:szCs w:val="28"/>
-                      <w:lang w:val="en-US"/>
-                    </w:rPr>
-                    <m:t>P</m:t>
-                  </m:r>
-                </m:sub>
-              </m:sSub>
-              <m:r>
-                <w:rPr>
-                  <w:rFonts w:ascii="Cambria Math" w:hAnsi="Cambria Math"/>
-                  <w:sz w:val="28"/>
-                  <w:szCs w:val="28"/>
-                  <w:lang w:val="ru-RU"/>
-                </w:rPr>
-                <m:t xml:space="preserve">;          </m:t>
-              </m:r>
-              <m:sSub>
-                <m:sSubPr>
-                  <m:ctrlPr>
-                    <w:rPr>
-                      <w:rFonts w:ascii="Cambria Math" w:hAnsi="Cambria Math"/>
-                      <w:i/>
-                      <w:sz w:val="28"/>
-                      <w:szCs w:val="28"/>
-                      <w:lang w:val="ru-RU"/>
-                    </w:rPr>
-                  </m:ctrlPr>
-                </m:sSubPr>
-                <m:e>
-                  <m:d>
-                    <m:dPr>
-                      <m:ctrlPr>
-                        <w:rPr>
-                          <w:rFonts w:ascii="Cambria Math" w:hAnsi="Cambria Math"/>
-                          <w:i/>
-                          <w:sz w:val="28"/>
-                          <w:szCs w:val="28"/>
-                          <w:lang w:val="ru-RU"/>
-                        </w:rPr>
-                      </m:ctrlPr>
-                    </m:dPr>
-                    <m:e>
-                      <m:f>
-                        <m:fPr>
-                          <m:ctrlPr>
-                            <w:rPr>
-                              <w:rFonts w:ascii="Cambria Math" w:hAnsi="Cambria Math"/>
-                              <w:i/>
-                              <w:sz w:val="28"/>
-                              <w:szCs w:val="28"/>
-                              <w:lang w:val="ru-RU"/>
-                            </w:rPr>
-                          </m:ctrlPr>
-                        </m:fPr>
-                        <m:num>
-                          <m:r>
-                            <w:rPr>
-                              <w:rFonts w:ascii="Cambria Math" w:hAnsi="Cambria Math"/>
-                              <w:sz w:val="28"/>
-                              <w:szCs w:val="28"/>
-                              <w:lang w:val="ru-RU"/>
-                            </w:rPr>
-                            <m:t>∂S</m:t>
-                          </m:r>
-                        </m:num>
-                        <m:den>
-                          <m:r>
-                            <w:rPr>
-                              <w:rFonts w:ascii="Cambria Math" w:hAnsi="Cambria Math"/>
-                              <w:sz w:val="28"/>
-                              <w:szCs w:val="28"/>
-                              <w:lang w:val="ru-RU"/>
-                            </w:rPr>
-                            <m:t>∂</m:t>
-                          </m:r>
-                          <m:r>
-                            <w:rPr>
-                              <w:rFonts w:ascii="Cambria Math" w:hAnsi="Cambria Math"/>
-                              <w:sz w:val="28"/>
-                              <w:szCs w:val="28"/>
-                              <w:lang w:val="ru-RU"/>
-                            </w:rPr>
-                            <m:t>V</m:t>
-                          </m:r>
-                        </m:den>
-                      </m:f>
-                    </m:e>
-                  </m:d>
-                </m:e>
-                <m:sub>
-                  <m:r>
-                    <w:rPr>
-                      <w:rFonts w:ascii="Cambria Math" w:hAnsi="Cambria Math"/>
-                      <w:sz w:val="28"/>
-                      <w:szCs w:val="28"/>
-                      <w:lang w:val="en-US"/>
-                    </w:rPr>
-                    <m:t>T</m:t>
-                  </m:r>
-                </m:sub>
-              </m:sSub>
-              <m:r>
-                <w:rPr>
-                  <w:rFonts w:ascii="Cambria Math" w:hAnsi="Cambria Math"/>
-                  <w:sz w:val="28"/>
-                  <w:szCs w:val="28"/>
-                  <w:lang w:val="ru-RU"/>
-                </w:rPr>
-                <m:t>=-</m:t>
-              </m:r>
-              <m:sSub>
-                <m:sSubPr>
-                  <m:ctrlPr>
-                    <w:rPr>
-                      <w:rFonts w:ascii="Cambria Math" w:hAnsi="Cambria Math"/>
-                      <w:i/>
-                      <w:sz w:val="28"/>
-                      <w:szCs w:val="28"/>
-                      <w:lang w:val="ru-RU"/>
-                    </w:rPr>
-                  </m:ctrlPr>
-                </m:sSubPr>
-                <m:e>
-                  <m:d>
-                    <m:dPr>
-                      <m:ctrlPr>
-                        <w:rPr>
-                          <w:rFonts w:ascii="Cambria Math" w:hAnsi="Cambria Math"/>
-                          <w:i/>
-                          <w:sz w:val="28"/>
-                          <w:szCs w:val="28"/>
-                          <w:lang w:val="ru-RU"/>
-                        </w:rPr>
-                      </m:ctrlPr>
-                    </m:dPr>
-                    <m:e>
-                      <m:f>
-                        <m:fPr>
-                          <m:ctrlPr>
-                            <w:rPr>
-                              <w:rFonts w:ascii="Cambria Math" w:hAnsi="Cambria Math"/>
-                              <w:i/>
-                              <w:sz w:val="28"/>
-                              <w:szCs w:val="28"/>
-                              <w:lang w:val="ru-RU"/>
-                            </w:rPr>
-                          </m:ctrlPr>
-                        </m:fPr>
-                        <m:num>
-                          <m:r>
-                            <w:rPr>
-                              <w:rFonts w:ascii="Cambria Math" w:hAnsi="Cambria Math"/>
-                              <w:sz w:val="28"/>
-                              <w:szCs w:val="28"/>
-                              <w:lang w:val="ru-RU"/>
-                            </w:rPr>
-                            <m:t>∂</m:t>
-                          </m:r>
-                          <m:r>
-                            <w:rPr>
-                              <w:rFonts w:ascii="Cambria Math" w:hAnsi="Cambria Math"/>
-                              <w:sz w:val="28"/>
-                              <w:szCs w:val="28"/>
-                              <w:lang w:val="ru-RU"/>
-                            </w:rPr>
-                            <m:t>P</m:t>
-                          </m:r>
-                        </m:num>
-                        <m:den>
-                          <m:r>
-                            <w:rPr>
-                              <w:rFonts w:ascii="Cambria Math" w:hAnsi="Cambria Math"/>
-                              <w:sz w:val="28"/>
-                              <w:szCs w:val="28"/>
-                              <w:lang w:val="ru-RU"/>
                             </w:rPr>
                             <m:t>∂T</m:t>
                           </m:r>
@@ -2157,19 +1567,172 @@
                       <w:rFonts w:ascii="Cambria Math" w:hAnsi="Cambria Math"/>
                       <w:sz w:val="28"/>
                       <w:szCs w:val="28"/>
-                      <w:lang w:val="en-US"/>
+                    </w:rPr>
+                    <m:t>P</m:t>
+                  </m:r>
+                </m:sub>
+              </m:sSub>
+              <m:r>
+                <w:rPr>
+                  <w:rFonts w:ascii="Cambria Math" w:hAnsi="Cambria Math"/>
+                  <w:sz w:val="28"/>
+                  <w:szCs w:val="28"/>
+                </w:rPr>
+                <m:t xml:space="preserve">;          </m:t>
+              </m:r>
+              <m:sSub>
+                <m:sSubPr>
+                  <m:ctrlPr>
+                    <w:rPr>
+                      <w:rFonts w:ascii="Cambria Math" w:hAnsi="Cambria Math"/>
+                      <w:i/>
+                      <w:sz w:val="28"/>
+                      <w:szCs w:val="28"/>
+                    </w:rPr>
+                  </m:ctrlPr>
+                </m:sSubPr>
+                <m:e>
+                  <m:d>
+                    <m:dPr>
+                      <m:ctrlPr>
+                        <w:rPr>
+                          <w:rFonts w:ascii="Cambria Math" w:hAnsi="Cambria Math"/>
+                          <w:i/>
+                          <w:sz w:val="28"/>
+                          <w:szCs w:val="28"/>
+                        </w:rPr>
+                      </m:ctrlPr>
+                    </m:dPr>
+                    <m:e>
+                      <m:f>
+                        <m:fPr>
+                          <m:ctrlPr>
+                            <w:rPr>
+                              <w:rFonts w:ascii="Cambria Math" w:hAnsi="Cambria Math"/>
+                              <w:i/>
+                              <w:sz w:val="28"/>
+                              <w:szCs w:val="28"/>
+                            </w:rPr>
+                          </m:ctrlPr>
+                        </m:fPr>
+                        <m:num>
+                          <m:r>
+                            <w:rPr>
+                              <w:rFonts w:ascii="Cambria Math" w:hAnsi="Cambria Math"/>
+                              <w:sz w:val="28"/>
+                              <w:szCs w:val="28"/>
+                            </w:rPr>
+                            <m:t>∂S</m:t>
+                          </m:r>
+                        </m:num>
+                        <m:den>
+                          <m:r>
+                            <w:rPr>
+                              <w:rFonts w:ascii="Cambria Math" w:hAnsi="Cambria Math"/>
+                              <w:sz w:val="28"/>
+                              <w:szCs w:val="28"/>
+                            </w:rPr>
+                            <m:t>∂V</m:t>
+                          </m:r>
+                        </m:den>
+                      </m:f>
+                    </m:e>
+                  </m:d>
+                </m:e>
+                <m:sub>
+                  <m:r>
+                    <w:rPr>
+                      <w:rFonts w:ascii="Cambria Math" w:hAnsi="Cambria Math"/>
+                      <w:sz w:val="28"/>
+                      <w:szCs w:val="28"/>
+                    </w:rPr>
+                    <m:t>T</m:t>
+                  </m:r>
+                </m:sub>
+              </m:sSub>
+              <m:r>
+                <w:rPr>
+                  <w:rFonts w:ascii="Cambria Math" w:hAnsi="Cambria Math"/>
+                  <w:sz w:val="28"/>
+                  <w:szCs w:val="28"/>
+                </w:rPr>
+                <m:t>=-</m:t>
+              </m:r>
+              <m:sSub>
+                <m:sSubPr>
+                  <m:ctrlPr>
+                    <w:rPr>
+                      <w:rFonts w:ascii="Cambria Math" w:hAnsi="Cambria Math"/>
+                      <w:i/>
+                      <w:sz w:val="28"/>
+                      <w:szCs w:val="28"/>
+                    </w:rPr>
+                  </m:ctrlPr>
+                </m:sSubPr>
+                <m:e>
+                  <m:d>
+                    <m:dPr>
+                      <m:ctrlPr>
+                        <w:rPr>
+                          <w:rFonts w:ascii="Cambria Math" w:hAnsi="Cambria Math"/>
+                          <w:i/>
+                          <w:sz w:val="28"/>
+                          <w:szCs w:val="28"/>
+                        </w:rPr>
+                      </m:ctrlPr>
+                    </m:dPr>
+                    <m:e>
+                      <m:f>
+                        <m:fPr>
+                          <m:ctrlPr>
+                            <w:rPr>
+                              <w:rFonts w:ascii="Cambria Math" w:hAnsi="Cambria Math"/>
+                              <w:i/>
+                              <w:sz w:val="28"/>
+                              <w:szCs w:val="28"/>
+                            </w:rPr>
+                          </m:ctrlPr>
+                        </m:fPr>
+                        <m:num>
+                          <m:r>
+                            <w:rPr>
+                              <w:rFonts w:ascii="Cambria Math" w:hAnsi="Cambria Math"/>
+                              <w:sz w:val="28"/>
+                              <w:szCs w:val="28"/>
+                            </w:rPr>
+                            <m:t>∂P</m:t>
+                          </m:r>
+                        </m:num>
+                        <m:den>
+                          <m:r>
+                            <w:rPr>
+                              <w:rFonts w:ascii="Cambria Math" w:hAnsi="Cambria Math"/>
+                              <w:sz w:val="28"/>
+                              <w:szCs w:val="28"/>
+                            </w:rPr>
+                            <m:t>∂T</m:t>
+                          </m:r>
+                        </m:den>
+                      </m:f>
+                    </m:e>
+                  </m:d>
+                </m:e>
+                <m:sub>
+                  <m:r>
+                    <w:rPr>
+                      <w:rFonts w:ascii="Cambria Math" w:hAnsi="Cambria Math"/>
+                      <w:sz w:val="28"/>
+                      <w:szCs w:val="28"/>
                     </w:rPr>
                     <m:t>V</m:t>
                   </m:r>
                 </m:sub>
               </m:sSub>
-              <w:bookmarkEnd w:id="0"/>
               <m:r>
                 <w:rPr>
                   <w:rFonts w:ascii="Cambria Math" w:hAnsi="Cambria Math"/>
                   <w:sz w:val="28"/>
                   <w:szCs w:val="28"/>
-                  <w:lang w:val="ru-RU"/>
                 </w:rPr>
                 <m:t xml:space="preserve"> </m:t>
               </m:r>
@@ -2178,7 +1741,6 @@
               <w:rPr>
                 <w:sz w:val="28"/>
                 <w:szCs w:val="28"/>
-                <w:lang w:val="ru-RU"/>
               </w:rPr>
               <w:t>,</w:t>
             </w:r>
@@ -2192,20 +1754,11 @@
           <w:p>
             <w:pPr>
               <w:jc w:val="center"/>
-              <w:rPr>
-                <w:lang w:val="ru-RU"/>
-              </w:rPr>
             </w:pPr>
             <w:r>
-              <w:rPr>
-                <w:lang w:val="ru-RU"/>
-              </w:rPr>
               <w:t>(1</w:t>
             </w:r>
             <w:r>
-              <w:rPr>
-                <w:lang w:val="ru-RU"/>
-              </w:rPr>
               <w:t>)</w:t>
             </w:r>
           </w:p>
@@ -2215,254 +1768,154 @@
     <w:p>
       <w:pPr>
         <w:jc w:val="both"/>
-        <w:rPr>
-          <w:lang w:val="ru-RU"/>
-        </w:rPr>
       </w:pPr>
       <w:r>
-        <w:rPr>
-          <w:lang w:val="ru-RU"/>
-        </w:rPr>
         <w:t>Л</w:t>
       </w:r>
       <w:r>
-        <w:rPr>
-          <w:lang w:val="ru-RU"/>
-        </w:rPr>
         <w:t>іва частина (1) і</w:t>
       </w:r>
       <w:r>
-        <w:rPr>
-          <w:lang w:val="ru-RU"/>
-        </w:rPr>
-        <w:t xml:space="preserve"> </w:t>
-      </w:r>
-      <w:r>
-        <w:rPr>
-          <w:lang w:val="ru-RU"/>
-        </w:rPr>
+        <w:t xml:space="preserve"> </w:t>
+      </w:r>
+      <w:r>
         <w:t xml:space="preserve">(2)  </w:t>
       </w:r>
       <w:r>
-        <w:rPr>
-          <w:lang w:val="ru-RU"/>
-        </w:rPr>
         <w:t>прямує до</w:t>
       </w:r>
       <w:r>
-        <w:rPr>
-          <w:lang w:val="ru-RU"/>
-        </w:rPr>
         <w:t xml:space="preserve"> 0 при</w:t>
       </w:r>
       <w:r>
-        <w:rPr>
-          <w:lang w:val="ru-RU"/>
-        </w:rPr>
         <w:t xml:space="preserve"> </w:t>
       </w:r>
       <w:r>
         <w:rPr>
           <w:position w:val="-6"/>
-          <w:lang w:val="ru-RU"/>
-        </w:rPr>
-        <w:object w:dxaOrig="700" w:dyaOrig="279">
-          <v:shape id="_x0000_i1038" type="#_x0000_t75" style="width:34.8pt;height:13.8pt" o:ole="">
+        </w:rPr>
+        <w:object w:dxaOrig="700" w:dyaOrig="279" w14:anchorId="0CD0CF3B">
+          <v:shape id="_x0000_i1039" type="#_x0000_t75" style="width:34.8pt;height:13.8pt" o:ole="">
             <v:imagedata r:id="rId15" o:title=""/>
           </v:shape>
-          <o:OLEObject Type="Embed" ProgID="Equation.3" ShapeID="_x0000_i1038" DrawAspect="Content" ObjectID="_1583775225" r:id="rId33"/>
+          <o:OLEObject Type="Embed" ProgID="Equation.3" ShapeID="_x0000_i1039" DrawAspect="Content" ObjectID="_1775769297" r:id="rId33"/>
         </w:object>
       </w:r>
       <w:r>
-        <w:rPr>
-          <w:lang w:val="ru-RU"/>
-        </w:rPr>
         <w:t>, а, отже</w:t>
       </w:r>
       <w:r>
-        <w:rPr>
-          <w:lang w:val="ru-RU"/>
-        </w:rPr>
         <w:t xml:space="preserve">, прямує до нуля </w:t>
       </w:r>
       <w:r>
-        <w:rPr>
-          <w:lang w:val="ru-RU"/>
-        </w:rPr>
         <w:t>і права. Подібн</w:t>
       </w:r>
       <w:r>
-        <w:rPr>
-          <w:lang w:val="ru-RU"/>
-        </w:rPr>
         <w:t>им чином можна довести</w:t>
       </w:r>
       <w:r>
-        <w:rPr>
-          <w:lang w:val="ru-RU"/>
-        </w:rPr>
         <w:t xml:space="preserve">, що </w:t>
       </w:r>
       <w:r>
-        <w:rPr>
-          <w:lang w:val="ru-RU"/>
-        </w:rPr>
         <w:t>до</w:t>
       </w:r>
       <w:r>
-        <w:rPr>
-          <w:lang w:val="ru-RU"/>
-        </w:rPr>
         <w:t xml:space="preserve"> нул</w:t>
       </w:r>
       <w:r>
-        <w:rPr>
-          <w:lang w:val="ru-RU"/>
-        </w:rPr>
         <w:t>я</w:t>
       </w:r>
       <w:r>
-        <w:rPr>
-          <w:lang w:val="ru-RU"/>
-        </w:rPr>
-        <w:t xml:space="preserve"> </w:t>
-      </w:r>
-      <w:r>
-        <w:rPr>
-          <w:lang w:val="ru-RU"/>
-        </w:rPr>
+        <w:t xml:space="preserve"> </w:t>
+      </w:r>
+      <w:r>
         <w:t>прямують</w:t>
       </w:r>
       <w:r>
-        <w:rPr>
-          <w:lang w:val="ru-RU"/>
-        </w:rPr>
-        <w:t xml:space="preserve"> </w:t>
-      </w:r>
-      <w:r>
-        <w:rPr>
-          <w:lang w:val="ru-RU"/>
-        </w:rPr>
+        <w:t xml:space="preserve"> </w:t>
+      </w:r>
+      <w:r>
         <w:t xml:space="preserve">і </w:t>
       </w:r>
       <w:r>
-        <w:rPr>
-          <w:lang w:val="ru-RU"/>
-        </w:rPr>
         <w:t>температурні коефіцієнти поверхневого натягу, Е</w:t>
       </w:r>
       <w:r>
-        <w:rPr>
-          <w:lang w:val="ru-RU"/>
-        </w:rPr>
         <w:t>.</w:t>
       </w:r>
       <w:r>
-        <w:rPr>
-          <w:lang w:val="ru-RU"/>
-        </w:rPr>
         <w:t>Р</w:t>
       </w:r>
       <w:r>
-        <w:rPr>
-          <w:lang w:val="ru-RU"/>
-        </w:rPr>
         <w:t>.</w:t>
       </w:r>
       <w:r>
-        <w:rPr>
-          <w:lang w:val="ru-RU"/>
-        </w:rPr>
         <w:t>С</w:t>
       </w:r>
       <w:r>
-        <w:rPr>
-          <w:lang w:val="ru-RU"/>
-        </w:rPr>
         <w:t>.</w:t>
       </w:r>
       <w:r>
-        <w:rPr>
-          <w:lang w:val="ru-RU"/>
-        </w:rPr>
-        <w:t xml:space="preserve"> гальванічного елементу, намагнічення та ін.</w:t>
+        <w:t xml:space="preserve"> гальванічного елементу, </w:t>
+      </w:r>
+      <w:proofErr w:type="spellStart"/>
+      <w:r>
+        <w:t>намагнічення</w:t>
+      </w:r>
+      <w:proofErr w:type="spellEnd"/>
+      <w:r>
+        <w:t xml:space="preserve"> та ін.</w:t>
       </w:r>
     </w:p>
     <w:p>
       <w:pPr>
         <w:jc w:val="both"/>
-        <w:rPr>
-          <w:lang w:val="ru-RU"/>
-        </w:rPr>
       </w:pPr>
       <w:r>
         <w:rPr>
           <w:b/>
           <w:sz w:val="28"/>
           <w:szCs w:val="28"/>
-          <w:lang w:val="ru-RU"/>
         </w:rPr>
         <w:t>72</w:t>
       </w:r>
       <w:r>
-        <w:rPr>
-          <w:lang w:val="ru-RU"/>
-        </w:rPr>
         <w:t xml:space="preserve">. Подібним чином </w:t>
       </w:r>
       <w:r>
-        <w:rPr>
-          <w:lang w:val="ru-RU"/>
-        </w:rPr>
         <w:t>переконає</w:t>
       </w:r>
       <w:r>
-        <w:rPr>
-          <w:lang w:val="ru-RU"/>
-        </w:rPr>
         <w:t xml:space="preserve">мося, що до нуля прямують і теплоємності  </w:t>
       </w:r>
       <w:r>
         <w:rPr>
           <w:i/>
-          <w:lang w:val="en-US"/>
         </w:rPr>
         <w:t>C</w:t>
       </w:r>
       <w:r>
         <w:rPr>
           <w:vertAlign w:val="subscript"/>
-          <w:lang w:val="en-US"/>
         </w:rPr>
         <w:t>P</w:t>
       </w:r>
       <w:r>
-        <w:rPr>
-          <w:lang w:val="ru-RU"/>
-        </w:rPr>
-        <w:t xml:space="preserve"> </w:t>
-      </w:r>
-      <w:r>
-        <w:t xml:space="preserve">і </w:t>
-      </w:r>
-      <w:r>
-        <w:rPr>
-          <w:i/>
-          <w:lang w:val="en-US"/>
+        <w:t xml:space="preserve"> і </w:t>
+      </w:r>
+      <w:r>
+        <w:rPr>
+          <w:i/>
         </w:rPr>
         <w:t>C</w:t>
       </w:r>
       <w:r>
         <w:rPr>
           <w:vertAlign w:val="subscript"/>
-          <w:lang w:val="en-US"/>
         </w:rPr>
         <w:t>V</w:t>
       </w:r>
       <w:r>
-        <w:rPr>
-          <w:lang w:val="ru-RU"/>
-        </w:rPr>
         <w:t>. Дійсно,</w:t>
       </w:r>
     </w:p>
@@ -2484,20 +1937,16 @@
           <w:p>
             <w:pPr>
               <w:jc w:val="center"/>
-              <w:rPr>
-                <w:lang w:val="ru-RU"/>
-              </w:rPr>
             </w:pPr>
             <w:r>
               <w:rPr>
                 <w:position w:val="-30"/>
-                <w:lang w:val="ru-RU"/>
               </w:rPr>
-              <w:object w:dxaOrig="3640" w:dyaOrig="700">
-                <v:shape id="_x0000_i1039" type="#_x0000_t75" style="width:181.8pt;height:34.8pt" o:ole="">
+              <w:object w:dxaOrig="3640" w:dyaOrig="700" w14:anchorId="0CD0CF3C">
+                <v:shape id="_x0000_i1040" type="#_x0000_t75" style="width:181.8pt;height:34.8pt" o:ole="">
                   <v:imagedata r:id="rId34" o:title=""/>
                 </v:shape>
-                <o:OLEObject Type="Embed" ProgID="Equation.3" ShapeID="_x0000_i1039" DrawAspect="Content" ObjectID="_1583775226" r:id="rId35"/>
+                <o:OLEObject Type="Embed" ProgID="Equation.3" ShapeID="_x0000_i1040" DrawAspect="Content" ObjectID="_1775769298" r:id="rId35"/>
               </w:object>
             </w:r>
           </w:p>
@@ -2510,14 +1959,8 @@
           <w:p>
             <w:pPr>
               <w:jc w:val="center"/>
-              <w:rPr>
-                <w:lang w:val="ru-RU"/>
-              </w:rPr>
             </w:pPr>
             <w:r>
-              <w:rPr>
-                <w:lang w:val="ru-RU"/>
-              </w:rPr>
               <w:t>(1)</w:t>
             </w:r>
           </w:p>
@@ -2527,58 +1970,43 @@
     <w:p>
       <w:pPr>
         <w:jc w:val="both"/>
-        <w:rPr>
-          <w:lang w:val="ru-RU"/>
-        </w:rPr>
       </w:pPr>
       <w:r>
-        <w:rPr>
-          <w:lang w:val="ru-RU"/>
-        </w:rPr>
-        <w:t>Оскільки ентропія прямує до нуля асимптотично, то і теплоємності також прямують до нуля. Ц</w:t>
-      </w:r>
-      <w:r>
-        <w:rPr>
-          <w:lang w:val="ru-RU"/>
-        </w:rPr>
+        <w:t xml:space="preserve">Оскільки ентропія прямує до нуля </w:t>
+      </w:r>
+      <w:proofErr w:type="spellStart"/>
+      <w:r>
+        <w:t>асимптотично</w:t>
+      </w:r>
+      <w:proofErr w:type="spellEnd"/>
+      <w:r>
+        <w:t>, то і теплоємності також прямують до нуля. Ц</w:t>
+      </w:r>
+      <w:r>
         <w:t xml:space="preserve">е дозволяє знайти значення ентропії, </w:t>
       </w:r>
       <w:r>
-        <w:rPr>
-          <w:lang w:val="ru-RU"/>
-        </w:rPr>
         <w:t xml:space="preserve">знаючи лише залежність </w:t>
       </w:r>
       <w:r>
         <w:rPr>
           <w:i/>
-          <w:lang w:val="ru-RU"/>
         </w:rPr>
         <w:t>С</w:t>
       </w:r>
       <w:r>
-        <w:rPr>
-          <w:lang w:val="ru-RU"/>
-        </w:rPr>
         <w:t xml:space="preserve"> від </w:t>
       </w:r>
       <w:r>
         <w:rPr>
           <w:i/>
-          <w:lang w:val="ru-RU"/>
         </w:rPr>
         <w:t>Т</w:t>
       </w:r>
       <w:r>
-        <w:rPr>
-          <w:lang w:val="ru-RU"/>
-        </w:rPr>
         <w:t>. І</w:t>
       </w:r>
       <w:r>
-        <w:rPr>
-          <w:lang w:val="ru-RU"/>
-        </w:rPr>
         <w:t>нтегруючи отримаємо:</w:t>
       </w:r>
     </w:p>
@@ -2600,20 +2028,16 @@
           <w:p>
             <w:pPr>
               <w:jc w:val="center"/>
-              <w:rPr>
-                <w:lang w:val="ru-RU"/>
-              </w:rPr>
             </w:pPr>
             <w:r>
               <w:rPr>
                 <w:position w:val="-32"/>
-                <w:lang w:val="ru-RU"/>
               </w:rPr>
-              <w:object w:dxaOrig="4180" w:dyaOrig="760">
-                <v:shape id="_x0000_i1040" type="#_x0000_t75" style="width:208.8pt;height:37.8pt" o:ole="">
+              <w:object w:dxaOrig="4180" w:dyaOrig="760" w14:anchorId="0CD0CF3D">
+                <v:shape id="_x0000_i1041" type="#_x0000_t75" style="width:208.8pt;height:37.8pt" o:ole="">
                   <v:imagedata r:id="rId36" o:title=""/>
                 </v:shape>
-                <o:OLEObject Type="Embed" ProgID="Equation.3" ShapeID="_x0000_i1040" DrawAspect="Content" ObjectID="_1583775227" r:id="rId37"/>
+                <o:OLEObject Type="Embed" ProgID="Equation.3" ShapeID="_x0000_i1041" DrawAspect="Content" ObjectID="_1775769299" r:id="rId37"/>
               </w:object>
             </w:r>
           </w:p>
@@ -2626,14 +2050,8 @@
           <w:p>
             <w:pPr>
               <w:jc w:val="center"/>
-              <w:rPr>
-                <w:lang w:val="ru-RU"/>
-              </w:rPr>
             </w:pPr>
             <w:r>
-              <w:rPr>
-                <w:lang w:val="ru-RU"/>
-              </w:rPr>
               <w:t>(2)</w:t>
             </w:r>
           </w:p>
@@ -2643,100 +2061,66 @@
     <w:p>
       <w:pPr>
         <w:jc w:val="both"/>
-        <w:rPr>
-          <w:lang w:val="ru-RU"/>
-        </w:rPr>
       </w:pPr>
       <w:r>
-        <w:rPr>
-          <w:lang w:val="ru-RU"/>
-        </w:rPr>
         <w:t>К</w:t>
       </w:r>
       <w:r>
-        <w:rPr>
-          <w:lang w:val="ru-RU"/>
-        </w:rPr>
         <w:t xml:space="preserve">онстанти інтегрування в першому інтегралі повинні бути функцією </w:t>
       </w:r>
       <w:r>
         <w:rPr>
           <w:i/>
-          <w:lang w:val="en-US"/>
         </w:rPr>
         <w:t>V</w:t>
       </w:r>
       <w:r>
-        <w:rPr>
-          <w:lang w:val="ru-RU"/>
-        </w:rPr>
         <w:t xml:space="preserve">, а в другому </w:t>
       </w:r>
       <w:r>
-        <w:rPr>
-          <w:lang w:val="ru-RU"/>
-        </w:rPr>
         <w:sym w:font="Symbol" w:char="F02D"/>
       </w:r>
       <w:r>
-        <w:rPr>
-          <w:lang w:val="ru-RU"/>
-        </w:rPr>
-        <w:t xml:space="preserve"> </w:t>
-      </w:r>
-      <w:r>
-        <w:rPr>
-          <w:i/>
-          <w:lang w:val="en-US"/>
+        <w:t xml:space="preserve"> </w:t>
+      </w:r>
+      <w:r>
+        <w:rPr>
+          <w:i/>
         </w:rPr>
         <w:t>P</w:t>
       </w:r>
       <w:r>
-        <w:rPr>
-          <w:lang w:val="ru-RU"/>
-        </w:rPr>
         <w:t xml:space="preserve">. Але </w:t>
       </w:r>
       <w:r>
-        <w:rPr>
-          <w:lang w:val="ru-RU"/>
-        </w:rPr>
         <w:t>за</w:t>
       </w:r>
       <w:r>
-        <w:rPr>
-          <w:lang w:val="ru-RU"/>
-        </w:rPr>
         <w:t xml:space="preserve"> трет</w:t>
       </w:r>
       <w:r>
-        <w:rPr>
-          <w:lang w:val="ru-RU"/>
-        </w:rPr>
         <w:t>ім</w:t>
       </w:r>
       <w:r>
-        <w:rPr>
-          <w:lang w:val="ru-RU"/>
-        </w:rPr>
         <w:t xml:space="preserve"> закон</w:t>
       </w:r>
       <w:r>
-        <w:rPr>
-          <w:lang w:val="ru-RU"/>
-        </w:rPr>
         <w:t>ом</w:t>
       </w:r>
       <w:r>
-        <w:rPr>
-          <w:lang w:val="ru-RU"/>
-        </w:rPr>
-        <w:t xml:space="preserve"> вони асимтотично від </w:t>
-      </w:r>
-      <w:r>
-        <w:rPr>
-          <w:i/>
-          <w:lang w:val="en-US"/>
+        <w:t xml:space="preserve"> вони </w:t>
+      </w:r>
+      <w:proofErr w:type="spellStart"/>
+      <w:r>
+        <w:t>асимтотично</w:t>
+      </w:r>
+      <w:proofErr w:type="spellEnd"/>
+      <w:r>
+        <w:t xml:space="preserve"> від </w:t>
+      </w:r>
+      <w:r>
+        <w:rPr>
+          <w:i/>
         </w:rPr>
         <w:t>P</w:t>
       </w:r>
@@ -2746,88 +2130,52 @@
       <w:r>
         <w:rPr>
           <w:i/>
-          <w:lang w:val="en-US"/>
         </w:rPr>
         <w:t>V</w:t>
       </w:r>
       <w:r>
-        <w:rPr>
-          <w:lang w:val="ru-RU"/>
-        </w:rPr>
         <w:t xml:space="preserve"> не залежать а</w:t>
       </w:r>
       <w:r>
-        <w:rPr>
-          <w:lang w:val="ru-RU"/>
-        </w:rPr>
         <w:t xml:space="preserve">, отже, можуть </w:t>
       </w:r>
       <w:r>
-        <w:rPr>
-          <w:lang w:val="ru-RU"/>
-        </w:rPr>
         <w:t>вважатися</w:t>
       </w:r>
       <w:r>
-        <w:rPr>
-          <w:lang w:val="ru-RU"/>
-        </w:rPr>
         <w:t xml:space="preserve"> рівними нулю. Інтеграли в (2) повинні бути збіжними на нижній границі, </w:t>
       </w:r>
       <w:r>
-        <w:rPr>
-          <w:lang w:val="ru-RU"/>
-        </w:rPr>
         <w:t>що</w:t>
       </w:r>
       <w:r>
-        <w:rPr>
-          <w:lang w:val="ru-RU"/>
-        </w:rPr>
         <w:t xml:space="preserve"> виконується, якщо підінтегральні функції зростають при малих </w:t>
       </w:r>
       <w:r>
         <w:rPr>
           <w:i/>
-          <w:lang w:val="ru-RU"/>
         </w:rPr>
         <w:t>Т</w:t>
       </w:r>
       <w:r>
-        <w:rPr>
-          <w:lang w:val="ru-RU"/>
-        </w:rPr>
         <w:t xml:space="preserve"> по</w:t>
       </w:r>
       <w:r>
-        <w:rPr>
-          <w:lang w:val="ru-RU"/>
-        </w:rPr>
         <w:t>вільніше</w:t>
       </w:r>
       <w:r>
-        <w:rPr>
-          <w:lang w:val="ru-RU"/>
-        </w:rPr>
         <w:t>, ніж</w:t>
       </w:r>
       <w:r>
-        <w:rPr>
-          <w:lang w:val="ru-RU"/>
-        </w:rPr>
         <w:t xml:space="preserve"> 1/</w:t>
       </w:r>
       <w:r>
         <w:rPr>
           <w:i/>
-          <w:lang w:val="ru-RU"/>
         </w:rPr>
         <w:t>Т</w:t>
       </w:r>
       <w:r>
-        <w:rPr>
-          <w:lang w:val="ru-RU"/>
-        </w:rPr>
         <w:t>. Звідси випливає, що:</w:t>
       </w:r>
     </w:p>
@@ -2849,20 +2197,16 @@
           <w:p>
             <w:pPr>
               <w:jc w:val="center"/>
-              <w:rPr>
-                <w:lang w:val="ru-RU"/>
-              </w:rPr>
             </w:pPr>
             <w:r>
               <w:rPr>
                 <w:position w:val="-24"/>
-                <w:lang w:val="ru-RU"/>
               </w:rPr>
-              <w:object w:dxaOrig="3200" w:dyaOrig="620">
-                <v:shape id="_x0000_i1041" type="#_x0000_t75" style="width:160.2pt;height:31.2pt" o:ole="">
+              <w:object w:dxaOrig="3200" w:dyaOrig="620" w14:anchorId="0CD0CF3E">
+                <v:shape id="_x0000_i1042" type="#_x0000_t75" style="width:160.2pt;height:31.2pt" o:ole="">
                   <v:imagedata r:id="rId38" o:title=""/>
                 </v:shape>
-                <o:OLEObject Type="Embed" ProgID="Equation.3" ShapeID="_x0000_i1041" DrawAspect="Content" ObjectID="_1583775228" r:id="rId39"/>
+                <o:OLEObject Type="Embed" ProgID="Equation.3" ShapeID="_x0000_i1042" DrawAspect="Content" ObjectID="_1775769300" r:id="rId39"/>
               </w:object>
             </w:r>
           </w:p>
@@ -2875,14 +2219,8 @@
           <w:p>
             <w:pPr>
               <w:jc w:val="center"/>
-              <w:rPr>
-                <w:lang w:val="ru-RU"/>
-              </w:rPr>
             </w:pPr>
             <w:r>
-              <w:rPr>
-                <w:lang w:val="ru-RU"/>
-              </w:rPr>
               <w:t>(3)</w:t>
             </w:r>
           </w:p>
@@ -2892,122 +2230,40 @@
     <w:p>
       <w:pPr>
         <w:jc w:val="both"/>
-        <w:rPr>
-          <w:lang w:val="ru-RU"/>
-        </w:rPr>
       </w:pPr>
       <w:r>
-        <w:rPr>
-          <w:lang w:val="ru-RU"/>
-        </w:rPr>
         <w:t>д</w:t>
       </w:r>
       <w:r>
-        <w:rPr>
-          <w:lang w:val="ru-RU"/>
-        </w:rPr>
         <w:t>е</w:t>
       </w:r>
       <w:r>
-        <w:rPr>
-          <w:lang w:val="ru-RU"/>
-        </w:rPr>
-        <w:t xml:space="preserve"> </w:t>
-      </w:r>
-      <w:r>
-        <w:rPr>
-          <w:lang w:val="ru-RU"/>
-        </w:rPr>
+        <w:t xml:space="preserve"> </w:t>
+      </w:r>
+      <w:r>
         <w:sym w:font="Symbol" w:char="F061"/>
       </w:r>
       <w:r>
-        <w:rPr>
-          <w:lang w:val="ru-RU"/>
-        </w:rPr>
         <w:t>&lt;1</w:t>
       </w:r>
       <w:r>
-        <w:rPr>
-          <w:lang w:val="ru-RU"/>
-        </w:rPr>
-        <w:t xml:space="preserve">, </w:t>
-      </w:r>
-      <w:r>
-        <w:rPr>
-          <w:lang w:val="ru-RU"/>
-        </w:rPr>
-        <w:t>щоб</w:t>
-      </w:r>
-      <w:r>
-        <w:rPr>
-          <w:lang w:val="ru-RU"/>
-        </w:rPr>
-        <w:t xml:space="preserve"> </w:t>
-      </w:r>
-      <w:r>
-        <w:rPr>
-          <w:lang w:val="ru-RU"/>
-        </w:rPr>
-        <w:t>забезпечити</w:t>
-      </w:r>
-      <w:r>
-        <w:rPr>
-          <w:lang w:val="ru-RU"/>
-        </w:rPr>
-        <w:t xml:space="preserve"> </w:t>
-      </w:r>
-      <w:r>
-        <w:rPr>
-          <w:lang w:val="ru-RU"/>
-        </w:rPr>
-        <w:t>збіжність</w:t>
-      </w:r>
-      <w:r>
-        <w:rPr>
-          <w:lang w:val="ru-RU"/>
-        </w:rPr>
-        <w:t xml:space="preserve"> </w:t>
-      </w:r>
-      <w:r>
-        <w:rPr>
-          <w:lang w:val="ru-RU"/>
-        </w:rPr>
-        <w:t>інтегралу</w:t>
-      </w:r>
-      <w:r>
-        <w:rPr>
-          <w:lang w:val="ru-RU"/>
-        </w:rPr>
+        <w:t>, щоб забезпечити збіжність інтегралу</w:t>
+      </w:r>
+      <w:r>
         <w:t xml:space="preserve"> на нижній границі</w:t>
       </w:r>
       <w:r>
-        <w:rPr>
-          <w:lang w:val="ru-RU"/>
-        </w:rPr>
-        <w:t xml:space="preserve">, </w:t>
-      </w:r>
-      <w:r>
-        <w:rPr>
-          <w:lang w:val="ru-RU"/>
-        </w:rPr>
-        <w:t>а</w:t>
-      </w:r>
-      <w:r>
-        <w:rPr>
-          <w:lang w:val="ru-RU"/>
-        </w:rPr>
-        <w:t xml:space="preserve"> </w:t>
-      </w:r>
-      <w:r>
-        <w:rPr>
-          <w:lang w:val="ru-RU"/>
-        </w:rPr>
-        <w:t xml:space="preserve"> </w:t>
-      </w:r>
-      <w:r>
-        <w:rPr>
-          <w:i/>
-          <w:lang w:val="en-US"/>
+        <w:t>, а</w:t>
+      </w:r>
+      <w:r>
+        <w:t xml:space="preserve"> </w:t>
+      </w:r>
+      <w:r>
+        <w:t xml:space="preserve"> </w:t>
+      </w:r>
+      <w:r>
+        <w:rPr>
+          <w:i/>
         </w:rPr>
         <w:t>n</w:t>
       </w:r>
@@ -3015,531 +2271,290 @@
         <w:t xml:space="preserve"> </w:t>
       </w:r>
       <w:r>
-        <w:rPr>
-          <w:lang w:val="ru-RU"/>
-        </w:rPr>
         <w:t>–</w:t>
       </w:r>
       <w:r>
-        <w:rPr>
-          <w:lang w:val="ru-RU"/>
-        </w:rPr>
-        <w:t xml:space="preserve"> </w:t>
-      </w:r>
-      <w:r>
-        <w:rPr>
-          <w:lang w:val="ru-RU"/>
-        </w:rPr>
-        <w:t>степінь</w:t>
-      </w:r>
-      <w:r>
-        <w:rPr>
-          <w:lang w:val="ru-RU"/>
-        </w:rPr>
-        <w:t xml:space="preserve"> </w:t>
-      </w:r>
-      <w:r>
-        <w:rPr>
-          <w:lang w:val="ru-RU"/>
-        </w:rPr>
-        <w:t>температурної</w:t>
-      </w:r>
-      <w:r>
-        <w:rPr>
-          <w:lang w:val="ru-RU"/>
-        </w:rPr>
-        <w:t xml:space="preserve"> </w:t>
-      </w:r>
-      <w:r>
-        <w:rPr>
-          <w:lang w:val="ru-RU"/>
-        </w:rPr>
-        <w:t>залежності</w:t>
-      </w:r>
-      <w:r>
-        <w:rPr>
-          <w:lang w:val="ru-RU"/>
-        </w:rPr>
+        <w:t xml:space="preserve"> степінь температурної залежності</w:t>
+      </w:r>
+      <w:r>
         <w:t xml:space="preserve"> </w:t>
       </w:r>
       <w:r>
         <w:rPr>
           <w:position w:val="-10"/>
-          <w:lang w:val="ru-RU"/>
-        </w:rPr>
-        <w:object w:dxaOrig="340" w:dyaOrig="340">
-          <v:shape id="_x0000_i1042" type="#_x0000_t75" style="width:16.8pt;height:16.8pt" o:ole="">
+        </w:rPr>
+        <w:object w:dxaOrig="340" w:dyaOrig="340" w14:anchorId="0CD0CF3F">
+          <v:shape id="_x0000_i1043" type="#_x0000_t75" style="width:16.8pt;height:16.8pt" o:ole="">
             <v:imagedata r:id="rId40" o:title=""/>
           </v:shape>
-          <o:OLEObject Type="Embed" ProgID="Equation.3" ShapeID="_x0000_i1042" DrawAspect="Content" ObjectID="_1583775229" r:id="rId41"/>
+          <o:OLEObject Type="Embed" ProgID="Equation.3" ShapeID="_x0000_i1043" DrawAspect="Content" ObjectID="_1775769301" r:id="rId41"/>
         </w:object>
       </w:r>
       <w:r>
-        <w:rPr>
-          <w:lang w:val="ru-RU"/>
-        </w:rPr>
-        <w:t xml:space="preserve"> </w:t>
-      </w:r>
-      <w:r>
-        <w:rPr>
-          <w:lang w:val="ru-RU"/>
-        </w:rPr>
-        <w:t>і</w:t>
-      </w:r>
-      <w:r>
-        <w:rPr>
-          <w:lang w:val="ru-RU"/>
-        </w:rPr>
-        <w:t xml:space="preserve"> </w:t>
+        <w:t xml:space="preserve"> і </w:t>
       </w:r>
       <w:r>
         <w:rPr>
           <w:position w:val="-12"/>
-          <w:lang w:val="ru-RU"/>
-        </w:rPr>
-        <w:object w:dxaOrig="340" w:dyaOrig="360">
-          <v:shape id="_x0000_i1043" type="#_x0000_t75" style="width:16.8pt;height:18pt" o:ole="">
+        </w:rPr>
+        <w:object w:dxaOrig="340" w:dyaOrig="360" w14:anchorId="0CD0CF40">
+          <v:shape id="_x0000_i1044" type="#_x0000_t75" style="width:16.8pt;height:18pt" o:ole="">
             <v:imagedata r:id="rId42" o:title=""/>
           </v:shape>
-          <o:OLEObject Type="Embed" ProgID="Equation.3" ShapeID="_x0000_i1043" DrawAspect="Content" ObjectID="_1583775230" r:id="rId43"/>
+          <o:OLEObject Type="Embed" ProgID="Equation.3" ShapeID="_x0000_i1044" DrawAspect="Content" ObjectID="_1775769302" r:id="rId43"/>
         </w:object>
       </w:r>
       <w:r>
-        <w:rPr>
-          <w:lang w:val="ru-RU"/>
-        </w:rPr>
         <w:t>.</w:t>
       </w:r>
       <w:r>
-        <w:rPr>
-          <w:lang w:val="ru-RU"/>
-        </w:rPr>
-        <w:t xml:space="preserve"> </w:t>
-      </w:r>
-      <w:r>
-        <w:rPr>
-          <w:lang w:val="ru-RU"/>
-        </w:rPr>
-        <w:t xml:space="preserve">Чисельні експерименти і теоретичні дослідження, проведені на початку ХХ ст. незмінно підтверджували цей теоретичний висновок (закон кубів Дебая), що можна розглядати, як доведення третього закону. </w:t>
-      </w:r>
-      <w:r>
-        <w:rPr>
-          <w:lang w:val="ru-RU"/>
-        </w:rPr>
+        <w:t xml:space="preserve"> </w:t>
+      </w:r>
+      <w:r>
+        <w:t xml:space="preserve">Чисельні експерименти і теоретичні дослідження, проведені на початку ХХ ст. незмінно підтверджували цей теоретичний висновок (закон кубів </w:t>
+      </w:r>
+      <w:proofErr w:type="spellStart"/>
+      <w:r>
+        <w:t>Дебая</w:t>
+      </w:r>
+      <w:proofErr w:type="spellEnd"/>
+      <w:r>
+        <w:t xml:space="preserve">), що можна розглядати, як доведення третього закону. </w:t>
+      </w:r>
+      <w:r>
         <w:t xml:space="preserve">Оскільки </w:t>
       </w:r>
       <w:r>
-        <w:rPr>
-          <w:lang w:val="ru-RU"/>
-        </w:rPr>
         <w:t>степінь</w:t>
       </w:r>
       <w:r>
         <w:rPr>
           <w:i/>
-          <w:lang w:val="ru-RU"/>
-        </w:rPr>
-        <w:t xml:space="preserve"> </w:t>
-      </w:r>
-      <w:r>
-        <w:rPr>
-          <w:i/>
-          <w:lang w:val="en-US"/>
-        </w:rPr>
-        <w:t>n</w:t>
-      </w:r>
-      <w:r>
-        <w:t xml:space="preserve"> </w:t>
-      </w:r>
-      <w:r>
-        <w:rPr>
-          <w:lang w:val="ru-RU"/>
-        </w:rPr>
+        </w:rPr>
+        <w:t xml:space="preserve"> n</w:t>
+      </w:r>
+      <w:r>
+        <w:t xml:space="preserve"> </w:t>
+      </w:r>
+      <w:proofErr w:type="spellStart"/>
+      <w:r>
         <w:t>невідємна</w:t>
       </w:r>
-      <w:r>
-        <w:rPr>
-          <w:lang w:val="ru-RU"/>
-        </w:rPr>
+      <w:proofErr w:type="spellEnd"/>
+      <w:r>
         <w:t>, то</w:t>
       </w:r>
       <w:r>
-        <w:rPr>
-          <w:lang w:val="ru-RU"/>
-        </w:rPr>
         <w:t xml:space="preserve"> </w:t>
       </w:r>
       <w:r>
         <w:rPr>
           <w:position w:val="-10"/>
-          <w:lang w:val="ru-RU"/>
-        </w:rPr>
-        <w:object w:dxaOrig="340" w:dyaOrig="340">
-          <v:shape id="_x0000_i1044" type="#_x0000_t75" style="width:16.8pt;height:16.8pt" o:ole="">
+        </w:rPr>
+        <w:object w:dxaOrig="340" w:dyaOrig="340" w14:anchorId="0CD0CF41">
+          <v:shape id="_x0000_i1045" type="#_x0000_t75" style="width:16.8pt;height:16.8pt" o:ole="">
             <v:imagedata r:id="rId40" o:title=""/>
           </v:shape>
-          <o:OLEObject Type="Embed" ProgID="Equation.3" ShapeID="_x0000_i1044" DrawAspect="Content" ObjectID="_1583775231" r:id="rId44"/>
+          <o:OLEObject Type="Embed" ProgID="Equation.3" ShapeID="_x0000_i1045" DrawAspect="Content" ObjectID="_1775769303" r:id="rId44"/>
         </w:object>
       </w:r>
       <w:r>
-        <w:rPr>
-          <w:lang w:val="ru-RU"/>
-        </w:rPr>
         <w:sym w:font="Symbol" w:char="F02D"/>
       </w:r>
       <w:r>
         <w:rPr>
           <w:position w:val="-12"/>
-          <w:lang w:val="ru-RU"/>
-        </w:rPr>
-        <w:object w:dxaOrig="340" w:dyaOrig="360">
-          <v:shape id="_x0000_i1045" type="#_x0000_t75" style="width:16.8pt;height:18pt" o:ole="">
+        </w:rPr>
+        <w:object w:dxaOrig="340" w:dyaOrig="360" w14:anchorId="0CD0CF42">
+          <v:shape id="_x0000_i1046" type="#_x0000_t75" style="width:16.8pt;height:18pt" o:ole="">
             <v:imagedata r:id="rId42" o:title=""/>
           </v:shape>
-          <o:OLEObject Type="Embed" ProgID="Equation.3" ShapeID="_x0000_i1045" DrawAspect="Content" ObjectID="_1583775232" r:id="rId45"/>
+          <o:OLEObject Type="Embed" ProgID="Equation.3" ShapeID="_x0000_i1046" DrawAspect="Content" ObjectID="_1775769304" r:id="rId45"/>
         </w:object>
       </w:r>
       <w:r>
-        <w:rPr>
-          <w:lang w:val="ru-RU"/>
-        </w:rPr>
         <w:t xml:space="preserve"> </w:t>
       </w:r>
       <w:r>
         <w:t xml:space="preserve">також </w:t>
       </w:r>
       <w:r>
-        <w:rPr>
-          <w:lang w:val="ru-RU"/>
-        </w:rPr>
         <w:t>прямує до нуля</w:t>
       </w:r>
       <w:r>
-        <w:rPr>
-          <w:lang w:val="ru-RU"/>
-        </w:rPr>
         <w:t>, що в</w:t>
       </w:r>
       <w:r>
-        <w:rPr>
-          <w:lang w:val="ru-RU"/>
-        </w:rPr>
         <w:t xml:space="preserve">ласне витікає із </w:t>
       </w:r>
       <w:r>
         <w:rPr>
           <w:b/>
           <w:color w:val="0000FF"/>
-          <w:lang w:val="ru-RU"/>
         </w:rPr>
         <w:t>(71.1)</w:t>
       </w:r>
       <w:r>
-        <w:rPr>
-          <w:lang w:val="ru-RU"/>
-        </w:rPr>
         <w:t xml:space="preserve">. </w:t>
       </w:r>
     </w:p>
     <w:p>
       <w:pPr>
         <w:jc w:val="both"/>
-        <w:rPr>
-          <w:lang w:val="ru-RU"/>
-        </w:rPr>
       </w:pPr>
       <w:r>
         <w:rPr>
           <w:b/>
           <w:sz w:val="28"/>
           <w:szCs w:val="28"/>
-          <w:lang w:val="ru-RU"/>
         </w:rPr>
         <w:t>73</w:t>
       </w:r>
       <w:r>
-        <w:rPr>
-          <w:lang w:val="ru-RU"/>
-        </w:rPr>
         <w:t>. Т</w:t>
       </w:r>
       <w:r>
-        <w:rPr>
-          <w:lang w:val="ru-RU"/>
-        </w:rPr>
         <w:t>ретій</w:t>
       </w:r>
       <w:r>
-        <w:rPr>
-          <w:lang w:val="ru-RU"/>
-        </w:rPr>
         <w:t xml:space="preserve"> закон іноді формулюють, як принцип недосяжності абсолютного нуля температур. </w:t>
       </w:r>
       <w:r>
-        <w:rPr>
-          <w:lang w:val="ru-RU"/>
-        </w:rPr>
         <w:t>Дійсно</w:t>
       </w:r>
       <w:r>
-        <w:rPr>
-          <w:lang w:val="ru-RU"/>
-        </w:rPr>
         <w:t xml:space="preserve">, охолодження </w:t>
       </w:r>
       <w:r>
-        <w:rPr>
-          <w:lang w:val="ru-RU"/>
-        </w:rPr>
         <w:t xml:space="preserve">будь-якої системи принципово можна досягнути </w:t>
       </w:r>
       <w:r>
-        <w:rPr>
-          <w:lang w:val="ru-RU"/>
-        </w:rPr>
         <w:t>шляхом адіабатного розширення, при якому температура знижується, і наступного ізотермічного стиснення</w:t>
       </w:r>
       <w:r>
-        <w:rPr>
-          <w:lang w:val="ru-RU"/>
-        </w:rPr>
         <w:t xml:space="preserve"> при якому зменшується ентропія</w:t>
       </w:r>
       <w:r>
-        <w:rPr>
-          <w:lang w:val="ru-RU"/>
-        </w:rPr>
         <w:t>. Саме таким чином, пос</w:t>
       </w:r>
       <w:r>
-        <w:rPr>
-          <w:lang w:val="ru-RU"/>
-        </w:rPr>
         <w:t>лідовно</w:t>
       </w:r>
       <w:r>
-        <w:rPr>
-          <w:lang w:val="ru-RU"/>
-        </w:rPr>
         <w:t xml:space="preserve"> повторюючи цю процедуру</w:t>
       </w:r>
       <w:r>
-        <w:rPr>
-          <w:lang w:val="ru-RU"/>
-        </w:rPr>
         <w:t>,</w:t>
       </w:r>
       <w:r>
-        <w:rPr>
-          <w:lang w:val="ru-RU"/>
-        </w:rPr>
-        <w:t xml:space="preserve"> </w:t>
-      </w:r>
-      <w:r>
-        <w:rPr>
-          <w:lang w:val="ru-RU"/>
-        </w:rPr>
-        <w:t>проводять глибо</w:t>
-      </w:r>
-      <w:r>
-        <w:rPr>
-          <w:lang w:val="ru-RU"/>
-        </w:rPr>
+        <w:t xml:space="preserve"> проводять глибо</w:t>
+      </w:r>
+      <w:r>
         <w:t>ке</w:t>
       </w:r>
       <w:r>
-        <w:rPr>
-          <w:lang w:val="ru-RU"/>
-        </w:rPr>
         <w:t xml:space="preserve"> охолодження </w:t>
       </w:r>
       <w:r>
-        <w:rPr>
-          <w:lang w:val="ru-RU"/>
-        </w:rPr>
         <w:t xml:space="preserve">аж </w:t>
       </w:r>
       <w:r>
-        <w:rPr>
-          <w:lang w:val="ru-RU"/>
-        </w:rPr>
         <w:t>до конденс</w:t>
       </w:r>
       <w:r>
-        <w:rPr>
-          <w:lang w:val="ru-RU"/>
-        </w:rPr>
         <w:t xml:space="preserve">ації </w:t>
       </w:r>
       <w:r>
-        <w:rPr>
-          <w:lang w:val="ru-RU"/>
-        </w:rPr>
         <w:t xml:space="preserve">гелію (4К) методом Капіци. Але діючи </w:t>
       </w:r>
       <w:r>
-        <w:rPr>
-          <w:lang w:val="ru-RU"/>
-        </w:rPr>
         <w:t>у подібний спосіб</w:t>
       </w:r>
       <w:r>
-        <w:rPr>
-          <w:lang w:val="ru-RU"/>
-        </w:rPr>
         <w:t>, неможливо д</w:t>
       </w:r>
       <w:r>
-        <w:rPr>
-          <w:lang w:val="ru-RU"/>
-        </w:rPr>
         <w:t>о</w:t>
       </w:r>
       <w:r>
-        <w:rPr>
-          <w:lang w:val="ru-RU"/>
-        </w:rPr>
         <w:t xml:space="preserve">сягнути </w:t>
       </w:r>
       <w:r>
         <w:rPr>
           <w:i/>
-          <w:lang w:val="ru-RU"/>
         </w:rPr>
         <w:t>Т</w:t>
       </w:r>
       <w:r>
-        <w:rPr>
-          <w:lang w:val="ru-RU"/>
-        </w:rPr>
         <w:t xml:space="preserve">=0, оскільки </w:t>
       </w:r>
       <w:r>
-        <w:rPr>
-          <w:lang w:val="ru-RU"/>
-        </w:rPr>
         <w:t xml:space="preserve">в міру того як </w:t>
       </w:r>
       <w:r>
-        <w:rPr>
-          <w:lang w:val="ru-RU"/>
-        </w:rPr>
         <w:t>температура пря</w:t>
       </w:r>
       <w:r>
-        <w:rPr>
-          <w:lang w:val="ru-RU"/>
-        </w:rPr>
         <w:t>мує до нуля,</w:t>
       </w:r>
       <w:r>
-        <w:rPr>
-          <w:lang w:val="ru-RU"/>
-        </w:rPr>
         <w:t xml:space="preserve"> ентропія перестає залежати від температур</w:t>
       </w:r>
       <w:r>
-        <w:rPr>
-          <w:lang w:val="ru-RU"/>
-        </w:rPr>
         <w:t xml:space="preserve">и. Отже, </w:t>
       </w:r>
       <w:r>
-        <w:rPr>
-          <w:lang w:val="ru-RU"/>
-        </w:rPr>
         <w:t>за кінцеве</w:t>
       </w:r>
       <w:r>
-        <w:rPr>
-          <w:lang w:val="ru-RU"/>
-        </w:rPr>
         <w:t xml:space="preserve"> число циклів</w:t>
       </w:r>
       <w:r>
-        <w:rPr>
-          <w:lang w:val="ru-RU"/>
-        </w:rPr>
         <w:t xml:space="preserve"> стан </w:t>
       </w:r>
       <w:r>
-        <w:rPr>
-          <w:lang w:val="ru-RU"/>
-        </w:rPr>
         <w:t>і</w:t>
       </w:r>
       <w:r>
-        <w:rPr>
-          <w:lang w:val="ru-RU"/>
-        </w:rPr>
         <w:t>з</w:t>
       </w:r>
       <w:r>
-        <w:rPr>
-          <w:lang w:val="ru-RU"/>
-        </w:rPr>
-        <w:t xml:space="preserve"> </w:t>
-      </w:r>
-      <w:r>
-        <w:rPr>
-          <w:i/>
-          <w:lang w:val="en-US"/>
+        <w:t xml:space="preserve"> </w:t>
+      </w:r>
+      <w:r>
+        <w:rPr>
+          <w:i/>
         </w:rPr>
         <w:t>S</w:t>
       </w:r>
       <w:r>
-        <w:rPr>
-          <w:lang w:val="ru-RU"/>
-        </w:rPr>
         <w:t>=0</w:t>
       </w:r>
       <w:r>
-        <w:rPr>
-          <w:lang w:val="ru-RU"/>
-        </w:rPr>
         <w:t xml:space="preserve">, а, отже, і </w:t>
       </w:r>
       <w:r>
-        <w:rPr>
-          <w:lang w:val="ru-RU"/>
-        </w:rPr>
         <w:t xml:space="preserve">із </w:t>
       </w:r>
       <w:r>
         <w:rPr>
           <w:i/>
-          <w:lang w:val="ru-RU"/>
         </w:rPr>
         <w:t>Т</w:t>
       </w:r>
       <w:r>
-        <w:rPr>
-          <w:lang w:val="ru-RU"/>
-        </w:rPr>
         <w:t xml:space="preserve">=0, </w:t>
       </w:r>
       <w:r>
-        <w:rPr>
-          <w:lang w:val="ru-RU"/>
-        </w:rPr>
         <w:t xml:space="preserve">є </w:t>
       </w:r>
       <w:r>
-        <w:rPr>
-          <w:lang w:val="ru-RU"/>
-        </w:rPr>
         <w:t>недося</w:t>
       </w:r>
       <w:r>
-        <w:rPr>
-          <w:lang w:val="ru-RU"/>
-        </w:rPr>
         <w:t>ж</w:t>
       </w:r>
       <w:r>
-        <w:rPr>
-          <w:lang w:val="ru-RU"/>
-        </w:rPr>
         <w:t>ний.</w:t>
       </w:r>
     </w:p>
@@ -3549,362 +2564,42 @@
         <w:jc w:val="both"/>
       </w:pPr>
       <w:r>
-        <w:rPr>
-          <w:lang w:val="ru-RU"/>
-        </w:rPr>
-        <w:t>Для</w:t>
-      </w:r>
-      <w:r>
-        <w:rPr>
-          <w:lang w:val="ru-RU"/>
-        </w:rPr>
-        <w:t xml:space="preserve"> </w:t>
-      </w:r>
-      <w:r>
-        <w:rPr>
-          <w:lang w:val="ru-RU"/>
-        </w:rPr>
-        <w:t>отримання</w:t>
-      </w:r>
-      <w:r>
-        <w:rPr>
-          <w:lang w:val="ru-RU"/>
-        </w:rPr>
-        <w:t xml:space="preserve"> </w:t>
-      </w:r>
-      <w:r>
-        <w:rPr>
-          <w:lang w:val="ru-RU"/>
-        </w:rPr>
-        <w:t>наднизьких</w:t>
-      </w:r>
-      <w:r>
-        <w:rPr>
-          <w:lang w:val="ru-RU"/>
-        </w:rPr>
-        <w:t xml:space="preserve"> </w:t>
-      </w:r>
-      <w:r>
-        <w:rPr>
-          <w:lang w:val="ru-RU"/>
-        </w:rPr>
-        <w:t>температур</w:t>
-      </w:r>
-      <w:r>
-        <w:rPr>
-          <w:lang w:val="ru-RU"/>
-        </w:rPr>
-        <w:t xml:space="preserve"> </w:t>
-      </w:r>
-      <w:r>
-        <w:rPr>
-          <w:lang w:val="ru-RU"/>
-        </w:rPr>
-        <w:t>використовують</w:t>
-      </w:r>
-      <w:r>
-        <w:rPr>
-          <w:lang w:val="ru-RU"/>
-        </w:rPr>
-        <w:t xml:space="preserve"> </w:t>
-      </w:r>
-      <w:r>
-        <w:rPr>
-          <w:lang w:val="ru-RU"/>
-        </w:rPr>
-        <w:t>магнітний</w:t>
-      </w:r>
-      <w:r>
-        <w:rPr>
-          <w:lang w:val="ru-RU"/>
-        </w:rPr>
-        <w:t xml:space="preserve"> </w:t>
-      </w:r>
-      <w:r>
-        <w:rPr>
-          <w:lang w:val="ru-RU"/>
-        </w:rPr>
-        <w:t>метод</w:t>
-      </w:r>
-      <w:r>
-        <w:rPr>
-          <w:lang w:val="ru-RU"/>
-        </w:rPr>
-        <w:t xml:space="preserve"> </w:t>
-      </w:r>
-      <w:r>
-        <w:rPr>
-          <w:lang w:val="ru-RU"/>
-        </w:rPr>
-        <w:t>о</w:t>
-      </w:r>
-      <w:r>
-        <w:rPr>
-          <w:lang w:val="ru-RU"/>
-        </w:rPr>
+        <w:t xml:space="preserve">Для отримання наднизьких температур </w:t>
+      </w:r>
+      <w:r>
+        <w:t>використовують магнітний метод о</w:t>
+      </w:r>
+      <w:r>
         <w:t>холодження</w:t>
       </w:r>
       <w:r>
-        <w:rPr>
-          <w:lang w:val="ru-RU"/>
-        </w:rPr>
         <w:t xml:space="preserve"> деяких речовин (парамагнітних солей)</w:t>
       </w:r>
       <w:r>
-        <w:rPr>
-          <w:lang w:val="ru-RU"/>
-        </w:rPr>
-        <w:t xml:space="preserve">, </w:t>
-      </w:r>
-      <w:r>
-        <w:rPr>
-          <w:lang w:val="ru-RU"/>
-        </w:rPr>
-        <w:t>робота</w:t>
-      </w:r>
-      <w:r>
-        <w:rPr>
-          <w:lang w:val="ru-RU"/>
-        </w:rPr>
-        <w:t xml:space="preserve"> </w:t>
-      </w:r>
-      <w:r>
-        <w:rPr>
-          <w:lang w:val="ru-RU"/>
-        </w:rPr>
-        <w:t>якого</w:t>
-      </w:r>
-      <w:r>
-        <w:rPr>
-          <w:lang w:val="ru-RU"/>
-        </w:rPr>
-        <w:t xml:space="preserve"> </w:t>
-      </w:r>
-      <w:r>
-        <w:rPr>
-          <w:lang w:val="ru-RU"/>
-        </w:rPr>
-        <w:t>ілюструється</w:t>
-      </w:r>
-      <w:r>
-        <w:rPr>
-          <w:lang w:val="ru-RU"/>
-        </w:rPr>
-        <w:t xml:space="preserve"> </w:t>
-      </w:r>
-      <w:r>
-        <w:rPr>
-          <w:lang w:val="ru-RU"/>
-        </w:rPr>
+        <w:t xml:space="preserve">, робота якого ілюструється </w:t>
+      </w:r>
+      <w:r>
         <w:t>Рис</w:t>
       </w:r>
       <w:r>
-        <w:rPr>
-          <w:lang w:val="ru-RU"/>
-        </w:rPr>
         <w:t>. 1</w:t>
       </w:r>
       <w:r>
         <w:rPr>
           <w:i/>
-          <w:lang w:val="ru-RU"/>
         </w:rPr>
         <w:t>а</w:t>
       </w:r>
       <w:r>
-        <w:rPr>
-          <w:lang w:val="ru-RU"/>
-        </w:rPr>
-        <w:t xml:space="preserve">. </w:t>
-      </w:r>
-      <w:r>
-        <w:rPr>
-          <w:lang w:val="ru-RU"/>
-        </w:rPr>
-        <w:t>Якщо</w:t>
-      </w:r>
-      <w:r>
-        <w:rPr>
-          <w:lang w:val="ru-RU"/>
-        </w:rPr>
-        <w:t xml:space="preserve"> </w:t>
-      </w:r>
-      <w:r>
-        <w:rPr>
-          <w:lang w:val="ru-RU"/>
-        </w:rPr>
-        <w:t>парамагнітну</w:t>
-      </w:r>
-      <w:r>
-        <w:rPr>
-          <w:lang w:val="ru-RU"/>
-        </w:rPr>
-        <w:t xml:space="preserve"> </w:t>
-      </w:r>
-      <w:r>
-        <w:rPr>
-          <w:lang w:val="ru-RU"/>
-        </w:rPr>
-        <w:t>речовину</w:t>
-      </w:r>
-      <w:r>
-        <w:rPr>
-          <w:lang w:val="ru-RU"/>
-        </w:rPr>
-        <w:t xml:space="preserve"> </w:t>
-      </w:r>
-      <w:r>
-        <w:rPr>
-          <w:lang w:val="ru-RU"/>
-        </w:rPr>
-        <w:t>намагнічувати</w:t>
-      </w:r>
-      <w:r>
-        <w:rPr>
-          <w:lang w:val="ru-RU"/>
-        </w:rPr>
-        <w:t xml:space="preserve"> </w:t>
-      </w:r>
-      <w:r>
-        <w:rPr>
-          <w:lang w:val="ru-RU"/>
-        </w:rPr>
-        <w:t>ізотермічно</w:t>
-      </w:r>
-      <w:r>
-        <w:rPr>
-          <w:lang w:val="ru-RU"/>
-        </w:rPr>
-        <w:t xml:space="preserve">, </w:t>
-      </w:r>
-      <w:r>
-        <w:rPr>
-          <w:lang w:val="ru-RU"/>
-        </w:rPr>
-        <w:t>то</w:t>
-      </w:r>
-      <w:r>
-        <w:rPr>
-          <w:lang w:val="ru-RU"/>
-        </w:rPr>
-        <w:t xml:space="preserve"> </w:t>
-      </w:r>
-      <w:r>
-        <w:rPr>
-          <w:lang w:val="ru-RU"/>
-        </w:rPr>
-        <w:t>поле</w:t>
-      </w:r>
-      <w:r>
-        <w:rPr>
-          <w:lang w:val="ru-RU"/>
-        </w:rPr>
-        <w:t xml:space="preserve"> </w:t>
-      </w:r>
-      <w:r>
-        <w:rPr>
-          <w:lang w:val="ru-RU"/>
-        </w:rPr>
-        <w:t>виконує</w:t>
-      </w:r>
-      <w:r>
-        <w:rPr>
-          <w:lang w:val="ru-RU"/>
-        </w:rPr>
-        <w:t xml:space="preserve"> </w:t>
-      </w:r>
-      <w:r>
-        <w:rPr>
-          <w:lang w:val="ru-RU"/>
-        </w:rPr>
-        <w:t>роботу</w:t>
-      </w:r>
-      <w:r>
-        <w:rPr>
-          <w:lang w:val="ru-RU"/>
-        </w:rPr>
-        <w:t xml:space="preserve"> </w:t>
-      </w:r>
-      <w:r>
-        <w:rPr>
-          <w:lang w:val="ru-RU"/>
-        </w:rPr>
-        <w:t>по</w:t>
-      </w:r>
-      <w:r>
-        <w:rPr>
-          <w:lang w:val="ru-RU"/>
-        </w:rPr>
-        <w:t xml:space="preserve"> </w:t>
-      </w:r>
-      <w:r>
-        <w:rPr>
-          <w:lang w:val="ru-RU"/>
-        </w:rPr>
-        <w:t>орієнтації</w:t>
-      </w:r>
-      <w:r>
-        <w:rPr>
-          <w:lang w:val="ru-RU"/>
-        </w:rPr>
-        <w:t xml:space="preserve"> </w:t>
-      </w:r>
-      <w:r>
-        <w:rPr>
-          <w:lang w:val="ru-RU"/>
-        </w:rPr>
-        <w:t>магнітних</w:t>
-      </w:r>
-      <w:r>
-        <w:rPr>
-          <w:lang w:val="ru-RU"/>
-        </w:rPr>
-        <w:t xml:space="preserve"> </w:t>
-      </w:r>
-      <w:r>
-        <w:rPr>
-          <w:lang w:val="ru-RU"/>
-        </w:rPr>
-        <w:t>моментів</w:t>
-      </w:r>
-      <w:r>
-        <w:rPr>
-          <w:lang w:val="ru-RU"/>
-        </w:rPr>
-        <w:t xml:space="preserve"> </w:t>
-      </w:r>
-      <w:r>
-        <w:rPr>
-          <w:lang w:val="ru-RU"/>
-        </w:rPr>
-        <w:t>атомів</w:t>
-      </w:r>
-      <w:r>
-        <w:rPr>
-          <w:lang w:val="ru-RU"/>
-        </w:rPr>
-        <w:t xml:space="preserve"> </w:t>
-      </w:r>
-      <w:r>
-        <w:rPr>
-          <w:lang w:val="ru-RU"/>
-        </w:rPr>
-        <w:t>парамагнетика</w:t>
-      </w:r>
-      <w:r>
-        <w:rPr>
-          <w:lang w:val="ru-RU"/>
-        </w:rPr>
-        <w:t xml:space="preserve">. </w:t>
-      </w:r>
-      <w:r>
-        <w:rPr>
-          <w:lang w:val="ru-RU"/>
-        </w:rPr>
-        <w:t>Це можна трактувати так: сам парамагнетик виконує від’ємну</w:t>
-      </w:r>
-      <w:r>
-        <w:t xml:space="preserve"> роботу при намагнічуванні (ділянка 1-2). Отже, при розмагнічуванні парамагнетик виконує додатню </w:t>
+        <w:t xml:space="preserve">. Якщо парамагнітну речовину намагнічувати ізотермічно, то поле виконує роботу по орієнтації магнітних моментів атомів парамагнетика. Це можна трактувати так: сам парамагнетик виконує від’ємну роботу при намагнічуванні (ділянка 1-2). Отже, при розмагнічуванні парамагнетик виконує </w:t>
+      </w:r>
+      <w:proofErr w:type="spellStart"/>
+      <w:r>
+        <w:t>додатню</w:t>
+      </w:r>
+      <w:proofErr w:type="spellEnd"/>
+      <w:r>
+        <w:t xml:space="preserve"> </w:t>
       </w:r>
       <w:r>
         <w:lastRenderedPageBreak/>
@@ -3914,21 +2609,12 @@
         <w:t xml:space="preserve">с розмагнічування </w:t>
       </w:r>
       <w:r>
-        <w:rPr>
-          <w:lang w:val="ru-RU"/>
-        </w:rPr>
         <w:t>2</w:t>
       </w:r>
       <w:r>
-        <w:rPr>
-          <w:lang w:val="ru-RU"/>
-        </w:rPr>
         <w:sym w:font="Symbol" w:char="F02D"/>
       </w:r>
       <w:r>
-        <w:rPr>
-          <w:lang w:val="ru-RU"/>
-        </w:rPr>
         <w:t xml:space="preserve">3 </w:t>
       </w:r>
       <w:r>
@@ -3949,20 +2635,15 @@
       <w:r>
         <w:rPr>
           <w:i/>
-          <w:lang w:val="en-US"/>
         </w:rPr>
         <w:t>U</w:t>
       </w:r>
       <w:r>
-        <w:rPr>
-          <w:lang w:val="en-US"/>
-        </w:rPr>
         <w:sym w:font="Symbol" w:char="F07E"/>
       </w:r>
       <w:r>
         <w:rPr>
           <w:i/>
-          <w:lang w:val="en-US"/>
         </w:rPr>
         <w:t>T</w:t>
       </w:r>
@@ -3993,7 +2674,6 @@
       <w:r>
         <w:rPr>
           <w:i/>
-          <w:lang w:val="en-US"/>
         </w:rPr>
         <w:t>T</w:t>
       </w:r>
@@ -4027,20 +2707,16 @@
           <w:p>
             <w:pPr>
               <w:jc w:val="center"/>
-              <w:rPr>
-                <w:lang w:val="ru-RU"/>
-              </w:rPr>
             </w:pPr>
             <w:r>
               <w:rPr>
                 <w:position w:val="-6"/>
-                <w:lang w:val="ru-RU"/>
               </w:rPr>
-              <w:object w:dxaOrig="1980" w:dyaOrig="320">
-                <v:shape id="_x0000_i1046" type="#_x0000_t75" style="width:99pt;height:16.2pt" o:ole="">
+              <w:object w:dxaOrig="1980" w:dyaOrig="320" w14:anchorId="0CD0CF43">
+                <v:shape id="_x0000_i1047" type="#_x0000_t75" style="width:99pt;height:16.2pt" o:ole="">
                   <v:imagedata r:id="rId46" o:title=""/>
                 </v:shape>
-                <o:OLEObject Type="Embed" ProgID="Equation.3" ShapeID="_x0000_i1046" DrawAspect="Content" ObjectID="_1583775233" r:id="rId47"/>
+                <o:OLEObject Type="Embed" ProgID="Equation.3" ShapeID="_x0000_i1047" DrawAspect="Content" ObjectID="_1775769305" r:id="rId47"/>
               </w:object>
             </w:r>
           </w:p>
@@ -4053,27 +2729,9 @@
           <w:p>
             <w:pPr>
               <w:jc w:val="center"/>
-              <w:rPr>
-                <w:lang w:val="ru-RU"/>
-              </w:rPr>
             </w:pPr>
             <w:r>
-              <w:rPr>
-                <w:lang w:val="ru-RU"/>
-              </w:rPr>
-              <w:t>(</w:t>
-            </w:r>
-            <w:r>
-              <w:rPr>
-                <w:lang w:val="en-US"/>
-              </w:rPr>
-              <w:t>1</w:t>
-            </w:r>
-            <w:r>
-              <w:rPr>
-                <w:lang w:val="ru-RU"/>
-              </w:rPr>
-              <w:t>)</w:t>
+              <w:t>(1)</w:t>
             </w:r>
           </w:p>
         </w:tc>
@@ -4120,21 +2778,17 @@
         <w:t>. Тоді</w:t>
       </w:r>
       <w:r>
-        <w:rPr>
-          <w:lang w:val="ru-RU"/>
-        </w:rPr>
         <w:t xml:space="preserve"> </w:t>
       </w:r>
       <w:r>
         <w:rPr>
           <w:position w:val="-30"/>
-          <w:lang w:val="en-US"/>
-        </w:rPr>
-        <w:object w:dxaOrig="1980" w:dyaOrig="700">
-          <v:shape id="_x0000_i1047" type="#_x0000_t75" style="width:87.6pt;height:31.2pt" o:ole="">
+        </w:rPr>
+        <w:object w:dxaOrig="1980" w:dyaOrig="700" w14:anchorId="0CD0CF44">
+          <v:shape id="_x0000_i1048" type="#_x0000_t75" style="width:87.6pt;height:31.2pt" o:ole="">
             <v:imagedata r:id="rId48" o:title=""/>
           </v:shape>
-          <o:OLEObject Type="Embed" ProgID="Equation.3" ShapeID="_x0000_i1047" DrawAspect="Content" ObjectID="_1583775234" r:id="rId49"/>
+          <o:OLEObject Type="Embed" ProgID="Equation.3" ShapeID="_x0000_i1048" DrawAspect="Content" ObjectID="_1775769306" r:id="rId49"/>
         </w:object>
       </w:r>
       <w:r>
@@ -4144,11 +2798,11 @@
         <w:rPr>
           <w:position w:val="-30"/>
         </w:rPr>
-        <w:object w:dxaOrig="880" w:dyaOrig="700">
-          <v:shape id="_x0000_i1048" type="#_x0000_t75" style="width:36.6pt;height:28.8pt" o:ole="">
+        <w:object w:dxaOrig="880" w:dyaOrig="700" w14:anchorId="0CD0CF45">
+          <v:shape id="_x0000_i1049" type="#_x0000_t75" style="width:36.6pt;height:28.8pt" o:ole="">
             <v:imagedata r:id="rId50" o:title=""/>
           </v:shape>
-          <o:OLEObject Type="Embed" ProgID="Equation.3" ShapeID="_x0000_i1048" DrawAspect="Content" ObjectID="_1583775235" r:id="rId51"/>
+          <o:OLEObject Type="Embed" ProgID="Equation.3" ShapeID="_x0000_i1049" DrawAspect="Content" ObjectID="_1775769307" r:id="rId51"/>
         </w:object>
       </w:r>
       <w:r>
@@ -4172,19 +2826,16 @@
           <w:p>
             <w:pPr>
               <w:jc w:val="center"/>
-              <w:rPr>
-                <w:lang w:val="ru-RU"/>
-              </w:rPr>
             </w:pPr>
             <w:r>
               <w:rPr>
                 <w:position w:val="-34"/>
               </w:rPr>
-              <w:object w:dxaOrig="7260" w:dyaOrig="800">
-                <v:shape id="_x0000_i1049" type="#_x0000_t75" style="width:346.2pt;height:38.4pt" o:ole="">
+              <w:object w:dxaOrig="7260" w:dyaOrig="800" w14:anchorId="0CD0CF46">
+                <v:shape id="_x0000_i1050" type="#_x0000_t75" style="width:346.2pt;height:38.4pt" o:ole="">
                   <v:imagedata r:id="rId52" o:title=""/>
                 </v:shape>
-                <o:OLEObject Type="Embed" ProgID="Equation.3" ShapeID="_x0000_i1049" DrawAspect="Content" ObjectID="_1583775236" r:id="rId53"/>
+                <o:OLEObject Type="Embed" ProgID="Equation.3" ShapeID="_x0000_i1050" DrawAspect="Content" ObjectID="_1775769308" r:id="rId53"/>
               </w:object>
             </w:r>
           </w:p>
@@ -4197,27 +2848,9 @@
           <w:p>
             <w:pPr>
               <w:jc w:val="center"/>
-              <w:rPr>
-                <w:lang w:val="ru-RU"/>
-              </w:rPr>
             </w:pPr>
             <w:r>
-              <w:rPr>
-                <w:lang w:val="ru-RU"/>
-              </w:rPr>
-              <w:t>(</w:t>
-            </w:r>
-            <w:r>
-              <w:rPr>
-                <w:lang w:val="en-US"/>
-              </w:rPr>
-              <w:t>2</w:t>
-            </w:r>
-            <w:r>
-              <w:rPr>
-                <w:lang w:val="ru-RU"/>
-              </w:rPr>
-              <w:t>)</w:t>
+              <w:t>(2)</w:t>
             </w:r>
           </w:p>
         </w:tc>
@@ -4238,7 +2871,15 @@
         <w:t xml:space="preserve"> </w:t>
       </w:r>
       <w:r>
-        <w:t xml:space="preserve">мають місце такі співвідношення для теплоємності і намагнетованості </w:t>
+        <w:t xml:space="preserve">мають місце такі співвідношення для теплоємності і </w:t>
+      </w:r>
+      <w:proofErr w:type="spellStart"/>
+      <w:r>
+        <w:t>намагнетованості</w:t>
+      </w:r>
+      <w:proofErr w:type="spellEnd"/>
+      <w:r>
+        <w:t xml:space="preserve"> </w:t>
       </w:r>
       <w:r>
         <w:rPr>
@@ -4321,10 +2962,7 @@
         <w:t xml:space="preserve">відповідно, </w:t>
       </w:r>
       <w:r>
-        <w:t xml:space="preserve"> звідки із (2) і (1)</w:t>
-      </w:r>
-      <w:r>
-        <w:t>:</w:t>
+        <w:t xml:space="preserve"> звідки із (2) і (1):</w:t>
       </w:r>
     </w:p>
     <w:tbl>
@@ -4345,20 +2983,16 @@
           <w:p>
             <w:pPr>
               <w:jc w:val="center"/>
-              <w:rPr>
-                <w:lang w:val="ru-RU"/>
-              </w:rPr>
             </w:pPr>
             <w:r>
               <w:rPr>
                 <w:position w:val="-24"/>
-                <w:lang w:val="ru-RU"/>
               </w:rPr>
-              <w:object w:dxaOrig="2079" w:dyaOrig="639">
-                <v:shape id="_x0000_i1050" type="#_x0000_t75" style="width:93.6pt;height:28.8pt" o:ole="">
+              <w:object w:dxaOrig="2079" w:dyaOrig="639" w14:anchorId="0CD0CF47">
+                <v:shape id="_x0000_i1051" type="#_x0000_t75" style="width:93.6pt;height:28.8pt" o:ole="">
                   <v:imagedata r:id="rId54" o:title=""/>
                 </v:shape>
-                <o:OLEObject Type="Embed" ProgID="Equation.3" ShapeID="_x0000_i1050" DrawAspect="Content" ObjectID="_1583775237" r:id="rId55"/>
+                <o:OLEObject Type="Embed" ProgID="Equation.3" ShapeID="_x0000_i1051" DrawAspect="Content" ObjectID="_1775769309" r:id="rId55"/>
               </w:object>
             </w:r>
           </w:p>
@@ -4371,14 +3005,8 @@
           <w:p>
             <w:pPr>
               <w:jc w:val="center"/>
-              <w:rPr>
-                <w:lang w:val="ru-RU"/>
-              </w:rPr>
             </w:pPr>
             <w:r>
-              <w:rPr>
-                <w:lang w:val="ru-RU"/>
-              </w:rPr>
               <w:t>(3)</w:t>
             </w:r>
           </w:p>
@@ -4402,11 +3030,11 @@
         <w:rPr>
           <w:position w:val="-6"/>
         </w:rPr>
-        <w:object w:dxaOrig="920" w:dyaOrig="320">
-          <v:shape id="_x0000_i1051" type="#_x0000_t75" style="width:40.2pt;height:13.8pt" o:ole="">
+        <w:object w:dxaOrig="920" w:dyaOrig="320" w14:anchorId="0CD0CF48">
+          <v:shape id="_x0000_i1052" type="#_x0000_t75" style="width:40.2pt;height:13.8pt" o:ole="">
             <v:imagedata r:id="rId56" o:title=""/>
           </v:shape>
-          <o:OLEObject Type="Embed" ProgID="Equation.3" ShapeID="_x0000_i1051" DrawAspect="Content" ObjectID="_1583775238" r:id="rId57"/>
+          <o:OLEObject Type="Embed" ProgID="Equation.3" ShapeID="_x0000_i1052" DrawAspect="Content" ObjectID="_1775769310" r:id="rId57"/>
         </w:object>
       </w:r>
       <w:r>
@@ -4422,13 +3050,29 @@
         <w:t>є</w:t>
       </w:r>
       <w:r>
-        <w:t>ться закон Кюрі-Вейса,</w:t>
+        <w:t>ться закон Кюрі-</w:t>
+      </w:r>
+      <w:proofErr w:type="spellStart"/>
+      <w:r>
+        <w:t>Вейса</w:t>
+      </w:r>
+      <w:proofErr w:type="spellEnd"/>
+      <w:r>
+        <w:t>,</w:t>
       </w:r>
       <w:r>
         <w:t xml:space="preserve"> використаний при виведенні (3)</w:t>
       </w:r>
       <w:r>
-        <w:t>, згідно із яким парамагнітна сприятливість зворотньо пропорційна температурі:</w:t>
+        <w:t xml:space="preserve">, згідно із яким парамагнітна сприятливість </w:t>
+      </w:r>
+      <w:proofErr w:type="spellStart"/>
+      <w:r>
+        <w:t>зворотньо</w:t>
+      </w:r>
+      <w:proofErr w:type="spellEnd"/>
+      <w:r>
+        <w:t xml:space="preserve"> пропорційна температурі:</w:t>
       </w:r>
     </w:p>
     <w:tbl>
@@ -4449,20 +3093,16 @@
           <w:p>
             <w:pPr>
               <w:jc w:val="center"/>
-              <w:rPr>
-                <w:lang w:val="ru-RU"/>
-              </w:rPr>
             </w:pPr>
             <w:r>
               <w:rPr>
                 <w:position w:val="-24"/>
-                <w:lang w:val="ru-RU"/>
               </w:rPr>
-              <w:object w:dxaOrig="700" w:dyaOrig="620">
-                <v:shape id="_x0000_i1052" type="#_x0000_t75" style="width:34.8pt;height:31.2pt" o:ole="">
+              <w:object w:dxaOrig="700" w:dyaOrig="620" w14:anchorId="0CD0CF49">
+                <v:shape id="_x0000_i1053" type="#_x0000_t75" style="width:34.8pt;height:31.2pt" o:ole="">
                   <v:imagedata r:id="rId58" o:title=""/>
                 </v:shape>
-                <o:OLEObject Type="Embed" ProgID="Equation.3" ShapeID="_x0000_i1052" DrawAspect="Content" ObjectID="_1583775239" r:id="rId59"/>
+                <o:OLEObject Type="Embed" ProgID="Equation.3" ShapeID="_x0000_i1053" DrawAspect="Content" ObjectID="_1775769311" r:id="rId59"/>
               </w:object>
             </w:r>
           </w:p>
@@ -4475,26 +3115,14 @@
           <w:p>
             <w:pPr>
               <w:jc w:val="center"/>
-              <w:rPr>
-                <w:lang w:val="ru-RU"/>
-              </w:rPr>
             </w:pPr>
             <w:r>
-              <w:rPr>
-                <w:lang w:val="ru-RU"/>
-              </w:rPr>
               <w:t>(</w:t>
             </w:r>
             <w:r>
-              <w:rPr>
-                <w:lang w:val="en-US"/>
-              </w:rPr>
               <w:t>4</w:t>
             </w:r>
             <w:r>
-              <w:rPr>
-                <w:lang w:val="ru-RU"/>
-              </w:rPr>
               <w:t>)</w:t>
             </w:r>
           </w:p>
@@ -4515,11 +3143,11 @@
         <w:rPr>
           <w:position w:val="-30"/>
         </w:rPr>
-        <w:object w:dxaOrig="1300" w:dyaOrig="700">
-          <v:shape id="_x0000_i1053" type="#_x0000_t75" style="width:60pt;height:32.4pt" o:ole="">
+        <w:object w:dxaOrig="1300" w:dyaOrig="700" w14:anchorId="0CD0CF4A">
+          <v:shape id="_x0000_i1054" type="#_x0000_t75" style="width:60pt;height:32.4pt" o:ole="">
             <v:imagedata r:id="rId60" o:title=""/>
           </v:shape>
-          <o:OLEObject Type="Embed" ProgID="Equation.3" ShapeID="_x0000_i1053" DrawAspect="Content" ObjectID="_1583775240" r:id="rId61"/>
+          <o:OLEObject Type="Embed" ProgID="Equation.3" ShapeID="_x0000_i1054" DrawAspect="Content" ObjectID="_1775769312" r:id="rId61"/>
         </w:object>
       </w:r>
       <w:r>
@@ -4543,13 +3171,12 @@
       <w:r>
         <w:rPr>
           <w:position w:val="-24"/>
-          <w:lang w:val="ru-RU"/>
-        </w:rPr>
-        <w:object w:dxaOrig="1120" w:dyaOrig="639">
-          <v:shape id="_x0000_i1054" type="#_x0000_t75" style="width:55.8pt;height:31.8pt" o:ole="">
+        </w:rPr>
+        <w:object w:dxaOrig="1120" w:dyaOrig="639" w14:anchorId="0CD0CF4B">
+          <v:shape id="_x0000_i1055" type="#_x0000_t75" style="width:55.8pt;height:31.8pt" o:ole="">
             <v:imagedata r:id="rId62" o:title=""/>
           </v:shape>
-          <o:OLEObject Type="Embed" ProgID="Equation.3" ShapeID="_x0000_i1054" DrawAspect="Content" ObjectID="_1583775241" r:id="rId63"/>
+          <o:OLEObject Type="Embed" ProgID="Equation.3" ShapeID="_x0000_i1055" DrawAspect="Content" ObjectID="_1775769313" r:id="rId63"/>
         </w:object>
       </w:r>
       <w:r>
@@ -4558,32 +3185,43 @@
       <w:r>
         <w:rPr>
           <w:position w:val="-30"/>
-          <w:lang w:val="ru-RU"/>
-        </w:rPr>
-        <w:object w:dxaOrig="1800" w:dyaOrig="700">
-          <v:shape id="_x0000_i1055" type="#_x0000_t75" style="width:90pt;height:34.8pt" o:ole="">
+        </w:rPr>
+        <w:object w:dxaOrig="1800" w:dyaOrig="700" w14:anchorId="0CD0CF4C">
+          <v:shape id="_x0000_i1056" type="#_x0000_t75" style="width:90pt;height:34.8pt" o:ole="">
             <v:imagedata r:id="rId64" o:title=""/>
           </v:shape>
-          <o:OLEObject Type="Embed" ProgID="Equation.3" ShapeID="_x0000_i1055" DrawAspect="Content" ObjectID="_1583775242" r:id="rId65"/>
+          <o:OLEObject Type="Embed" ProgID="Equation.3" ShapeID="_x0000_i1056" DrawAspect="Content" ObjectID="_1775769314" r:id="rId65"/>
         </w:object>
       </w:r>
       <w:r>
         <w:t>.</w:t>
       </w:r>
       <w:r>
-        <w:t xml:space="preserve"> </w:t>
-      </w:r>
-      <w:r>
-        <w:t>Отримане співідношення дійсно працює до дуже низьких температур. Таким чином при адіабатичному розмагнічуванні парамагнітких солей досягаються температури до 1</w:t>
-      </w:r>
-      <w:r>
-        <w:rPr>
-          <w:lang w:val="en-US"/>
-        </w:rPr>
-        <w:t>mK</w:t>
-      </w:r>
-      <w:r>
-        <w:t xml:space="preserve">, а при використанні ефекту розмагнічування ядерних магнітних діпольних моментів </w:t>
+        <w:t xml:space="preserve"> Отримане </w:t>
+      </w:r>
+      <w:proofErr w:type="spellStart"/>
+      <w:r>
+        <w:t>співідношення</w:t>
+      </w:r>
+      <w:proofErr w:type="spellEnd"/>
+      <w:r>
+        <w:t xml:space="preserve"> дійсно працює до дуже низьких температур. Таким чином при адіабатичному розмагнічуванні </w:t>
+      </w:r>
+      <w:proofErr w:type="spellStart"/>
+      <w:r>
+        <w:t>парамагнітких</w:t>
+      </w:r>
+      <w:proofErr w:type="spellEnd"/>
+      <w:r>
+        <w:t xml:space="preserve"> солей досягаються температури до 1mK, а при використанні ефекту розмагнічування ядерних магнітних </w:t>
+      </w:r>
+      <w:proofErr w:type="spellStart"/>
+      <w:r>
+        <w:t>діпольних</w:t>
+      </w:r>
+      <w:proofErr w:type="spellEnd"/>
+      <w:r>
+        <w:t xml:space="preserve"> моментів </w:t>
       </w:r>
       <w:r>
         <w:sym w:font="Symbol" w:char="F02D"/>
@@ -4605,14 +3243,13 @@
       </w:pPr>
       <w:r>
         <w:rPr>
-          <w:noProof/>
-          <w:lang w:val="en-US" w:eastAsia="en-US"/>
+          <w:lang w:eastAsia="en-US"/>
         </w:rPr>
         <w:lastRenderedPageBreak/>
         <mc:AlternateContent>
           <mc:Choice Requires="wps">
             <w:drawing>
-              <wp:anchor distT="0" distB="0" distL="114300" distR="114300" simplePos="0" relativeHeight="251657728" behindDoc="0" locked="0" layoutInCell="0" allowOverlap="0">
+              <wp:anchor distT="0" distB="0" distL="114300" distR="114300" simplePos="0" relativeHeight="251657728" behindDoc="0" locked="0" layoutInCell="0" allowOverlap="0" wp14:anchorId="0CD0CF4D" wp14:editId="0CD0CF4E">
                 <wp:simplePos x="0" y="0"/>
                 <wp:positionH relativeFrom="margin">
                   <wp:align>center</wp:align>
@@ -4668,11 +3305,10 @@
                             </w:pPr>
                             <w:r>
                               <w:rPr>
-                                <w:noProof/>
-                                <w:lang w:val="en-US" w:eastAsia="en-US"/>
+                                <w:lang w:eastAsia="en-US"/>
                               </w:rPr>
                               <w:drawing>
-                                <wp:inline distT="0" distB="0" distL="0" distR="0">
+                                <wp:inline distT="0" distB="0" distL="0" distR="0" wp14:anchorId="0CD0CF61" wp14:editId="0CD0CF62">
                                   <wp:extent cx="5227320" cy="2621280"/>
                                   <wp:effectExtent l="0" t="0" r="0" b="7620"/>
                                   <wp:docPr id="36" name="Picture 36" descr="Can_T=0_be_reached"/>
@@ -4780,11 +3416,11 @@
           </mc:Choice>
           <mc:Fallback>
             <w:pict>
-              <v:shapetype id="_x0000_t202" coordsize="21600,21600" o:spt="202" path="m,l,21600r21600,l21600,xe">
+              <v:shapetype w14:anchorId="0CD0CF4D" id="_x0000_t202" coordsize="21600,21600" o:spt="202" path="m,l,21600r21600,l21600,xe">
                 <v:stroke joinstyle="miter"/>
                 <v:path gradientshapeok="t" o:connecttype="rect"/>
               </v:shapetype>
-              <v:shape id="Text Box 2" o:spid="_x0000_s1026" type="#_x0000_t202" style="position:absolute;left:0;text-align:left;margin-left:0;margin-top:0;width:484.2pt;height:258.1pt;z-index:251657728;visibility:visible;mso-wrap-style:square;mso-width-percent:0;mso-height-percent:0;mso-wrap-distance-left:9pt;mso-wrap-distance-top:0;mso-wrap-distance-right:9pt;mso-wrap-distance-bottom:0;mso-position-horizontal:center;mso-position-horizontal-relative:margin;mso-position-vertical:bottom;mso-position-vertical-relative:margin;mso-width-percent:0;mso-height-percent:0;mso-width-relative:margin;mso-height-relative:margin;v-text-anchor:top" o:gfxdata="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" o:allowincell="f" o:allowoverlap="f" stroked="f">
+              <v:shape id="Text Box 2" o:spid="_x0000_s1026" type="#_x0000_t202" style="position:absolute;left:0;text-align:left;margin-left:0;margin-top:0;width:484.2pt;height:258.1pt;z-index:251657728;visibility:visible;mso-wrap-style:square;mso-width-percent:0;mso-height-percent:0;mso-wrap-distance-left:9pt;mso-wrap-distance-top:0;mso-wrap-distance-right:9pt;mso-wrap-distance-bottom:0;mso-position-horizontal:center;mso-position-horizontal-relative:margin;mso-position-vertical:bottom;mso-position-vertical-relative:margin;mso-width-percent:0;mso-height-percent:0;mso-width-relative:margin;mso-height-relative:margin;v-text-anchor:top" o:gfxdata="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" o:allowincell="f" o:allowoverlap="f" stroked="f">
                 <v:textbox>
                   <w:txbxContent>
                     <w:p>
@@ -4793,11 +3429,10 @@
                       </w:pPr>
                       <w:r>
                         <w:rPr>
-                          <w:noProof/>
-                          <w:lang w:val="en-US" w:eastAsia="en-US"/>
+                          <w:lang w:eastAsia="en-US"/>
                         </w:rPr>
                         <w:drawing>
-                          <wp:inline distT="0" distB="0" distL="0" distR="0">
+                          <wp:inline distT="0" distB="0" distL="0" distR="0" wp14:anchorId="0CD0CF61" wp14:editId="0CD0CF62">
                             <wp:extent cx="5227320" cy="2621280"/>
                             <wp:effectExtent l="0" t="0" r="0" b="7620"/>
                             <wp:docPr id="36" name="Picture 36" descr="Can_T=0_be_reached"/>
@@ -4907,11 +3542,11 @@
         <w:rPr>
           <w:position w:val="-30"/>
         </w:rPr>
-        <w:object w:dxaOrig="1400" w:dyaOrig="700">
-          <v:shape id="_x0000_i1056" type="#_x0000_t75" style="width:64.2pt;height:31.8pt" o:ole="">
+        <w:object w:dxaOrig="1400" w:dyaOrig="700" w14:anchorId="0CD0CF4F">
+          <v:shape id="_x0000_i1057" type="#_x0000_t75" style="width:64.2pt;height:31.8pt" o:ole="">
             <v:imagedata r:id="rId67" o:title=""/>
           </v:shape>
-          <o:OLEObject Type="Embed" ProgID="Equation.3" ShapeID="_x0000_i1056" DrawAspect="Content" ObjectID="_1583775243" r:id="rId68"/>
+          <o:OLEObject Type="Embed" ProgID="Equation.3" ShapeID="_x0000_i1057" DrawAspect="Content" ObjectID="_1775769315" r:id="rId68"/>
         </w:object>
       </w:r>
       <w:r>
@@ -4954,11 +3589,11 @@
         <w:rPr>
           <w:position w:val="-30"/>
         </w:rPr>
-        <w:object w:dxaOrig="1420" w:dyaOrig="700">
-          <v:shape id="_x0000_i1057" type="#_x0000_t75" style="width:65.4pt;height:32.4pt" o:ole="">
+        <w:object w:dxaOrig="1420" w:dyaOrig="700" w14:anchorId="0CD0CF50">
+          <v:shape id="_x0000_i1058" type="#_x0000_t75" style="width:65.4pt;height:32.4pt" o:ole="">
             <v:imagedata r:id="rId69" o:title=""/>
           </v:shape>
-          <o:OLEObject Type="Embed" ProgID="Equation.3" ShapeID="_x0000_i1057" DrawAspect="Content" ObjectID="_1583775244" r:id="rId70"/>
+          <o:OLEObject Type="Embed" ProgID="Equation.3" ShapeID="_x0000_i1058" DrawAspect="Content" ObjectID="_1775769316" r:id="rId70"/>
         </w:object>
       </w:r>
       <w:r>
@@ -4989,7 +3624,15 @@
         <w:t>Т</w:t>
       </w:r>
       <w:r>
-        <w:t>=0 за кіцеву кількість кроків.</w:t>
+        <w:t xml:space="preserve">=0 за </w:t>
+      </w:r>
+      <w:proofErr w:type="spellStart"/>
+      <w:r>
+        <w:t>кіцеву</w:t>
+      </w:r>
+      <w:proofErr w:type="spellEnd"/>
+      <w:r>
+        <w:t xml:space="preserve"> кількість кроків.</w:t>
       </w:r>
     </w:p>
     <w:sectPr>
@@ -5009,7 +3652,7 @@
 </file>
 
 <file path=word/endnotes.xml><?xml version="1.0" encoding="utf-8"?>
-<w:endnotes xmlns:wpc="http://schemas.microsoft.com/office/word/2010/wordprocessingCanvas" xmlns:mc="http://schemas.openxmlformats.org/markup-compatibility/2006" xmlns:o="urn:schemas-microsoft-com:office:office" xmlns:r="http://schemas.openxmlformats.org/officeDocument/2006/relationships" xmlns:m="http://schemas.openxmlformats.org/officeDocument/2006/math" xmlns:v="urn:schemas-microsoft-com:vml" xmlns:wp14="http://schemas.microsoft.com/office/word/2010/wordprocessingDrawing" xmlns:wp="http://schemas.openxmlformats.org/drawingml/2006/wordprocessingDrawing" xmlns:w10="urn:schemas-microsoft-com:office:word" xmlns:w="http://schemas.openxmlformats.org/wordprocessingml/2006/main" xmlns:w14="http://schemas.microsoft.com/office/word/2010/wordml" xmlns:w15="http://schemas.microsoft.com/office/word/2012/wordml" xmlns:wpg="http://schemas.microsoft.com/office/word/2010/wordprocessingGroup" xmlns:wpi="http://schemas.microsoft.com/office/word/2010/wordprocessingInk" xmlns:wne="http://schemas.microsoft.com/office/word/2006/wordml" xmlns:wps="http://schemas.microsoft.com/office/word/2010/wordprocessingShape" mc:Ignorable="w14 w15 wp14">
+<w:endnotes xmlns:wpc="http://schemas.microsoft.com/office/word/2010/wordprocessingCanvas" xmlns:cx="http://schemas.microsoft.com/office/drawing/2014/chartex" xmlns:cx1="http://schemas.microsoft.com/office/drawing/2015/9/8/chartex" xmlns:cx2="http://schemas.microsoft.com/office/drawing/2015/10/21/chartex" xmlns:cx3="http://schemas.microsoft.com/office/drawing/2016/5/9/chartex" xmlns:cx4="http://schemas.microsoft.com/office/drawing/2016/5/10/chartex" xmlns:cx5="http://schemas.microsoft.com/office/drawing/2016/5/11/chartex" xmlns:cx6="http://schemas.microsoft.com/office/drawing/2016/5/12/chartex" xmlns:cx7="http://schemas.microsoft.com/office/drawing/2016/5/13/chartex" xmlns:cx8="http://schemas.microsoft.com/office/drawing/2016/5/14/chartex" xmlns:mc="http://schemas.openxmlformats.org/markup-compatibility/2006" xmlns:aink="http://schemas.microsoft.com/office/drawing/2016/ink" xmlns:am3d="http://schemas.microsoft.com/office/drawing/2017/model3d" xmlns:o="urn:schemas-microsoft-com:office:office" xmlns:oel="http://schemas.microsoft.com/office/2019/extlst" xmlns:r="http://schemas.openxmlformats.org/officeDocument/2006/relationships" xmlns:m="http://schemas.openxmlformats.org/officeDocument/2006/math" xmlns:v="urn:schemas-microsoft-com:vml" xmlns:wp14="http://schemas.microsoft.com/office/word/2010/wordprocessingDrawing" xmlns:wp="http://schemas.openxmlformats.org/drawingml/2006/wordprocessingDrawing" xmlns:w10="urn:schemas-microsoft-com:office:word" xmlns:w="http://schemas.openxmlformats.org/wordprocessingml/2006/main" xmlns:w14="http://schemas.microsoft.com/office/word/2010/wordml" xmlns:w15="http://schemas.microsoft.com/office/word/2012/wordml" xmlns:w16cex="http://schemas.microsoft.com/office/word/2018/wordml/cex" xmlns:w16cid="http://schemas.microsoft.com/office/word/2016/wordml/cid" xmlns:w16="http://schemas.microsoft.com/office/word/2018/wordml" xmlns:w16du="http://schemas.microsoft.com/office/word/2023/wordml/word16du" xmlns:w16sdtdh="http://schemas.microsoft.com/office/word/2020/wordml/sdtdatahash" xmlns:w16se="http://schemas.microsoft.com/office/word/2015/wordml/symex" xmlns:wpg="http://schemas.microsoft.com/office/word/2010/wordprocessingGroup" xmlns:wpi="http://schemas.microsoft.com/office/word/2010/wordprocessingInk" xmlns:wne="http://schemas.microsoft.com/office/word/2006/wordml" xmlns:wps="http://schemas.microsoft.com/office/word/2010/wordprocessingShape" mc:Ignorable="w14 w15 w16se w16cid w16 w16cex w16sdtdh w16du wp14">
   <w:endnote w:type="separator" w:id="-1">
     <w:p>
       <w:r>
@@ -5028,17 +3671,17 @@
 </file>
 
 <file path=word/footer1.xml><?xml version="1.0" encoding="utf-8"?>
-<w:ftr xmlns:wpc="http://schemas.microsoft.com/office/word/2010/wordprocessingCanvas" xmlns:mc="http://schemas.openxmlformats.org/markup-compatibility/2006" xmlns:o="urn:schemas-microsoft-com:office:office" xmlns:r="http://schemas.openxmlformats.org/officeDocument/2006/relationships" xmlns:m="http://schemas.openxmlformats.org/officeDocument/2006/math" xmlns:v="urn:schemas-microsoft-com:vml" xmlns:wp14="http://schemas.microsoft.com/office/word/2010/wordprocessingDrawing" xmlns:wp="http://schemas.openxmlformats.org/drawingml/2006/wordprocessingDrawing" xmlns:w10="urn:schemas-microsoft-com:office:word" xmlns:w="http://schemas.openxmlformats.org/wordprocessingml/2006/main" xmlns:w14="http://schemas.microsoft.com/office/word/2010/wordml" xmlns:w15="http://schemas.microsoft.com/office/word/2012/wordml" xmlns:wpg="http://schemas.microsoft.com/office/word/2010/wordprocessingGroup" xmlns:wpi="http://schemas.microsoft.com/office/word/2010/wordprocessingInk" xmlns:wne="http://schemas.microsoft.com/office/word/2006/wordml" xmlns:wps="http://schemas.microsoft.com/office/word/2010/wordprocessingShape" mc:Ignorable="w14 w15 wp14">
+<w:ftr xmlns:wpc="http://schemas.microsoft.com/office/word/2010/wordprocessingCanvas" xmlns:cx="http://schemas.microsoft.com/office/drawing/2014/chartex" xmlns:cx1="http://schemas.microsoft.com/office/drawing/2015/9/8/chartex" xmlns:cx2="http://schemas.microsoft.com/office/drawing/2015/10/21/chartex" xmlns:cx3="http://schemas.microsoft.com/office/drawing/2016/5/9/chartex" xmlns:cx4="http://schemas.microsoft.com/office/drawing/2016/5/10/chartex" xmlns:cx5="http://schemas.microsoft.com/office/drawing/2016/5/11/chartex" xmlns:cx6="http://schemas.microsoft.com/office/drawing/2016/5/12/chartex" xmlns:cx7="http://schemas.microsoft.com/office/drawing/2016/5/13/chartex" xmlns:cx8="http://schemas.microsoft.com/office/drawing/2016/5/14/chartex" xmlns:mc="http://schemas.openxmlformats.org/markup-compatibility/2006" xmlns:aink="http://schemas.microsoft.com/office/drawing/2016/ink" xmlns:am3d="http://schemas.microsoft.com/office/drawing/2017/model3d" xmlns:o="urn:schemas-microsoft-com:office:office" xmlns:oel="http://schemas.microsoft.com/office/2019/extlst" xmlns:r="http://schemas.openxmlformats.org/officeDocument/2006/relationships" xmlns:m="http://schemas.openxmlformats.org/officeDocument/2006/math" xmlns:v="urn:schemas-microsoft-com:vml" xmlns:wp14="http://schemas.microsoft.com/office/word/2010/wordprocessingDrawing" xmlns:wp="http://schemas.openxmlformats.org/drawingml/2006/wordprocessingDrawing" xmlns:w10="urn:schemas-microsoft-com:office:word" xmlns:w="http://schemas.openxmlformats.org/wordprocessingml/2006/main" xmlns:w14="http://schemas.microsoft.com/office/word/2010/wordml" xmlns:w15="http://schemas.microsoft.com/office/word/2012/wordml" xmlns:w16cex="http://schemas.microsoft.com/office/word/2018/wordml/cex" xmlns:w16cid="http://schemas.microsoft.com/office/word/2016/wordml/cid" xmlns:w16="http://schemas.microsoft.com/office/word/2018/wordml" xmlns:w16du="http://schemas.microsoft.com/office/word/2023/wordml/word16du" xmlns:w16sdtdh="http://schemas.microsoft.com/office/word/2020/wordml/sdtdatahash" xmlns:w16se="http://schemas.microsoft.com/office/word/2015/wordml/symex" xmlns:wpg="http://schemas.microsoft.com/office/word/2010/wordprocessingGroup" xmlns:wpi="http://schemas.microsoft.com/office/word/2010/wordprocessingInk" xmlns:wne="http://schemas.microsoft.com/office/word/2006/wordml" xmlns:wps="http://schemas.microsoft.com/office/word/2010/wordprocessingShape" mc:Ignorable="w14 w15 w16se w16cid w16 w16cex w16sdtdh w16du wp14">
   <w:p>
     <w:pPr>
-      <w:pStyle w:val="Footer"/>
+      <w:pStyle w:val="a9"/>
     </w:pPr>
   </w:p>
 </w:ftr>
 </file>
 
 <file path=word/footer2.xml><?xml version="1.0" encoding="utf-8"?>
-<w:ftr xmlns:wpc="http://schemas.microsoft.com/office/word/2010/wordprocessingCanvas" xmlns:mc="http://schemas.openxmlformats.org/markup-compatibility/2006" xmlns:o="urn:schemas-microsoft-com:office:office" xmlns:r="http://schemas.openxmlformats.org/officeDocument/2006/relationships" xmlns:m="http://schemas.openxmlformats.org/officeDocument/2006/math" xmlns:v="urn:schemas-microsoft-com:vml" xmlns:wp14="http://schemas.microsoft.com/office/word/2010/wordprocessingDrawing" xmlns:wp="http://schemas.openxmlformats.org/drawingml/2006/wordprocessingDrawing" xmlns:w10="urn:schemas-microsoft-com:office:word" xmlns:w="http://schemas.openxmlformats.org/wordprocessingml/2006/main" xmlns:w14="http://schemas.microsoft.com/office/word/2010/wordml" xmlns:w15="http://schemas.microsoft.com/office/word/2012/wordml" xmlns:wpg="http://schemas.microsoft.com/office/word/2010/wordprocessingGroup" xmlns:wpi="http://schemas.microsoft.com/office/word/2010/wordprocessingInk" xmlns:wne="http://schemas.microsoft.com/office/word/2006/wordml" xmlns:wps="http://schemas.microsoft.com/office/word/2010/wordprocessingShape" mc:Ignorable="w14 w15 wp14">
+<w:ftr xmlns:wpc="http://schemas.microsoft.com/office/word/2010/wordprocessingCanvas" xmlns:cx="http://schemas.microsoft.com/office/drawing/2014/chartex" xmlns:cx1="http://schemas.microsoft.com/office/drawing/2015/9/8/chartex" xmlns:cx2="http://schemas.microsoft.com/office/drawing/2015/10/21/chartex" xmlns:cx3="http://schemas.microsoft.com/office/drawing/2016/5/9/chartex" xmlns:cx4="http://schemas.microsoft.com/office/drawing/2016/5/10/chartex" xmlns:cx5="http://schemas.microsoft.com/office/drawing/2016/5/11/chartex" xmlns:cx6="http://schemas.microsoft.com/office/drawing/2016/5/12/chartex" xmlns:cx7="http://schemas.microsoft.com/office/drawing/2016/5/13/chartex" xmlns:cx8="http://schemas.microsoft.com/office/drawing/2016/5/14/chartex" xmlns:mc="http://schemas.openxmlformats.org/markup-compatibility/2006" xmlns:aink="http://schemas.microsoft.com/office/drawing/2016/ink" xmlns:am3d="http://schemas.microsoft.com/office/drawing/2017/model3d" xmlns:o="urn:schemas-microsoft-com:office:office" xmlns:oel="http://schemas.microsoft.com/office/2019/extlst" xmlns:r="http://schemas.openxmlformats.org/officeDocument/2006/relationships" xmlns:m="http://schemas.openxmlformats.org/officeDocument/2006/math" xmlns:v="urn:schemas-microsoft-com:vml" xmlns:wp14="http://schemas.microsoft.com/office/word/2010/wordprocessingDrawing" xmlns:wp="http://schemas.openxmlformats.org/drawingml/2006/wordprocessingDrawing" xmlns:w10="urn:schemas-microsoft-com:office:word" xmlns:w="http://schemas.openxmlformats.org/wordprocessingml/2006/main" xmlns:w14="http://schemas.microsoft.com/office/word/2010/wordml" xmlns:w15="http://schemas.microsoft.com/office/word/2012/wordml" xmlns:w16cex="http://schemas.microsoft.com/office/word/2018/wordml/cex" xmlns:w16cid="http://schemas.microsoft.com/office/word/2016/wordml/cid" xmlns:w16="http://schemas.microsoft.com/office/word/2018/wordml" xmlns:w16du="http://schemas.microsoft.com/office/word/2023/wordml/word16du" xmlns:w16sdtdh="http://schemas.microsoft.com/office/word/2020/wordml/sdtdatahash" xmlns:w16se="http://schemas.microsoft.com/office/word/2015/wordml/symex" xmlns:wpg="http://schemas.microsoft.com/office/word/2010/wordprocessingGroup" xmlns:wpi="http://schemas.microsoft.com/office/word/2010/wordprocessingInk" xmlns:wne="http://schemas.microsoft.com/office/word/2006/wordml" xmlns:wps="http://schemas.microsoft.com/office/word/2010/wordprocessingShape" mc:Ignorable="w14 w15 w16se w16cid w16 w16cex w16sdtdh w16du wp14">
   <w:tbl>
     <w:tblPr>
       <w:tblW w:w="5000" w:type="pct"/>
@@ -5074,7 +3717,7 @@
             <w:rPr>
               <w:caps/>
               <w:color w:val="000000"/>
-              <w:lang w:val="en-US" w:eastAsia="ru-RU"/>
+              <w:lang w:eastAsia="ru-RU"/>
             </w:rPr>
           </w:pPr>
           <w:r>
@@ -5098,43 +3741,41 @@
             <w:jc w:val="center"/>
             <w:rPr>
               <w:color w:val="FFFFFF"/>
-              <w:lang w:val="ru-RU" w:eastAsia="ru-RU"/>
+              <w:lang w:eastAsia="ru-RU"/>
             </w:rPr>
           </w:pPr>
           <w:r>
             <w:rPr>
               <w:color w:val="FFFFFF"/>
-              <w:lang w:val="ru-RU" w:eastAsia="ru-RU"/>
+              <w:lang w:eastAsia="ru-RU"/>
             </w:rPr>
             <w:fldChar w:fldCharType="begin"/>
           </w:r>
           <w:r>
             <w:rPr>
               <w:color w:val="FFFFFF"/>
-              <w:lang w:val="ru-RU" w:eastAsia="ru-RU"/>
+              <w:lang w:eastAsia="ru-RU"/>
             </w:rPr>
             <w:instrText xml:space="preserve"> PAGE   \* MERGEFORMAT </w:instrText>
           </w:r>
           <w:r>
             <w:rPr>
               <w:color w:val="FFFFFF"/>
-              <w:lang w:val="ru-RU" w:eastAsia="ru-RU"/>
+              <w:lang w:eastAsia="ru-RU"/>
             </w:rPr>
             <w:fldChar w:fldCharType="separate"/>
           </w:r>
           <w:r>
             <w:rPr>
-              <w:noProof/>
               <w:color w:val="FFFFFF"/>
-              <w:lang w:val="ru-RU" w:eastAsia="ru-RU"/>
+              <w:lang w:eastAsia="ru-RU"/>
             </w:rPr>
             <w:t>4</w:t>
           </w:r>
           <w:r>
             <w:rPr>
-              <w:noProof/>
               <w:color w:val="FFFFFF"/>
-              <w:lang w:val="ru-RU" w:eastAsia="ru-RU"/>
+              <w:lang w:eastAsia="ru-RU"/>
             </w:rPr>
             <w:fldChar w:fldCharType="end"/>
           </w:r>
@@ -5144,24 +3785,24 @@
   </w:tbl>
   <w:p>
     <w:pPr>
-      <w:pStyle w:val="Footer"/>
+      <w:pStyle w:val="a9"/>
     </w:pPr>
   </w:p>
 </w:ftr>
 </file>
 
 <file path=word/footer3.xml><?xml version="1.0" encoding="utf-8"?>
-<w:ftr xmlns:wpc="http://schemas.microsoft.com/office/word/2010/wordprocessingCanvas" xmlns:mc="http://schemas.openxmlformats.org/markup-compatibility/2006" xmlns:o="urn:schemas-microsoft-com:office:office" xmlns:r="http://schemas.openxmlformats.org/officeDocument/2006/relationships" xmlns:m="http://schemas.openxmlformats.org/officeDocument/2006/math" xmlns:v="urn:schemas-microsoft-com:vml" xmlns:wp14="http://schemas.microsoft.com/office/word/2010/wordprocessingDrawing" xmlns:wp="http://schemas.openxmlformats.org/drawingml/2006/wordprocessingDrawing" xmlns:w10="urn:schemas-microsoft-com:office:word" xmlns:w="http://schemas.openxmlformats.org/wordprocessingml/2006/main" xmlns:w14="http://schemas.microsoft.com/office/word/2010/wordml" xmlns:w15="http://schemas.microsoft.com/office/word/2012/wordml" xmlns:wpg="http://schemas.microsoft.com/office/word/2010/wordprocessingGroup" xmlns:wpi="http://schemas.microsoft.com/office/word/2010/wordprocessingInk" xmlns:wne="http://schemas.microsoft.com/office/word/2006/wordml" xmlns:wps="http://schemas.microsoft.com/office/word/2010/wordprocessingShape" mc:Ignorable="w14 w15 wp14">
+<w:ftr xmlns:wpc="http://schemas.microsoft.com/office/word/2010/wordprocessingCanvas" xmlns:cx="http://schemas.microsoft.com/office/drawing/2014/chartex" xmlns:cx1="http://schemas.microsoft.com/office/drawing/2015/9/8/chartex" xmlns:cx2="http://schemas.microsoft.com/office/drawing/2015/10/21/chartex" xmlns:cx3="http://schemas.microsoft.com/office/drawing/2016/5/9/chartex" xmlns:cx4="http://schemas.microsoft.com/office/drawing/2016/5/10/chartex" xmlns:cx5="http://schemas.microsoft.com/office/drawing/2016/5/11/chartex" xmlns:cx6="http://schemas.microsoft.com/office/drawing/2016/5/12/chartex" xmlns:cx7="http://schemas.microsoft.com/office/drawing/2016/5/13/chartex" xmlns:cx8="http://schemas.microsoft.com/office/drawing/2016/5/14/chartex" xmlns:mc="http://schemas.openxmlformats.org/markup-compatibility/2006" xmlns:aink="http://schemas.microsoft.com/office/drawing/2016/ink" xmlns:am3d="http://schemas.microsoft.com/office/drawing/2017/model3d" xmlns:o="urn:schemas-microsoft-com:office:office" xmlns:oel="http://schemas.microsoft.com/office/2019/extlst" xmlns:r="http://schemas.openxmlformats.org/officeDocument/2006/relationships" xmlns:m="http://schemas.openxmlformats.org/officeDocument/2006/math" xmlns:v="urn:schemas-microsoft-com:vml" xmlns:wp14="http://schemas.microsoft.com/office/word/2010/wordprocessingDrawing" xmlns:wp="http://schemas.openxmlformats.org/drawingml/2006/wordprocessingDrawing" xmlns:w10="urn:schemas-microsoft-com:office:word" xmlns:w="http://schemas.openxmlformats.org/wordprocessingml/2006/main" xmlns:w14="http://schemas.microsoft.com/office/word/2010/wordml" xmlns:w15="http://schemas.microsoft.com/office/word/2012/wordml" xmlns:w16cex="http://schemas.microsoft.com/office/word/2018/wordml/cex" xmlns:w16cid="http://schemas.microsoft.com/office/word/2016/wordml/cid" xmlns:w16="http://schemas.microsoft.com/office/word/2018/wordml" xmlns:w16du="http://schemas.microsoft.com/office/word/2023/wordml/word16du" xmlns:w16sdtdh="http://schemas.microsoft.com/office/word/2020/wordml/sdtdatahash" xmlns:w16se="http://schemas.microsoft.com/office/word/2015/wordml/symex" xmlns:wpg="http://schemas.microsoft.com/office/word/2010/wordprocessingGroup" xmlns:wpi="http://schemas.microsoft.com/office/word/2010/wordprocessingInk" xmlns:wne="http://schemas.microsoft.com/office/word/2006/wordml" xmlns:wps="http://schemas.microsoft.com/office/word/2010/wordprocessingShape" mc:Ignorable="w14 w15 w16se w16cid w16 w16cex w16sdtdh w16du wp14">
   <w:p>
     <w:pPr>
-      <w:pStyle w:val="Footer"/>
+      <w:pStyle w:val="a9"/>
     </w:pPr>
   </w:p>
 </w:ftr>
 </file>
 
 <file path=word/footnotes.xml><?xml version="1.0" encoding="utf-8"?>
-<w:footnotes xmlns:wpc="http://schemas.microsoft.com/office/word/2010/wordprocessingCanvas" xmlns:mc="http://schemas.openxmlformats.org/markup-compatibility/2006" xmlns:o="urn:schemas-microsoft-com:office:office" xmlns:r="http://schemas.openxmlformats.org/officeDocument/2006/relationships" xmlns:m="http://schemas.openxmlformats.org/officeDocument/2006/math" xmlns:v="urn:schemas-microsoft-com:vml" xmlns:wp14="http://schemas.microsoft.com/office/word/2010/wordprocessingDrawing" xmlns:wp="http://schemas.openxmlformats.org/drawingml/2006/wordprocessingDrawing" xmlns:w10="urn:schemas-microsoft-com:office:word" xmlns:w="http://schemas.openxmlformats.org/wordprocessingml/2006/main" xmlns:w14="http://schemas.microsoft.com/office/word/2010/wordml" xmlns:w15="http://schemas.microsoft.com/office/word/2012/wordml" xmlns:wpg="http://schemas.microsoft.com/office/word/2010/wordprocessingGroup" xmlns:wpi="http://schemas.microsoft.com/office/word/2010/wordprocessingInk" xmlns:wne="http://schemas.microsoft.com/office/word/2006/wordml" xmlns:wps="http://schemas.microsoft.com/office/word/2010/wordprocessingShape" mc:Ignorable="w14 w15 wp14">
+<w:footnotes xmlns:wpc="http://schemas.microsoft.com/office/word/2010/wordprocessingCanvas" xmlns:cx="http://schemas.microsoft.com/office/drawing/2014/chartex" xmlns:cx1="http://schemas.microsoft.com/office/drawing/2015/9/8/chartex" xmlns:cx2="http://schemas.microsoft.com/office/drawing/2015/10/21/chartex" xmlns:cx3="http://schemas.microsoft.com/office/drawing/2016/5/9/chartex" xmlns:cx4="http://schemas.microsoft.com/office/drawing/2016/5/10/chartex" xmlns:cx5="http://schemas.microsoft.com/office/drawing/2016/5/11/chartex" xmlns:cx6="http://schemas.microsoft.com/office/drawing/2016/5/12/chartex" xmlns:cx7="http://schemas.microsoft.com/office/drawing/2016/5/13/chartex" xmlns:cx8="http://schemas.microsoft.com/office/drawing/2016/5/14/chartex" xmlns:mc="http://schemas.openxmlformats.org/markup-compatibility/2006" xmlns:aink="http://schemas.microsoft.com/office/drawing/2016/ink" xmlns:am3d="http://schemas.microsoft.com/office/drawing/2017/model3d" xmlns:o="urn:schemas-microsoft-com:office:office" xmlns:oel="http://schemas.microsoft.com/office/2019/extlst" xmlns:r="http://schemas.openxmlformats.org/officeDocument/2006/relationships" xmlns:m="http://schemas.openxmlformats.org/officeDocument/2006/math" xmlns:v="urn:schemas-microsoft-com:vml" xmlns:wp14="http://schemas.microsoft.com/office/word/2010/wordprocessingDrawing" xmlns:wp="http://schemas.openxmlformats.org/drawingml/2006/wordprocessingDrawing" xmlns:w10="urn:schemas-microsoft-com:office:word" xmlns:w="http://schemas.openxmlformats.org/wordprocessingml/2006/main" xmlns:w14="http://schemas.microsoft.com/office/word/2010/wordml" xmlns:w15="http://schemas.microsoft.com/office/word/2012/wordml" xmlns:w16cex="http://schemas.microsoft.com/office/word/2018/wordml/cex" xmlns:w16cid="http://schemas.microsoft.com/office/word/2016/wordml/cid" xmlns:w16="http://schemas.microsoft.com/office/word/2018/wordml" xmlns:w16du="http://schemas.microsoft.com/office/word/2023/wordml/word16du" xmlns:w16sdtdh="http://schemas.microsoft.com/office/word/2020/wordml/sdtdatahash" xmlns:w16se="http://schemas.microsoft.com/office/word/2015/wordml/symex" xmlns:wpg="http://schemas.microsoft.com/office/word/2010/wordprocessingGroup" xmlns:wpi="http://schemas.microsoft.com/office/word/2010/wordprocessingInk" xmlns:wne="http://schemas.microsoft.com/office/word/2006/wordml" xmlns:wps="http://schemas.microsoft.com/office/word/2010/wordprocessingShape" mc:Ignorable="w14 w15 w16se w16cid w16 w16cex w16sdtdh w16du wp14">
   <w:footnote w:type="separator" w:id="-1">
     <w:p>
       <w:r>
@@ -5180,37 +3821,37 @@
 </file>
 
 <file path=word/header1.xml><?xml version="1.0" encoding="utf-8"?>
-<w:hdr xmlns:wpc="http://schemas.microsoft.com/office/word/2010/wordprocessingCanvas" xmlns:mc="http://schemas.openxmlformats.org/markup-compatibility/2006" xmlns:o="urn:schemas-microsoft-com:office:office" xmlns:r="http://schemas.openxmlformats.org/officeDocument/2006/relationships" xmlns:m="http://schemas.openxmlformats.org/officeDocument/2006/math" xmlns:v="urn:schemas-microsoft-com:vml" xmlns:wp14="http://schemas.microsoft.com/office/word/2010/wordprocessingDrawing" xmlns:wp="http://schemas.openxmlformats.org/drawingml/2006/wordprocessingDrawing" xmlns:w10="urn:schemas-microsoft-com:office:word" xmlns:w="http://schemas.openxmlformats.org/wordprocessingml/2006/main" xmlns:w14="http://schemas.microsoft.com/office/word/2010/wordml" xmlns:w15="http://schemas.microsoft.com/office/word/2012/wordml" xmlns:wpg="http://schemas.microsoft.com/office/word/2010/wordprocessingGroup" xmlns:wpi="http://schemas.microsoft.com/office/word/2010/wordprocessingInk" xmlns:wne="http://schemas.microsoft.com/office/word/2006/wordml" xmlns:wps="http://schemas.microsoft.com/office/word/2010/wordprocessingShape" mc:Ignorable="w14 w15 wp14">
+<w:hdr xmlns:wpc="http://schemas.microsoft.com/office/word/2010/wordprocessingCanvas" xmlns:cx="http://schemas.microsoft.com/office/drawing/2014/chartex" xmlns:cx1="http://schemas.microsoft.com/office/drawing/2015/9/8/chartex" xmlns:cx2="http://schemas.microsoft.com/office/drawing/2015/10/21/chartex" xmlns:cx3="http://schemas.microsoft.com/office/drawing/2016/5/9/chartex" xmlns:cx4="http://schemas.microsoft.com/office/drawing/2016/5/10/chartex" xmlns:cx5="http://schemas.microsoft.com/office/drawing/2016/5/11/chartex" xmlns:cx6="http://schemas.microsoft.com/office/drawing/2016/5/12/chartex" xmlns:cx7="http://schemas.microsoft.com/office/drawing/2016/5/13/chartex" xmlns:cx8="http://schemas.microsoft.com/office/drawing/2016/5/14/chartex" xmlns:mc="http://schemas.openxmlformats.org/markup-compatibility/2006" xmlns:aink="http://schemas.microsoft.com/office/drawing/2016/ink" xmlns:am3d="http://schemas.microsoft.com/office/drawing/2017/model3d" xmlns:o="urn:schemas-microsoft-com:office:office" xmlns:oel="http://schemas.microsoft.com/office/2019/extlst" xmlns:r="http://schemas.openxmlformats.org/officeDocument/2006/relationships" xmlns:m="http://schemas.openxmlformats.org/officeDocument/2006/math" xmlns:v="urn:schemas-microsoft-com:vml" xmlns:wp14="http://schemas.microsoft.com/office/word/2010/wordprocessingDrawing" xmlns:wp="http://schemas.openxmlformats.org/drawingml/2006/wordprocessingDrawing" xmlns:w10="urn:schemas-microsoft-com:office:word" xmlns:w="http://schemas.openxmlformats.org/wordprocessingml/2006/main" xmlns:w14="http://schemas.microsoft.com/office/word/2010/wordml" xmlns:w15="http://schemas.microsoft.com/office/word/2012/wordml" xmlns:w16cex="http://schemas.microsoft.com/office/word/2018/wordml/cex" xmlns:w16cid="http://schemas.microsoft.com/office/word/2016/wordml/cid" xmlns:w16="http://schemas.microsoft.com/office/word/2018/wordml" xmlns:w16du="http://schemas.microsoft.com/office/word/2023/wordml/word16du" xmlns:w16sdtdh="http://schemas.microsoft.com/office/word/2020/wordml/sdtdatahash" xmlns:w16se="http://schemas.microsoft.com/office/word/2015/wordml/symex" xmlns:wpg="http://schemas.microsoft.com/office/word/2010/wordprocessingGroup" xmlns:wpi="http://schemas.microsoft.com/office/word/2010/wordprocessingInk" xmlns:wne="http://schemas.microsoft.com/office/word/2006/wordml" xmlns:wps="http://schemas.microsoft.com/office/word/2010/wordprocessingShape" mc:Ignorable="w14 w15 w16se w16cid w16 w16cex w16sdtdh w16du wp14">
   <w:p>
     <w:pPr>
-      <w:pStyle w:val="Header"/>
+      <w:pStyle w:val="a7"/>
     </w:pPr>
   </w:p>
 </w:hdr>
 </file>
 
 <file path=word/header2.xml><?xml version="1.0" encoding="utf-8"?>
-<w:hdr xmlns:wpc="http://schemas.microsoft.com/office/word/2010/wordprocessingCanvas" xmlns:mc="http://schemas.openxmlformats.org/markup-compatibility/2006" xmlns:o="urn:schemas-microsoft-com:office:office" xmlns:r="http://schemas.openxmlformats.org/officeDocument/2006/relationships" xmlns:m="http://schemas.openxmlformats.org/officeDocument/2006/math" xmlns:v="urn:schemas-microsoft-com:vml" xmlns:wp14="http://schemas.microsoft.com/office/word/2010/wordprocessingDrawing" xmlns:wp="http://schemas.openxmlformats.org/drawingml/2006/wordprocessingDrawing" xmlns:w10="urn:schemas-microsoft-com:office:word" xmlns:w="http://schemas.openxmlformats.org/wordprocessingml/2006/main" xmlns:w14="http://schemas.microsoft.com/office/word/2010/wordml" xmlns:w15="http://schemas.microsoft.com/office/word/2012/wordml" xmlns:wpg="http://schemas.microsoft.com/office/word/2010/wordprocessingGroup" xmlns:wpi="http://schemas.microsoft.com/office/word/2010/wordprocessingInk" xmlns:wne="http://schemas.microsoft.com/office/word/2006/wordml" xmlns:wps="http://schemas.microsoft.com/office/word/2010/wordprocessingShape" mc:Ignorable="w14 w15 wp14">
+<w:hdr xmlns:wpc="http://schemas.microsoft.com/office/word/2010/wordprocessingCanvas" xmlns:cx="http://schemas.microsoft.com/office/drawing/2014/chartex" xmlns:cx1="http://schemas.microsoft.com/office/drawing/2015/9/8/chartex" xmlns:cx2="http://schemas.microsoft.com/office/drawing/2015/10/21/chartex" xmlns:cx3="http://schemas.microsoft.com/office/drawing/2016/5/9/chartex" xmlns:cx4="http://schemas.microsoft.com/office/drawing/2016/5/10/chartex" xmlns:cx5="http://schemas.microsoft.com/office/drawing/2016/5/11/chartex" xmlns:cx6="http://schemas.microsoft.com/office/drawing/2016/5/12/chartex" xmlns:cx7="http://schemas.microsoft.com/office/drawing/2016/5/13/chartex" xmlns:cx8="http://schemas.microsoft.com/office/drawing/2016/5/14/chartex" xmlns:mc="http://schemas.openxmlformats.org/markup-compatibility/2006" xmlns:aink="http://schemas.microsoft.com/office/drawing/2016/ink" xmlns:am3d="http://schemas.microsoft.com/office/drawing/2017/model3d" xmlns:o="urn:schemas-microsoft-com:office:office" xmlns:oel="http://schemas.microsoft.com/office/2019/extlst" xmlns:r="http://schemas.openxmlformats.org/officeDocument/2006/relationships" xmlns:m="http://schemas.openxmlformats.org/officeDocument/2006/math" xmlns:v="urn:schemas-microsoft-com:vml" xmlns:wp14="http://schemas.microsoft.com/office/word/2010/wordprocessingDrawing" xmlns:wp="http://schemas.openxmlformats.org/drawingml/2006/wordprocessingDrawing" xmlns:w10="urn:schemas-microsoft-com:office:word" xmlns:w="http://schemas.openxmlformats.org/wordprocessingml/2006/main" xmlns:w14="http://schemas.microsoft.com/office/word/2010/wordml" xmlns:w15="http://schemas.microsoft.com/office/word/2012/wordml" xmlns:w16cex="http://schemas.microsoft.com/office/word/2018/wordml/cex" xmlns:w16cid="http://schemas.microsoft.com/office/word/2016/wordml/cid" xmlns:w16="http://schemas.microsoft.com/office/word/2018/wordml" xmlns:w16du="http://schemas.microsoft.com/office/word/2023/wordml/word16du" xmlns:w16sdtdh="http://schemas.microsoft.com/office/word/2020/wordml/sdtdatahash" xmlns:w16se="http://schemas.microsoft.com/office/word/2015/wordml/symex" xmlns:wpg="http://schemas.microsoft.com/office/word/2010/wordprocessingGroup" xmlns:wpi="http://schemas.microsoft.com/office/word/2010/wordprocessingInk" xmlns:wne="http://schemas.microsoft.com/office/word/2006/wordml" xmlns:wps="http://schemas.microsoft.com/office/word/2010/wordprocessingShape" mc:Ignorable="w14 w15 w16se w16cid w16 w16cex w16sdtdh w16du wp14">
   <w:p>
     <w:pPr>
-      <w:pStyle w:val="Header"/>
+      <w:pStyle w:val="a7"/>
     </w:pPr>
   </w:p>
 </w:hdr>
 </file>
 
 <file path=word/header3.xml><?xml version="1.0" encoding="utf-8"?>
-<w:hdr xmlns:wpc="http://schemas.microsoft.com/office/word/2010/wordprocessingCanvas" xmlns:mc="http://schemas.openxmlformats.org/markup-compatibility/2006" xmlns:o="urn:schemas-microsoft-com:office:office" xmlns:r="http://schemas.openxmlformats.org/officeDocument/2006/relationships" xmlns:m="http://schemas.openxmlformats.org/officeDocument/2006/math" xmlns:v="urn:schemas-microsoft-com:vml" xmlns:wp14="http://schemas.microsoft.com/office/word/2010/wordprocessingDrawing" xmlns:wp="http://schemas.openxmlformats.org/drawingml/2006/wordprocessingDrawing" xmlns:w10="urn:schemas-microsoft-com:office:word" xmlns:w="http://schemas.openxmlformats.org/wordprocessingml/2006/main" xmlns:w14="http://schemas.microsoft.com/office/word/2010/wordml" xmlns:w15="http://schemas.microsoft.com/office/word/2012/wordml" xmlns:wpg="http://schemas.microsoft.com/office/word/2010/wordprocessingGroup" xmlns:wpi="http://schemas.microsoft.com/office/word/2010/wordprocessingInk" xmlns:wne="http://schemas.microsoft.com/office/word/2006/wordml" xmlns:wps="http://schemas.microsoft.com/office/word/2010/wordprocessingShape" mc:Ignorable="w14 w15 wp14">
+<w:hdr xmlns:wpc="http://schemas.microsoft.com/office/word/2010/wordprocessingCanvas" xmlns:cx="http://schemas.microsoft.com/office/drawing/2014/chartex" xmlns:cx1="http://schemas.microsoft.com/office/drawing/2015/9/8/chartex" xmlns:cx2="http://schemas.microsoft.com/office/drawing/2015/10/21/chartex" xmlns:cx3="http://schemas.microsoft.com/office/drawing/2016/5/9/chartex" xmlns:cx4="http://schemas.microsoft.com/office/drawing/2016/5/10/chartex" xmlns:cx5="http://schemas.microsoft.com/office/drawing/2016/5/11/chartex" xmlns:cx6="http://schemas.microsoft.com/office/drawing/2016/5/12/chartex" xmlns:cx7="http://schemas.microsoft.com/office/drawing/2016/5/13/chartex" xmlns:cx8="http://schemas.microsoft.com/office/drawing/2016/5/14/chartex" xmlns:mc="http://schemas.openxmlformats.org/markup-compatibility/2006" xmlns:aink="http://schemas.microsoft.com/office/drawing/2016/ink" xmlns:am3d="http://schemas.microsoft.com/office/drawing/2017/model3d" xmlns:o="urn:schemas-microsoft-com:office:office" xmlns:oel="http://schemas.microsoft.com/office/2019/extlst" xmlns:r="http://schemas.openxmlformats.org/officeDocument/2006/relationships" xmlns:m="http://schemas.openxmlformats.org/officeDocument/2006/math" xmlns:v="urn:schemas-microsoft-com:vml" xmlns:wp14="http://schemas.microsoft.com/office/word/2010/wordprocessingDrawing" xmlns:wp="http://schemas.openxmlformats.org/drawingml/2006/wordprocessingDrawing" xmlns:w10="urn:schemas-microsoft-com:office:word" xmlns:w="http://schemas.openxmlformats.org/wordprocessingml/2006/main" xmlns:w14="http://schemas.microsoft.com/office/word/2010/wordml" xmlns:w15="http://schemas.microsoft.com/office/word/2012/wordml" xmlns:w16cex="http://schemas.microsoft.com/office/word/2018/wordml/cex" xmlns:w16cid="http://schemas.microsoft.com/office/word/2016/wordml/cid" xmlns:w16="http://schemas.microsoft.com/office/word/2018/wordml" xmlns:w16du="http://schemas.microsoft.com/office/word/2023/wordml/word16du" xmlns:w16sdtdh="http://schemas.microsoft.com/office/word/2020/wordml/sdtdatahash" xmlns:w16se="http://schemas.microsoft.com/office/word/2015/wordml/symex" xmlns:wpg="http://schemas.microsoft.com/office/word/2010/wordprocessingGroup" xmlns:wpi="http://schemas.microsoft.com/office/word/2010/wordprocessingInk" xmlns:wne="http://schemas.microsoft.com/office/word/2006/wordml" xmlns:wps="http://schemas.microsoft.com/office/word/2010/wordprocessingShape" mc:Ignorable="w14 w15 w16se w16cid w16 w16cex w16sdtdh w16du wp14">
   <w:p>
     <w:pPr>
-      <w:pStyle w:val="Header"/>
+      <w:pStyle w:val="a7"/>
     </w:pPr>
   </w:p>
 </w:hdr>
 </file>
 
 <file path=word/styles.xml><?xml version="1.0" encoding="utf-8"?>
-<w:styles xmlns:mc="http://schemas.openxmlformats.org/markup-compatibility/2006" xmlns:r="http://schemas.openxmlformats.org/officeDocument/2006/relationships" xmlns:w="http://schemas.openxmlformats.org/wordprocessingml/2006/main" xmlns:w14="http://schemas.microsoft.com/office/word/2010/wordml" xmlns:w15="http://schemas.microsoft.com/office/word/2012/wordml" mc:Ignorable="w14 w15">
+<w:styles xmlns:mc="http://schemas.openxmlformats.org/markup-compatibility/2006" xmlns:r="http://schemas.openxmlformats.org/officeDocument/2006/relationships" xmlns:w="http://schemas.openxmlformats.org/wordprocessingml/2006/main" xmlns:w14="http://schemas.microsoft.com/office/word/2010/wordml" xmlns:w15="http://schemas.microsoft.com/office/word/2012/wordml" xmlns:w16cex="http://schemas.microsoft.com/office/word/2018/wordml/cex" xmlns:w16cid="http://schemas.microsoft.com/office/word/2016/wordml/cid" xmlns:w16="http://schemas.microsoft.com/office/word/2018/wordml" xmlns:w16du="http://schemas.microsoft.com/office/word/2023/wordml/word16du" xmlns:w16sdtdh="http://schemas.microsoft.com/office/word/2020/wordml/sdtdatahash" xmlns:w16se="http://schemas.microsoft.com/office/word/2015/wordml/symex" mc:Ignorable="w14 w15 w16se w16cid w16 w16cex w16sdtdh w16du">
   <w:docDefaults>
     <w:rPrDefault>
       <w:rPr>
@@ -5220,7 +3861,7 @@
     </w:rPrDefault>
     <w:pPrDefault/>
   </w:docDefaults>
-  <w:latentStyles w:defLockedState="0" w:defUIPriority="0" w:defSemiHidden="0" w:defUnhideWhenUsed="0" w:defQFormat="0" w:count="371">
+  <w:latentStyles w:defLockedState="0" w:defUIPriority="0" w:defSemiHidden="0" w:defUnhideWhenUsed="0" w:defQFormat="0" w:count="376">
     <w:lsdException w:name="Normal" w:qFormat="1"/>
     <w:lsdException w:name="heading 1" w:qFormat="1"/>
     <w:lsdException w:name="heading 2" w:semiHidden="1" w:unhideWhenUsed="1" w:qFormat="1"/>
@@ -5237,6 +3878,50 @@
     <w:lsdException w:name="Subtitle" w:qFormat="1"/>
     <w:lsdException w:name="Strong" w:qFormat="1"/>
     <w:lsdException w:name="Emphasis" w:qFormat="1"/>
+    <w:lsdException w:name="Normal Table" w:semiHidden="1" w:unhideWhenUsed="1"/>
+    <w:lsdException w:name="Table Simple 1" w:semiHidden="1" w:unhideWhenUsed="1"/>
+    <w:lsdException w:name="Table Simple 2" w:semiHidden="1" w:unhideWhenUsed="1"/>
+    <w:lsdException w:name="Table Simple 3" w:semiHidden="1" w:unhideWhenUsed="1"/>
+    <w:lsdException w:name="Table Classic 1" w:semiHidden="1" w:unhideWhenUsed="1"/>
+    <w:lsdException w:name="Table Classic 2" w:semiHidden="1" w:unhideWhenUsed="1"/>
+    <w:lsdException w:name="Table Classic 3" w:semiHidden="1" w:unhideWhenUsed="1"/>
+    <w:lsdException w:name="Table Classic 4" w:semiHidden="1" w:unhideWhenUsed="1"/>
+    <w:lsdException w:name="Table Colorful 1" w:semiHidden="1" w:unhideWhenUsed="1"/>
+    <w:lsdException w:name="Table Colorful 2" w:semiHidden="1" w:unhideWhenUsed="1"/>
+    <w:lsdException w:name="Table Colorful 3" w:semiHidden="1" w:unhideWhenUsed="1"/>
+    <w:lsdException w:name="Table Columns 1" w:semiHidden="1" w:unhideWhenUsed="1"/>
+    <w:lsdException w:name="Table Columns 2" w:semiHidden="1" w:unhideWhenUsed="1"/>
+    <w:lsdException w:name="Table Columns 3" w:semiHidden="1" w:unhideWhenUsed="1"/>
+    <w:lsdException w:name="Table Columns 4" w:semiHidden="1" w:unhideWhenUsed="1"/>
+    <w:lsdException w:name="Table Columns 5" w:semiHidden="1" w:unhideWhenUsed="1"/>
+    <w:lsdException w:name="Table Grid 1" w:semiHidden="1" w:unhideWhenUsed="1"/>
+    <w:lsdException w:name="Table Grid 2" w:semiHidden="1" w:unhideWhenUsed="1"/>
+    <w:lsdException w:name="Table Grid 3" w:semiHidden="1" w:unhideWhenUsed="1"/>
+    <w:lsdException w:name="Table Grid 4" w:semiHidden="1" w:unhideWhenUsed="1"/>
+    <w:lsdException w:name="Table Grid 5" w:semiHidden="1" w:unhideWhenUsed="1"/>
+    <w:lsdException w:name="Table Grid 6" w:semiHidden="1" w:unhideWhenUsed="1"/>
+    <w:lsdException w:name="Table Grid 7" w:semiHidden="1" w:unhideWhenUsed="1"/>
+    <w:lsdException w:name="Table Grid 8" w:semiHidden="1" w:unhideWhenUsed="1"/>
+    <w:lsdException w:name="Table List 1" w:semiHidden="1" w:unhideWhenUsed="1"/>
+    <w:lsdException w:name="Table List 2" w:semiHidden="1" w:unhideWhenUsed="1"/>
+    <w:lsdException w:name="Table List 3" w:semiHidden="1" w:unhideWhenUsed="1"/>
+    <w:lsdException w:name="Table List 4" w:semiHidden="1" w:unhideWhenUsed="1"/>
+    <w:lsdException w:name="Table List 5" w:semiHidden="1" w:unhideWhenUsed="1"/>
+    <w:lsdException w:name="Table List 6" w:semiHidden="1" w:unhideWhenUsed="1"/>
+    <w:lsdException w:name="Table List 7" w:semiHidden="1" w:unhideWhenUsed="1"/>
+    <w:lsdException w:name="Table List 8" w:semiHidden="1" w:unhideWhenUsed="1"/>
+    <w:lsdException w:name="Table 3D effects 1" w:semiHidden="1" w:unhideWhenUsed="1"/>
+    <w:lsdException w:name="Table 3D effects 2" w:semiHidden="1" w:unhideWhenUsed="1"/>
+    <w:lsdException w:name="Table 3D effects 3" w:semiHidden="1" w:unhideWhenUsed="1"/>
+    <w:lsdException w:name="Table Contemporary" w:semiHidden="1" w:unhideWhenUsed="1"/>
+    <w:lsdException w:name="Table Elegant" w:semiHidden="1" w:unhideWhenUsed="1"/>
+    <w:lsdException w:name="Table Professional" w:semiHidden="1" w:unhideWhenUsed="1"/>
+    <w:lsdException w:name="Table Subtle 1" w:semiHidden="1" w:unhideWhenUsed="1"/>
+    <w:lsdException w:name="Table Subtle 2" w:semiHidden="1" w:unhideWhenUsed="1"/>
+    <w:lsdException w:name="Table Web 1" w:semiHidden="1" w:unhideWhenUsed="1"/>
+    <w:lsdException w:name="Table Web 2" w:semiHidden="1" w:unhideWhenUsed="1"/>
+    <w:lsdException w:name="Table Web 3" w:semiHidden="1" w:unhideWhenUsed="1"/>
+    <w:lsdException w:name="Table Theme" w:semiHidden="1" w:unhideWhenUsed="1"/>
     <w:lsdException w:name="Placeholder Text" w:semiHidden="1" w:uiPriority="99"/>
     <w:lsdException w:name="No Spacing" w:uiPriority="1" w:qFormat="1"/>
     <w:lsdException w:name="Light Shading" w:uiPriority="60"/>
@@ -5452,8 +4137,13 @@
     <w:lsdException w:name="List Table 5 Dark Accent 6" w:uiPriority="50"/>
     <w:lsdException w:name="List Table 6 Colorful Accent 6" w:uiPriority="51"/>
     <w:lsdException w:name="List Table 7 Colorful Accent 6" w:uiPriority="52"/>
+    <w:lsdException w:name="Mention" w:semiHidden="1" w:uiPriority="99" w:unhideWhenUsed="1"/>
+    <w:lsdException w:name="Smart Hyperlink" w:semiHidden="1" w:uiPriority="99" w:unhideWhenUsed="1"/>
+    <w:lsdException w:name="Hashtag" w:semiHidden="1" w:uiPriority="99" w:unhideWhenUsed="1"/>
+    <w:lsdException w:name="Unresolved Mention" w:semiHidden="1" w:uiPriority="99" w:unhideWhenUsed="1"/>
+    <w:lsdException w:name="Smart Link" w:semiHidden="1" w:uiPriority="99" w:unhideWhenUsed="1"/>
   </w:latentStyles>
-  <w:style w:type="paragraph" w:default="1" w:styleId="Normal">
+  <w:style w:type="paragraph" w:default="1" w:styleId="a">
     <w:name w:val="Normal"/>
     <w:qFormat/>
     <w:rPr>
@@ -5462,11 +4152,11 @@
       <w:lang w:val="uk-UA" w:eastAsia="uk-UA"/>
     </w:rPr>
   </w:style>
-  <w:style w:type="paragraph" w:styleId="Heading1">
+  <w:style w:type="paragraph" w:styleId="1">
     <w:name w:val="heading 1"/>
-    <w:basedOn w:val="Normal"/>
-    <w:next w:val="Normal"/>
-    <w:link w:val="Heading1Char"/>
+    <w:basedOn w:val="a"/>
+    <w:next w:val="a"/>
+    <w:link w:val="10"/>
     <w:qFormat/>
     <w:rsid w:val="00F5395A"/>
     <w:pPr>
@@ -5483,13 +4173,17 @@
       <w:szCs w:val="32"/>
     </w:rPr>
   </w:style>
-  <w:style w:type="character" w:default="1" w:styleId="DefaultParagraphFont">
+  <w:style w:type="character" w:default="1" w:styleId="a0">
     <w:name w:val="Default Paragraph Font"/>
+    <w:uiPriority w:val="1"/>
     <w:semiHidden/>
+    <w:unhideWhenUsed/>
   </w:style>
-  <w:style w:type="table" w:default="1" w:styleId="TableNormal">
+  <w:style w:type="table" w:default="1" w:styleId="a1">
     <w:name w:val="Normal Table"/>
+    <w:uiPriority w:val="99"/>
     <w:semiHidden/>
+    <w:unhideWhenUsed/>
     <w:tblPr>
       <w:tblInd w:w="0" w:type="dxa"/>
       <w:tblCellMar>
@@ -5500,13 +4194,15 @@
       </w:tblCellMar>
     </w:tblPr>
   </w:style>
-  <w:style w:type="numbering" w:default="1" w:styleId="NoList">
+  <w:style w:type="numbering" w:default="1" w:styleId="a2">
     <w:name w:val="No List"/>
+    <w:uiPriority w:val="99"/>
     <w:semiHidden/>
+    <w:unhideWhenUsed/>
   </w:style>
-  <w:style w:type="table" w:styleId="TableGrid">
+  <w:style w:type="table" w:styleId="a3">
     <w:name w:val="Table Grid"/>
-    <w:basedOn w:val="TableNormal"/>
+    <w:basedOn w:val="a1"/>
     <w:rsid w:val="0010368C"/>
     <w:tblPr>
       <w:tblBorders>
@@ -5519,9 +4215,9 @@
       </w:tblBorders>
     </w:tblPr>
   </w:style>
-  <w:style w:type="character" w:customStyle="1" w:styleId="Heading1Char">
-    <w:name w:val="Heading 1 Char"/>
-    <w:link w:val="Heading1"/>
+  <w:style w:type="character" w:customStyle="1" w:styleId="10">
+    <w:name w:val="Заголовок 1 Знак"/>
+    <w:link w:val="1"/>
     <w:rsid w:val="00F5395A"/>
     <w:rPr>
       <w:rFonts w:ascii="Cambria" w:eastAsia="Times New Roman" w:hAnsi="Cambria" w:cs="Times New Roman"/>
@@ -5532,11 +4228,11 @@
       <w:szCs w:val="32"/>
     </w:rPr>
   </w:style>
-  <w:style w:type="paragraph" w:styleId="Title">
+  <w:style w:type="paragraph" w:styleId="a4">
     <w:name w:val="Title"/>
-    <w:basedOn w:val="Normal"/>
-    <w:next w:val="Normal"/>
-    <w:link w:val="TitleChar"/>
+    <w:basedOn w:val="a"/>
+    <w:next w:val="a"/>
+    <w:link w:val="a5"/>
     <w:qFormat/>
     <w:rsid w:val="00F5395A"/>
     <w:pPr>
@@ -5553,9 +4249,9 @@
       <w:szCs w:val="32"/>
     </w:rPr>
   </w:style>
-  <w:style w:type="character" w:customStyle="1" w:styleId="TitleChar">
-    <w:name w:val="Title Char"/>
-    <w:link w:val="Title"/>
+  <w:style w:type="character" w:customStyle="1" w:styleId="a5">
+    <w:name w:val="Назва Знак"/>
+    <w:link w:val="a4"/>
     <w:rsid w:val="00F5395A"/>
     <w:rPr>
       <w:rFonts w:ascii="Cambria" w:eastAsia="Times New Roman" w:hAnsi="Cambria" w:cs="Times New Roman"/>
@@ -5566,10 +4262,10 @@
       <w:szCs w:val="32"/>
     </w:rPr>
   </w:style>
-  <w:style w:type="paragraph" w:styleId="Caption">
+  <w:style w:type="paragraph" w:styleId="a6">
     <w:name w:val="caption"/>
-    <w:basedOn w:val="Normal"/>
-    <w:next w:val="Normal"/>
+    <w:basedOn w:val="a"/>
+    <w:next w:val="a"/>
     <w:semiHidden/>
     <w:unhideWhenUsed/>
     <w:qFormat/>
@@ -5581,10 +4277,10 @@
       <w:szCs w:val="20"/>
     </w:rPr>
   </w:style>
-  <w:style w:type="paragraph" w:styleId="Header">
+  <w:style w:type="paragraph" w:styleId="a7">
     <w:name w:val="header"/>
-    <w:basedOn w:val="Normal"/>
-    <w:link w:val="HeaderChar"/>
+    <w:basedOn w:val="a"/>
+    <w:link w:val="a8"/>
     <w:rsid w:val="000F52F0"/>
     <w:pPr>
       <w:tabs>
@@ -5593,9 +4289,9 @@
       </w:tabs>
     </w:pPr>
   </w:style>
-  <w:style w:type="character" w:customStyle="1" w:styleId="HeaderChar">
-    <w:name w:val="Header Char"/>
-    <w:link w:val="Header"/>
+  <w:style w:type="character" w:customStyle="1" w:styleId="a8">
+    <w:name w:val="Верхній колонтитул Знак"/>
+    <w:link w:val="a7"/>
     <w:rsid w:val="000F52F0"/>
     <w:rPr>
       <w:sz w:val="24"/>
@@ -5603,10 +4299,10 @@
       <w:lang w:val="uk-UA" w:eastAsia="uk-UA"/>
     </w:rPr>
   </w:style>
-  <w:style w:type="paragraph" w:styleId="Footer">
+  <w:style w:type="paragraph" w:styleId="a9">
     <w:name w:val="footer"/>
-    <w:basedOn w:val="Normal"/>
-    <w:link w:val="FooterChar"/>
+    <w:basedOn w:val="a"/>
+    <w:link w:val="aa"/>
     <w:uiPriority w:val="99"/>
     <w:rsid w:val="000F52F0"/>
     <w:pPr>
@@ -5616,9 +4312,9 @@
       </w:tabs>
     </w:pPr>
   </w:style>
-  <w:style w:type="character" w:customStyle="1" w:styleId="FooterChar">
-    <w:name w:val="Footer Char"/>
-    <w:link w:val="Footer"/>
+  <w:style w:type="character" w:customStyle="1" w:styleId="aa">
+    <w:name w:val="Нижній колонтитул Знак"/>
+    <w:link w:val="a9"/>
     <w:uiPriority w:val="99"/>
     <w:rsid w:val="000F52F0"/>
     <w:rPr>
@@ -5627,9 +4323,9 @@
       <w:lang w:val="uk-UA" w:eastAsia="uk-UA"/>
     </w:rPr>
   </w:style>
-  <w:style w:type="character" w:styleId="PlaceholderText">
+  <w:style w:type="character" w:styleId="ab">
     <w:name w:val="Placeholder Text"/>
-    <w:basedOn w:val="DefaultParagraphFont"/>
+    <w:basedOn w:val="a0"/>
     <w:uiPriority w:val="99"/>
     <w:semiHidden/>
     <w:rsid w:val="00FC35BB"/>

--- a/Lec6/Лекція 6.docx
+++ b/Lec6/Лекція 6.docx
@@ -73,7 +73,7 @@
         <w:rPr>
           <w:position w:val="-12"/>
         </w:rPr>
-        <w:object w:dxaOrig="279" w:dyaOrig="360" w14:anchorId="0CD0CF2D">
+        <w:object w:dxaOrig="279" w:dyaOrig="360" w14:anchorId="76BD77B3">
           <v:shapetype id="_x0000_t75" coordsize="21600,21600" o:spt="75" o:preferrelative="t" path="m@4@5l@4@11@9@11@9@5xe" filled="f" stroked="f">
             <v:stroke joinstyle="miter"/>
             <v:formulas>
@@ -96,7 +96,7 @@
           <v:shape id="_x0000_i1025" type="#_x0000_t75" style="width:13.8pt;height:18pt" o:ole="">
             <v:imagedata r:id="rId6" o:title=""/>
           </v:shape>
-          <o:OLEObject Type="Embed" ProgID="Equation.3" ShapeID="_x0000_i1025" DrawAspect="Content" ObjectID="_1775769283" r:id="rId7"/>
+          <o:OLEObject Type="Embed" ProgID="Equation.3" ShapeID="_x0000_i1025" DrawAspect="Content" ObjectID="_1775776733" r:id="rId7"/>
         </w:object>
       </w:r>
       <w:r>
@@ -220,11 +220,11 @@
         <w:rPr>
           <w:position w:val="-12"/>
         </w:rPr>
-        <w:object w:dxaOrig="279" w:dyaOrig="360" w14:anchorId="0CD0CF2E">
+        <w:object w:dxaOrig="279" w:dyaOrig="360" w14:anchorId="76BD77B4">
           <v:shape id="_x0000_i1026" type="#_x0000_t75" style="width:13.8pt;height:18pt" o:ole="">
             <v:imagedata r:id="rId6" o:title=""/>
           </v:shape>
-          <o:OLEObject Type="Embed" ProgID="Equation.3" ShapeID="_x0000_i1026" DrawAspect="Content" ObjectID="_1775769284" r:id="rId8"/>
+          <o:OLEObject Type="Embed" ProgID="Equation.3" ShapeID="_x0000_i1026" DrawAspect="Content" ObjectID="_1775776734" r:id="rId8"/>
         </w:object>
       </w:r>
       <w:r>
@@ -277,11 +277,11 @@
         <w:rPr>
           <w:position w:val="-28"/>
         </w:rPr>
-        <w:object w:dxaOrig="1660" w:dyaOrig="540" w14:anchorId="0CD0CF2F">
+        <w:object w:dxaOrig="1660" w:dyaOrig="540" w14:anchorId="76BD77B5">
           <v:shape id="_x0000_i1027" type="#_x0000_t75" style="width:82.8pt;height:27pt" o:ole="">
             <v:imagedata r:id="rId9" o:title=""/>
           </v:shape>
-          <o:OLEObject Type="Embed" ProgID="Equation.3" ShapeID="_x0000_i1027" DrawAspect="Content" ObjectID="_1775769285" r:id="rId10"/>
+          <o:OLEObject Type="Embed" ProgID="Equation.3" ShapeID="_x0000_i1027" DrawAspect="Content" ObjectID="_1775776735" r:id="rId10"/>
         </w:object>
       </w:r>
       <w:r>
@@ -380,11 +380,11 @@
         <w:rPr>
           <w:position w:val="-6"/>
         </w:rPr>
-        <w:object w:dxaOrig="560" w:dyaOrig="279" w14:anchorId="0CD0CF30">
+        <w:object w:dxaOrig="560" w:dyaOrig="279" w14:anchorId="76BD77B6">
           <v:shape id="_x0000_i1028" type="#_x0000_t75" style="width:28.2pt;height:13.8pt" o:ole="">
             <v:imagedata r:id="rId11" o:title=""/>
           </v:shape>
-          <o:OLEObject Type="Embed" ProgID="Equation.3" ShapeID="_x0000_i1028" DrawAspect="Content" ObjectID="_1775769286" r:id="rId12"/>
+          <o:OLEObject Type="Embed" ProgID="Equation.3" ShapeID="_x0000_i1028" DrawAspect="Content" ObjectID="_1775776736" r:id="rId12"/>
         </w:object>
       </w:r>
       <w:r>
@@ -476,11 +476,11 @@
               <w:rPr>
                 <w:position w:val="-32"/>
               </w:rPr>
-              <w:object w:dxaOrig="5100" w:dyaOrig="901" w14:anchorId="0CD0CF31">
+              <w:object w:dxaOrig="5100" w:dyaOrig="901" w14:anchorId="76BD77B7">
                 <v:shape id="_x0000_i1029" type="#_x0000_t75" style="width:214.8pt;height:37.8pt" o:ole="">
                   <v:imagedata r:id="rId13" o:title=""/>
                 </v:shape>
-                <o:OLEObject Type="Embed" ProgID="Equation.3" ShapeID="_x0000_i1029" DrawAspect="Content" ObjectID="_1775769287" r:id="rId14"/>
+                <o:OLEObject Type="Embed" ProgID="Equation.3" ShapeID="_x0000_i1029" DrawAspect="Content" ObjectID="_1775776737" r:id="rId14"/>
               </w:object>
             </w:r>
           </w:p>
@@ -692,11 +692,11 @@
           <w:i/>
           <w:position w:val="-6"/>
         </w:rPr>
-        <w:object w:dxaOrig="700" w:dyaOrig="279" w14:anchorId="0CD0CF32">
+        <w:object w:dxaOrig="700" w:dyaOrig="279" w14:anchorId="76BD77B8">
           <v:shape id="_x0000_i1030" type="#_x0000_t75" style="width:34.8pt;height:13.8pt" o:ole="">
             <v:imagedata r:id="rId15" o:title=""/>
           </v:shape>
-          <o:OLEObject Type="Embed" ProgID="Equation.3" ShapeID="_x0000_i1030" DrawAspect="Content" ObjectID="_1775769288" r:id="rId16"/>
+          <o:OLEObject Type="Embed" ProgID="Equation.3" ShapeID="_x0000_i1030" DrawAspect="Content" ObjectID="_1775776738" r:id="rId16"/>
         </w:object>
       </w:r>
       <w:r>
@@ -737,11 +737,11 @@
               <w:rPr>
                 <w:position w:val="-20"/>
               </w:rPr>
-              <w:object w:dxaOrig="2940" w:dyaOrig="440" w14:anchorId="0CD0CF33">
+              <w:object w:dxaOrig="2940" w:dyaOrig="440" w14:anchorId="76BD77B9">
                 <v:shape id="_x0000_i1031" type="#_x0000_t75" style="width:133.2pt;height:19.8pt" o:ole="">
                   <v:imagedata r:id="rId17" o:title=""/>
                 </v:shape>
-                <o:OLEObject Type="Embed" ProgID="Equation.3" ShapeID="_x0000_i1031" DrawAspect="Content" ObjectID="_1775769289" r:id="rId18"/>
+                <o:OLEObject Type="Embed" ProgID="Equation.3" ShapeID="_x0000_i1031" DrawAspect="Content" ObjectID="_1775776739" r:id="rId18"/>
               </w:object>
             </w:r>
           </w:p>
@@ -879,11 +879,11 @@
               <w:rPr>
                 <w:position w:val="-30"/>
               </w:rPr>
-              <w:object w:dxaOrig="4580" w:dyaOrig="700" w14:anchorId="0CD0CF34">
+              <w:object w:dxaOrig="4580" w:dyaOrig="700" w14:anchorId="76BD77BA">
                 <v:shape id="_x0000_i1032" type="#_x0000_t75" style="width:203.4pt;height:30.6pt" o:ole="">
                   <v:imagedata r:id="rId19" o:title=""/>
                 </v:shape>
-                <o:OLEObject Type="Embed" ProgID="Equation.3" ShapeID="_x0000_i1032" DrawAspect="Content" ObjectID="_1775769290" r:id="rId20"/>
+                <o:OLEObject Type="Embed" ProgID="Equation.3" ShapeID="_x0000_i1032" DrawAspect="Content" ObjectID="_1775776740" r:id="rId20"/>
               </w:object>
             </w:r>
           </w:p>
@@ -991,11 +991,11 @@
         <w:rPr>
           <w:position w:val="-6"/>
         </w:rPr>
-        <w:object w:dxaOrig="680" w:dyaOrig="279" w14:anchorId="0CD0CF35">
+        <w:object w:dxaOrig="680" w:dyaOrig="279" w14:anchorId="76BD77BB">
           <v:shape id="_x0000_i1033" type="#_x0000_t75" style="width:34.2pt;height:13.8pt" o:ole="">
             <v:imagedata r:id="rId21" o:title=""/>
           </v:shape>
-          <o:OLEObject Type="Embed" ProgID="Equation.3" ShapeID="_x0000_i1033" DrawAspect="Content" ObjectID="_1775769291" r:id="rId22"/>
+          <o:OLEObject Type="Embed" ProgID="Equation.3" ShapeID="_x0000_i1033" DrawAspect="Content" ObjectID="_1775776741" r:id="rId22"/>
         </w:object>
       </w:r>
       <w:r>
@@ -1135,11 +1135,11 @@
           <w:i/>
           <w:position w:val="-12"/>
         </w:rPr>
-        <w:object w:dxaOrig="279" w:dyaOrig="360" w14:anchorId="0CD0CF36">
+        <w:object w:dxaOrig="279" w:dyaOrig="360" w14:anchorId="76BD77BC">
           <v:shape id="_x0000_i1034" type="#_x0000_t75" style="width:13.8pt;height:18pt" o:ole="">
             <v:imagedata r:id="rId23" o:title=""/>
           </v:shape>
-          <o:OLEObject Type="Embed" ProgID="Equation.3" ShapeID="_x0000_i1034" DrawAspect="Content" ObjectID="_1775769292" r:id="rId24"/>
+          <o:OLEObject Type="Embed" ProgID="Equation.3" ShapeID="_x0000_i1034" DrawAspect="Content" ObjectID="_1775776742" r:id="rId24"/>
         </w:object>
       </w:r>
       <w:r>
@@ -1306,11 +1306,11 @@
         <w:rPr>
           <w:position w:val="-30"/>
         </w:rPr>
-        <w:object w:dxaOrig="1420" w:dyaOrig="700" w14:anchorId="0CD0CF37">
+        <w:object w:dxaOrig="1420" w:dyaOrig="700" w14:anchorId="76BD77BD">
           <v:shape id="_x0000_i1035" type="#_x0000_t75" style="width:68.4pt;height:31.2pt" o:ole="">
             <v:imagedata r:id="rId25" o:title=""/>
           </v:shape>
-          <o:OLEObject Type="Embed" ProgID="Equation.3" ShapeID="_x0000_i1035" DrawAspect="Content" ObjectID="_1775769293" r:id="rId26"/>
+          <o:OLEObject Type="Embed" ProgID="Equation.3" ShapeID="_x0000_i1035" DrawAspect="Content" ObjectID="_1775776743" r:id="rId26"/>
         </w:object>
       </w:r>
       <w:r>
@@ -1320,11 +1320,11 @@
         <w:rPr>
           <w:position w:val="-30"/>
         </w:rPr>
-        <w:object w:dxaOrig="1380" w:dyaOrig="700" w14:anchorId="0CD0CF38">
+        <w:object w:dxaOrig="1380" w:dyaOrig="700" w14:anchorId="76BD77BE">
           <v:shape id="_x0000_i1036" type="#_x0000_t75" style="width:60pt;height:30.6pt" o:ole="">
             <v:imagedata r:id="rId27" o:title=""/>
           </v:shape>
-          <o:OLEObject Type="Embed" ProgID="Equation.3" ShapeID="_x0000_i1036" DrawAspect="Content" ObjectID="_1775769294" r:id="rId28"/>
+          <o:OLEObject Type="Embed" ProgID="Equation.3" ShapeID="_x0000_i1036" DrawAspect="Content" ObjectID="_1775776744" r:id="rId28"/>
         </w:object>
       </w:r>
       <w:r>
@@ -1349,11 +1349,11 @@
         <w:rPr>
           <w:position w:val="-30"/>
         </w:rPr>
-        <w:object w:dxaOrig="720" w:dyaOrig="700" w14:anchorId="0CD0CF39">
+        <w:object w:dxaOrig="720" w:dyaOrig="700" w14:anchorId="76BD77BF">
           <v:shape id="_x0000_i1037" type="#_x0000_t75" style="width:36pt;height:34.8pt" o:ole="">
             <v:imagedata r:id="rId29" o:title=""/>
           </v:shape>
-          <o:OLEObject Type="Embed" ProgID="Equation.3" ShapeID="_x0000_i1037" DrawAspect="Content" ObjectID="_1775769295" r:id="rId30"/>
+          <o:OLEObject Type="Embed" ProgID="Equation.3" ShapeID="_x0000_i1037" DrawAspect="Content" ObjectID="_1775776745" r:id="rId30"/>
         </w:object>
       </w:r>
       <w:r>
@@ -1363,11 +1363,11 @@
         <w:rPr>
           <w:position w:val="-30"/>
         </w:rPr>
-        <w:object w:dxaOrig="760" w:dyaOrig="700" w14:anchorId="0CD0CF3A">
+        <w:object w:dxaOrig="760" w:dyaOrig="700" w14:anchorId="76BD77C0">
           <v:shape id="_x0000_i1038" type="#_x0000_t75" style="width:37.8pt;height:34.8pt" o:ole="">
             <v:imagedata r:id="rId31" o:title=""/>
           </v:shape>
-          <o:OLEObject Type="Embed" ProgID="Equation.3" ShapeID="_x0000_i1038" DrawAspect="Content" ObjectID="_1775769296" r:id="rId32"/>
+          <o:OLEObject Type="Embed" ProgID="Equation.3" ShapeID="_x0000_i1038" DrawAspect="Content" ObjectID="_1775776746" r:id="rId32"/>
         </w:object>
       </w:r>
       <w:r>
@@ -1794,11 +1794,11 @@
         <w:rPr>
           <w:position w:val="-6"/>
         </w:rPr>
-        <w:object w:dxaOrig="700" w:dyaOrig="279" w14:anchorId="0CD0CF3B">
+        <w:object w:dxaOrig="700" w:dyaOrig="279" w14:anchorId="76BD77C1">
           <v:shape id="_x0000_i1039" type="#_x0000_t75" style="width:34.8pt;height:13.8pt" o:ole="">
             <v:imagedata r:id="rId15" o:title=""/>
           </v:shape>
-          <o:OLEObject Type="Embed" ProgID="Equation.3" ShapeID="_x0000_i1039" DrawAspect="Content" ObjectID="_1775769297" r:id="rId33"/>
+          <o:OLEObject Type="Embed" ProgID="Equation.3" ShapeID="_x0000_i1039" DrawAspect="Content" ObjectID="_1775776747" r:id="rId33"/>
         </w:object>
       </w:r>
       <w:r>
@@ -1942,11 +1942,11 @@
               <w:rPr>
                 <w:position w:val="-30"/>
               </w:rPr>
-              <w:object w:dxaOrig="3640" w:dyaOrig="700" w14:anchorId="0CD0CF3C">
+              <w:object w:dxaOrig="3640" w:dyaOrig="700" w14:anchorId="76BD77C2">
                 <v:shape id="_x0000_i1040" type="#_x0000_t75" style="width:181.8pt;height:34.8pt" o:ole="">
                   <v:imagedata r:id="rId34" o:title=""/>
                 </v:shape>
-                <o:OLEObject Type="Embed" ProgID="Equation.3" ShapeID="_x0000_i1040" DrawAspect="Content" ObjectID="_1775769298" r:id="rId35"/>
+                <o:OLEObject Type="Embed" ProgID="Equation.3" ShapeID="_x0000_i1040" DrawAspect="Content" ObjectID="_1775776748" r:id="rId35"/>
               </w:object>
             </w:r>
           </w:p>
@@ -2033,11 +2033,11 @@
               <w:rPr>
                 <w:position w:val="-32"/>
               </w:rPr>
-              <w:object w:dxaOrig="4180" w:dyaOrig="760" w14:anchorId="0CD0CF3D">
+              <w:object w:dxaOrig="4180" w:dyaOrig="760" w14:anchorId="76BD77C3">
                 <v:shape id="_x0000_i1041" type="#_x0000_t75" style="width:208.8pt;height:37.8pt" o:ole="">
                   <v:imagedata r:id="rId36" o:title=""/>
                 </v:shape>
-                <o:OLEObject Type="Embed" ProgID="Equation.3" ShapeID="_x0000_i1041" DrawAspect="Content" ObjectID="_1775769299" r:id="rId37"/>
+                <o:OLEObject Type="Embed" ProgID="Equation.3" ShapeID="_x0000_i1041" DrawAspect="Content" ObjectID="_1775776749" r:id="rId37"/>
               </w:object>
             </w:r>
           </w:p>
@@ -2202,11 +2202,11 @@
               <w:rPr>
                 <w:position w:val="-24"/>
               </w:rPr>
-              <w:object w:dxaOrig="3200" w:dyaOrig="620" w14:anchorId="0CD0CF3E">
+              <w:object w:dxaOrig="3200" w:dyaOrig="620" w14:anchorId="76BD77C4">
                 <v:shape id="_x0000_i1042" type="#_x0000_t75" style="width:160.2pt;height:31.2pt" o:ole="">
                   <v:imagedata r:id="rId38" o:title=""/>
                 </v:shape>
-                <o:OLEObject Type="Embed" ProgID="Equation.3" ShapeID="_x0000_i1042" DrawAspect="Content" ObjectID="_1775769300" r:id="rId39"/>
+                <o:OLEObject Type="Embed" ProgID="Equation.3" ShapeID="_x0000_i1042" DrawAspect="Content" ObjectID="_1775776750" r:id="rId39"/>
               </w:object>
             </w:r>
           </w:p>
@@ -2283,11 +2283,11 @@
         <w:rPr>
           <w:position w:val="-10"/>
         </w:rPr>
-        <w:object w:dxaOrig="340" w:dyaOrig="340" w14:anchorId="0CD0CF3F">
+        <w:object w:dxaOrig="340" w:dyaOrig="340" w14:anchorId="76BD77C5">
           <v:shape id="_x0000_i1043" type="#_x0000_t75" style="width:16.8pt;height:16.8pt" o:ole="">
             <v:imagedata r:id="rId40" o:title=""/>
           </v:shape>
-          <o:OLEObject Type="Embed" ProgID="Equation.3" ShapeID="_x0000_i1043" DrawAspect="Content" ObjectID="_1775769301" r:id="rId41"/>
+          <o:OLEObject Type="Embed" ProgID="Equation.3" ShapeID="_x0000_i1043" DrawAspect="Content" ObjectID="_1775776751" r:id="rId41"/>
         </w:object>
       </w:r>
       <w:r>
@@ -2297,11 +2297,11 @@
         <w:rPr>
           <w:position w:val="-12"/>
         </w:rPr>
-        <w:object w:dxaOrig="340" w:dyaOrig="360" w14:anchorId="0CD0CF40">
+        <w:object w:dxaOrig="340" w:dyaOrig="360" w14:anchorId="76BD77C6">
           <v:shape id="_x0000_i1044" type="#_x0000_t75" style="width:16.8pt;height:18pt" o:ole="">
             <v:imagedata r:id="rId42" o:title=""/>
           </v:shape>
-          <o:OLEObject Type="Embed" ProgID="Equation.3" ShapeID="_x0000_i1044" DrawAspect="Content" ObjectID="_1775769302" r:id="rId43"/>
+          <o:OLEObject Type="Embed" ProgID="Equation.3" ShapeID="_x0000_i1044" DrawAspect="Content" ObjectID="_1775776752" r:id="rId43"/>
         </w:object>
       </w:r>
       <w:r>
@@ -2351,11 +2351,11 @@
         <w:rPr>
           <w:position w:val="-10"/>
         </w:rPr>
-        <w:object w:dxaOrig="340" w:dyaOrig="340" w14:anchorId="0CD0CF41">
+        <w:object w:dxaOrig="340" w:dyaOrig="340" w14:anchorId="76BD77C7">
           <v:shape id="_x0000_i1045" type="#_x0000_t75" style="width:16.8pt;height:16.8pt" o:ole="">
             <v:imagedata r:id="rId40" o:title=""/>
           </v:shape>
-          <o:OLEObject Type="Embed" ProgID="Equation.3" ShapeID="_x0000_i1045" DrawAspect="Content" ObjectID="_1775769303" r:id="rId44"/>
+          <o:OLEObject Type="Embed" ProgID="Equation.3" ShapeID="_x0000_i1045" DrawAspect="Content" ObjectID="_1775776753" r:id="rId44"/>
         </w:object>
       </w:r>
       <w:r>
@@ -2365,11 +2365,11 @@
         <w:rPr>
           <w:position w:val="-12"/>
         </w:rPr>
-        <w:object w:dxaOrig="340" w:dyaOrig="360" w14:anchorId="0CD0CF42">
+        <w:object w:dxaOrig="340" w:dyaOrig="360" w14:anchorId="76BD77C8">
           <v:shape id="_x0000_i1046" type="#_x0000_t75" style="width:16.8pt;height:18pt" o:ole="">
             <v:imagedata r:id="rId42" o:title=""/>
           </v:shape>
-          <o:OLEObject Type="Embed" ProgID="Equation.3" ShapeID="_x0000_i1046" DrawAspect="Content" ObjectID="_1775769304" r:id="rId45"/>
+          <o:OLEObject Type="Embed" ProgID="Equation.3" ShapeID="_x0000_i1046" DrawAspect="Content" ObjectID="_1775776754" r:id="rId45"/>
         </w:object>
       </w:r>
       <w:r>
@@ -2712,11 +2712,11 @@
               <w:rPr>
                 <w:position w:val="-6"/>
               </w:rPr>
-              <w:object w:dxaOrig="1980" w:dyaOrig="320" w14:anchorId="0CD0CF43">
+              <w:object w:dxaOrig="1980" w:dyaOrig="320" w14:anchorId="76BD77C9">
                 <v:shape id="_x0000_i1047" type="#_x0000_t75" style="width:99pt;height:16.2pt" o:ole="">
                   <v:imagedata r:id="rId46" o:title=""/>
                 </v:shape>
-                <o:OLEObject Type="Embed" ProgID="Equation.3" ShapeID="_x0000_i1047" DrawAspect="Content" ObjectID="_1775769305" r:id="rId47"/>
+                <o:OLEObject Type="Embed" ProgID="Equation.3" ShapeID="_x0000_i1047" DrawAspect="Content" ObjectID="_1775776755" r:id="rId47"/>
               </w:object>
             </w:r>
           </w:p>
@@ -2784,11 +2784,11 @@
         <w:rPr>
           <w:position w:val="-30"/>
         </w:rPr>
-        <w:object w:dxaOrig="1980" w:dyaOrig="700" w14:anchorId="0CD0CF44">
+        <w:object w:dxaOrig="1980" w:dyaOrig="700" w14:anchorId="76BD77CA">
           <v:shape id="_x0000_i1048" type="#_x0000_t75" style="width:87.6pt;height:31.2pt" o:ole="">
             <v:imagedata r:id="rId48" o:title=""/>
           </v:shape>
-          <o:OLEObject Type="Embed" ProgID="Equation.3" ShapeID="_x0000_i1048" DrawAspect="Content" ObjectID="_1775769306" r:id="rId49"/>
+          <o:OLEObject Type="Embed" ProgID="Equation.3" ShapeID="_x0000_i1048" DrawAspect="Content" ObjectID="_1775776756" r:id="rId49"/>
         </w:object>
       </w:r>
       <w:r>
@@ -2798,11 +2798,11 @@
         <w:rPr>
           <w:position w:val="-30"/>
         </w:rPr>
-        <w:object w:dxaOrig="880" w:dyaOrig="700" w14:anchorId="0CD0CF45">
+        <w:object w:dxaOrig="880" w:dyaOrig="700" w14:anchorId="76BD77CB">
           <v:shape id="_x0000_i1049" type="#_x0000_t75" style="width:36.6pt;height:28.8pt" o:ole="">
             <v:imagedata r:id="rId50" o:title=""/>
           </v:shape>
-          <o:OLEObject Type="Embed" ProgID="Equation.3" ShapeID="_x0000_i1049" DrawAspect="Content" ObjectID="_1775769307" r:id="rId51"/>
+          <o:OLEObject Type="Embed" ProgID="Equation.3" ShapeID="_x0000_i1049" DrawAspect="Content" ObjectID="_1775776757" r:id="rId51"/>
         </w:object>
       </w:r>
       <w:r>
@@ -2831,11 +2831,11 @@
               <w:rPr>
                 <w:position w:val="-34"/>
               </w:rPr>
-              <w:object w:dxaOrig="7260" w:dyaOrig="800" w14:anchorId="0CD0CF46">
+              <w:object w:dxaOrig="7260" w:dyaOrig="800" w14:anchorId="76BD77CC">
                 <v:shape id="_x0000_i1050" type="#_x0000_t75" style="width:346.2pt;height:38.4pt" o:ole="">
                   <v:imagedata r:id="rId52" o:title=""/>
                 </v:shape>
-                <o:OLEObject Type="Embed" ProgID="Equation.3" ShapeID="_x0000_i1050" DrawAspect="Content" ObjectID="_1775769308" r:id="rId53"/>
+                <o:OLEObject Type="Embed" ProgID="Equation.3" ShapeID="_x0000_i1050" DrawAspect="Content" ObjectID="_1775776758" r:id="rId53"/>
               </w:object>
             </w:r>
           </w:p>
@@ -2988,11 +2988,11 @@
               <w:rPr>
                 <w:position w:val="-24"/>
               </w:rPr>
-              <w:object w:dxaOrig="2079" w:dyaOrig="639" w14:anchorId="0CD0CF47">
+              <w:object w:dxaOrig="2079" w:dyaOrig="639" w14:anchorId="76BD77CD">
                 <v:shape id="_x0000_i1051" type="#_x0000_t75" style="width:93.6pt;height:28.8pt" o:ole="">
                   <v:imagedata r:id="rId54" o:title=""/>
                 </v:shape>
-                <o:OLEObject Type="Embed" ProgID="Equation.3" ShapeID="_x0000_i1051" DrawAspect="Content" ObjectID="_1775769309" r:id="rId55"/>
+                <o:OLEObject Type="Embed" ProgID="Equation.3" ShapeID="_x0000_i1051" DrawAspect="Content" ObjectID="_1775776759" r:id="rId55"/>
               </w:object>
             </w:r>
           </w:p>
@@ -3030,11 +3030,11 @@
         <w:rPr>
           <w:position w:val="-6"/>
         </w:rPr>
-        <w:object w:dxaOrig="920" w:dyaOrig="320" w14:anchorId="0CD0CF48">
+        <w:object w:dxaOrig="920" w:dyaOrig="320" w14:anchorId="76BD77CE">
           <v:shape id="_x0000_i1052" type="#_x0000_t75" style="width:40.2pt;height:13.8pt" o:ole="">
             <v:imagedata r:id="rId56" o:title=""/>
           </v:shape>
-          <o:OLEObject Type="Embed" ProgID="Equation.3" ShapeID="_x0000_i1052" DrawAspect="Content" ObjectID="_1775769310" r:id="rId57"/>
+          <o:OLEObject Type="Embed" ProgID="Equation.3" ShapeID="_x0000_i1052" DrawAspect="Content" ObjectID="_1775776760" r:id="rId57"/>
         </w:object>
       </w:r>
       <w:r>
@@ -3098,11 +3098,11 @@
               <w:rPr>
                 <w:position w:val="-24"/>
               </w:rPr>
-              <w:object w:dxaOrig="700" w:dyaOrig="620" w14:anchorId="0CD0CF49">
+              <w:object w:dxaOrig="700" w:dyaOrig="620" w14:anchorId="76BD77CF">
                 <v:shape id="_x0000_i1053" type="#_x0000_t75" style="width:34.8pt;height:31.2pt" o:ole="">
                   <v:imagedata r:id="rId58" o:title=""/>
                 </v:shape>
-                <o:OLEObject Type="Embed" ProgID="Equation.3" ShapeID="_x0000_i1053" DrawAspect="Content" ObjectID="_1775769311" r:id="rId59"/>
+                <o:OLEObject Type="Embed" ProgID="Equation.3" ShapeID="_x0000_i1053" DrawAspect="Content" ObjectID="_1775776761" r:id="rId59"/>
               </w:object>
             </w:r>
           </w:p>
@@ -3143,11 +3143,11 @@
         <w:rPr>
           <w:position w:val="-30"/>
         </w:rPr>
-        <w:object w:dxaOrig="1300" w:dyaOrig="700" w14:anchorId="0CD0CF4A">
+        <w:object w:dxaOrig="1300" w:dyaOrig="700" w14:anchorId="76BD77D0">
           <v:shape id="_x0000_i1054" type="#_x0000_t75" style="width:60pt;height:32.4pt" o:ole="">
             <v:imagedata r:id="rId60" o:title=""/>
           </v:shape>
-          <o:OLEObject Type="Embed" ProgID="Equation.3" ShapeID="_x0000_i1054" DrawAspect="Content" ObjectID="_1775769312" r:id="rId61"/>
+          <o:OLEObject Type="Embed" ProgID="Equation.3" ShapeID="_x0000_i1054" DrawAspect="Content" ObjectID="_1775776762" r:id="rId61"/>
         </w:object>
       </w:r>
       <w:r>
@@ -3172,11 +3172,11 @@
         <w:rPr>
           <w:position w:val="-24"/>
         </w:rPr>
-        <w:object w:dxaOrig="1120" w:dyaOrig="639" w14:anchorId="0CD0CF4B">
+        <w:object w:dxaOrig="1120" w:dyaOrig="639" w14:anchorId="76BD77D1">
           <v:shape id="_x0000_i1055" type="#_x0000_t75" style="width:55.8pt;height:31.8pt" o:ole="">
             <v:imagedata r:id="rId62" o:title=""/>
           </v:shape>
-          <o:OLEObject Type="Embed" ProgID="Equation.3" ShapeID="_x0000_i1055" DrawAspect="Content" ObjectID="_1775769313" r:id="rId63"/>
+          <o:OLEObject Type="Embed" ProgID="Equation.3" ShapeID="_x0000_i1055" DrawAspect="Content" ObjectID="_1775776763" r:id="rId63"/>
         </w:object>
       </w:r>
       <w:r>
@@ -3186,11 +3186,11 @@
         <w:rPr>
           <w:position w:val="-30"/>
         </w:rPr>
-        <w:object w:dxaOrig="1800" w:dyaOrig="700" w14:anchorId="0CD0CF4C">
+        <w:object w:dxaOrig="1800" w:dyaOrig="700" w14:anchorId="76BD77D2">
           <v:shape id="_x0000_i1056" type="#_x0000_t75" style="width:90pt;height:34.8pt" o:ole="">
             <v:imagedata r:id="rId64" o:title=""/>
           </v:shape>
-          <o:OLEObject Type="Embed" ProgID="Equation.3" ShapeID="_x0000_i1056" DrawAspect="Content" ObjectID="_1775769314" r:id="rId65"/>
+          <o:OLEObject Type="Embed" ProgID="Equation.3" ShapeID="_x0000_i1056" DrawAspect="Content" ObjectID="_1775776764" r:id="rId65"/>
         </w:object>
       </w:r>
       <w:r>
@@ -3249,7 +3249,7 @@
         <mc:AlternateContent>
           <mc:Choice Requires="wps">
             <w:drawing>
-              <wp:anchor distT="0" distB="0" distL="114300" distR="114300" simplePos="0" relativeHeight="251657728" behindDoc="0" locked="0" layoutInCell="0" allowOverlap="0" wp14:anchorId="0CD0CF4D" wp14:editId="0CD0CF4E">
+              <wp:anchor distT="0" distB="0" distL="114300" distR="114300" simplePos="0" relativeHeight="251657728" behindDoc="0" locked="0" layoutInCell="0" allowOverlap="0" wp14:anchorId="76BD77D3" wp14:editId="76BD77D4">
                 <wp:simplePos x="0" y="0"/>
                 <wp:positionH relativeFrom="margin">
                   <wp:align>center</wp:align>
@@ -3308,7 +3308,7 @@
                                 <w:lang w:eastAsia="en-US"/>
                               </w:rPr>
                               <w:drawing>
-                                <wp:inline distT="0" distB="0" distL="0" distR="0" wp14:anchorId="0CD0CF61" wp14:editId="0CD0CF62">
+                                <wp:inline distT="0" distB="0" distL="0" distR="0" wp14:anchorId="76BD77E7" wp14:editId="76BD77E8">
                                   <wp:extent cx="5227320" cy="2621280"/>
                                   <wp:effectExtent l="0" t="0" r="0" b="7620"/>
                                   <wp:docPr id="36" name="Picture 36" descr="Can_T=0_be_reached"/>
@@ -3416,7 +3416,7 @@
           </mc:Choice>
           <mc:Fallback>
             <w:pict>
-              <v:shapetype w14:anchorId="0CD0CF4D" id="_x0000_t202" coordsize="21600,21600" o:spt="202" path="m,l,21600r21600,l21600,xe">
+              <v:shapetype w14:anchorId="76BD77D3" id="_x0000_t202" coordsize="21600,21600" o:spt="202" path="m,l,21600r21600,l21600,xe">
                 <v:stroke joinstyle="miter"/>
                 <v:path gradientshapeok="t" o:connecttype="rect"/>
               </v:shapetype>
@@ -3432,7 +3432,7 @@
                           <w:lang w:eastAsia="en-US"/>
                         </w:rPr>
                         <w:drawing>
-                          <wp:inline distT="0" distB="0" distL="0" distR="0" wp14:anchorId="0CD0CF61" wp14:editId="0CD0CF62">
+                          <wp:inline distT="0" distB="0" distL="0" distR="0" wp14:anchorId="76BD77E7" wp14:editId="76BD77E8">
                             <wp:extent cx="5227320" cy="2621280"/>
                             <wp:effectExtent l="0" t="0" r="0" b="7620"/>
                             <wp:docPr id="36" name="Picture 36" descr="Can_T=0_be_reached"/>
@@ -3542,11 +3542,11 @@
         <w:rPr>
           <w:position w:val="-30"/>
         </w:rPr>
-        <w:object w:dxaOrig="1400" w:dyaOrig="700" w14:anchorId="0CD0CF4F">
+        <w:object w:dxaOrig="1400" w:dyaOrig="700" w14:anchorId="76BD77D5">
           <v:shape id="_x0000_i1057" type="#_x0000_t75" style="width:64.2pt;height:31.8pt" o:ole="">
             <v:imagedata r:id="rId67" o:title=""/>
           </v:shape>
-          <o:OLEObject Type="Embed" ProgID="Equation.3" ShapeID="_x0000_i1057" DrawAspect="Content" ObjectID="_1775769315" r:id="rId68"/>
+          <o:OLEObject Type="Embed" ProgID="Equation.3" ShapeID="_x0000_i1057" DrawAspect="Content" ObjectID="_1775776765" r:id="rId68"/>
         </w:object>
       </w:r>
       <w:r>
@@ -3589,11 +3589,11 @@
         <w:rPr>
           <w:position w:val="-30"/>
         </w:rPr>
-        <w:object w:dxaOrig="1420" w:dyaOrig="700" w14:anchorId="0CD0CF50">
+        <w:object w:dxaOrig="1420" w:dyaOrig="700" w14:anchorId="76BD77D6">
           <v:shape id="_x0000_i1058" type="#_x0000_t75" style="width:65.4pt;height:32.4pt" o:ole="">
             <v:imagedata r:id="rId69" o:title=""/>
           </v:shape>
-          <o:OLEObject Type="Embed" ProgID="Equation.3" ShapeID="_x0000_i1058" DrawAspect="Content" ObjectID="_1775769316" r:id="rId70"/>
+          <o:OLEObject Type="Embed" ProgID="Equation.3" ShapeID="_x0000_i1058" DrawAspect="Content" ObjectID="_1775776766" r:id="rId70"/>
         </w:object>
       </w:r>
       <w:r>
